--- a/doc/doc_usuario_l10n_do_accounting.docx
+++ b/doc/doc_usuario_l10n_do_accounting.docx
@@ -1088,6 +1088,110 @@
     </w:p>
     <w:p>
       <w:pPr>
+        <w:jc w:val="center"/>
+      </w:pPr>
+      <w:r>
+        <w:drawing>
+          <wp:inline xmlns:a="http://schemas.openxmlformats.org/drawingml/2006/main" xmlns:pic="http://schemas.openxmlformats.org/drawingml/2006/picture">
+            <wp:extent cx="5029200" cy="3143250"/>
+            <wp:docPr id="2" name="Picture 2"/>
+            <wp:cNvGraphicFramePr>
+              <a:graphicFrameLocks noChangeAspect="1"/>
+            </wp:cNvGraphicFramePr>
+            <a:graphic>
+              <a:graphicData uri="http://schemas.openxmlformats.org/drawingml/2006/picture">
+                <pic:pic>
+                  <pic:nvPicPr>
+                    <pic:cNvPr id="0" name="02_02_module_install_button.png"/>
+                    <pic:cNvPicPr/>
+                  </pic:nvPicPr>
+                  <pic:blipFill>
+                    <a:blip r:embed="rId9"/>
+                    <a:stretch>
+                      <a:fillRect/>
+                    </a:stretch>
+                  </pic:blipFill>
+                  <pic:spPr>
+                    <a:xfrm>
+                      <a:off x="0" y="0"/>
+                      <a:ext cx="5029200" cy="3143250"/>
+                    </a:xfrm>
+                    <a:prstGeom prst="rect"/>
+                  </pic:spPr>
+                </pic:pic>
+              </a:graphicData>
+            </a:graphic>
+          </wp:inline>
+        </w:drawing>
+      </w:r>
+    </w:p>
+    <w:p>
+      <w:pPr>
+        <w:jc w:val="center"/>
+      </w:pPr>
+      <w:r>
+        <w:rPr>
+          <w:i/>
+          <w:color w:val="707070"/>
+          <w:sz w:val="18"/>
+        </w:rPr>
+        <w:t>Búsqueda del módulo 'Fiscal Accounting (Rep. Dominicana)' en la tienda de aplicaciones</w:t>
+      </w:r>
+    </w:p>
+    <w:p>
+      <w:pPr>
+        <w:jc w:val="center"/>
+      </w:pPr>
+      <w:r>
+        <w:drawing>
+          <wp:inline xmlns:a="http://schemas.openxmlformats.org/drawingml/2006/main" xmlns:pic="http://schemas.openxmlformats.org/drawingml/2006/picture">
+            <wp:extent cx="5029200" cy="3143250"/>
+            <wp:docPr id="1" name="Picture 1"/>
+            <wp:cNvGraphicFramePr>
+              <a:graphicFrameLocks noChangeAspect="1"/>
+            </wp:cNvGraphicFramePr>
+            <a:graphic>
+              <a:graphicData uri="http://schemas.openxmlformats.org/drawingml/2006/picture">
+                <pic:pic>
+                  <pic:nvPicPr>
+                    <pic:cNvPr id="0" name="02_02_module_install_button.png"/>
+                    <pic:cNvPicPr/>
+                  </pic:nvPicPr>
+                  <pic:blipFill>
+                    <a:blip r:embed="rId9"/>
+                    <a:stretch>
+                      <a:fillRect/>
+                    </a:stretch>
+                  </pic:blipFill>
+                  <pic:spPr>
+                    <a:xfrm>
+                      <a:off x="0" y="0"/>
+                      <a:ext cx="5029200" cy="3143250"/>
+                    </a:xfrm>
+                    <a:prstGeom prst="rect"/>
+                  </pic:spPr>
+                </pic:pic>
+              </a:graphicData>
+            </a:graphic>
+          </wp:inline>
+        </w:drawing>
+      </w:r>
+    </w:p>
+    <w:p>
+      <w:pPr>
+        <w:jc w:val="center"/>
+      </w:pPr>
+      <w:r>
+        <w:rPr>
+          <w:i/>
+          <w:color w:val="707070"/>
+          <w:sz w:val="18"/>
+        </w:rPr>
+        <w:t>Módulo instalado — estado confirmado en la tienda de aplicaciones</w:t>
+      </w:r>
+    </w:p>
+    <w:p>
+      <w:pPr>
         <w:pStyle w:val="Heading1"/>
         <w:jc w:val="left"/>
       </w:pPr>
@@ -1235,6 +1339,58 @@
     </w:p>
     <w:p>
       <w:pPr>
+        <w:jc w:val="center"/>
+      </w:pPr>
+      <w:r>
+        <w:drawing>
+          <wp:inline xmlns:a="http://schemas.openxmlformats.org/drawingml/2006/main" xmlns:pic="http://schemas.openxmlformats.org/drawingml/2006/picture">
+            <wp:extent cx="5029200" cy="3143250"/>
+            <wp:docPr id="3" name="Picture 3"/>
+            <wp:cNvGraphicFramePr>
+              <a:graphicFrameLocks noChangeAspect="1"/>
+            </wp:cNvGraphicFramePr>
+            <a:graphic>
+              <a:graphicData uri="http://schemas.openxmlformats.org/drawingml/2006/picture">
+                <pic:pic>
+                  <pic:nvPicPr>
+                    <pic:cNvPr id="0" name="03_01_company_form.png"/>
+                    <pic:cNvPicPr/>
+                  </pic:nvPicPr>
+                  <pic:blipFill>
+                    <a:blip r:embed="rId10"/>
+                    <a:stretch>
+                      <a:fillRect/>
+                    </a:stretch>
+                  </pic:blipFill>
+                  <pic:spPr>
+                    <a:xfrm>
+                      <a:off x="0" y="0"/>
+                      <a:ext cx="5029200" cy="3143250"/>
+                    </a:xfrm>
+                    <a:prstGeom prst="rect"/>
+                  </pic:spPr>
+                </pic:pic>
+              </a:graphicData>
+            </a:graphic>
+          </wp:inline>
+        </w:drawing>
+      </w:r>
+    </w:p>
+    <w:p>
+      <w:pPr>
+        <w:jc w:val="center"/>
+      </w:pPr>
+      <w:r>
+        <w:rPr>
+          <w:i/>
+          <w:color w:val="707070"/>
+          <w:sz w:val="18"/>
+        </w:rPr>
+        <w:t>Formulario de configuración de la compañía con RNC dominicano</w:t>
+      </w:r>
+    </w:p>
+    <w:p>
+      <w:pPr>
         <w:pStyle w:val="Heading2"/>
         <w:jc w:val="left"/>
       </w:pPr>
@@ -1306,6 +1462,58 @@
           <w:sz w:val="19"/>
         </w:rPr>
         <w:t>Si el plan contable ya estaba configurado con anterioridad, no es necesario reinstalarlo. Omitir este paso si las cuentas contables dominicanas ya están presentes en el sistema.</w:t>
+      </w:r>
+    </w:p>
+    <w:p>
+      <w:pPr>
+        <w:jc w:val="center"/>
+      </w:pPr>
+      <w:r>
+        <w:drawing>
+          <wp:inline xmlns:a="http://schemas.openxmlformats.org/drawingml/2006/main" xmlns:pic="http://schemas.openxmlformats.org/drawingml/2006/picture">
+            <wp:extent cx="5029200" cy="3143250"/>
+            <wp:docPr id="4" name="Picture 4"/>
+            <wp:cNvGraphicFramePr>
+              <a:graphicFrameLocks noChangeAspect="1"/>
+            </wp:cNvGraphicFramePr>
+            <a:graphic>
+              <a:graphicData uri="http://schemas.openxmlformats.org/drawingml/2006/picture">
+                <pic:pic>
+                  <pic:nvPicPr>
+                    <pic:cNvPr id="0" name="03_02_accounting_settings_coa.png"/>
+                    <pic:cNvPicPr/>
+                  </pic:nvPicPr>
+                  <pic:blipFill>
+                    <a:blip r:embed="rId11"/>
+                    <a:stretch>
+                      <a:fillRect/>
+                    </a:stretch>
+                  </pic:blipFill>
+                  <pic:spPr>
+                    <a:xfrm>
+                      <a:off x="0" y="0"/>
+                      <a:ext cx="5029200" cy="3143250"/>
+                    </a:xfrm>
+                    <a:prstGeom prst="rect"/>
+                  </pic:spPr>
+                </pic:pic>
+              </a:graphicData>
+            </a:graphic>
+          </wp:inline>
+        </w:drawing>
+      </w:r>
+    </w:p>
+    <w:p>
+      <w:pPr>
+        <w:jc w:val="center"/>
+      </w:pPr>
+      <w:r>
+        <w:rPr>
+          <w:i/>
+          <w:color w:val="707070"/>
+          <w:sz w:val="18"/>
+        </w:rPr>
+        <w:t>Ajustes de Contabilidad mostrando el Plan Contable Dominicano activo</w:t>
       </w:r>
     </w:p>
     <w:p>
@@ -1841,6 +2049,110 @@
     <w:p/>
     <w:p>
       <w:pPr>
+        <w:jc w:val="center"/>
+      </w:pPr>
+      <w:r>
+        <w:drawing>
+          <wp:inline xmlns:a="http://schemas.openxmlformats.org/drawingml/2006/main" xmlns:pic="http://schemas.openxmlformats.org/drawingml/2006/picture">
+            <wp:extent cx="5029200" cy="3143250"/>
+            <wp:docPr id="6" name="Picture 6"/>
+            <wp:cNvGraphicFramePr>
+              <a:graphicFrameLocks noChangeAspect="1"/>
+            </wp:cNvGraphicFramePr>
+            <a:graphic>
+              <a:graphicData uri="http://schemas.openxmlformats.org/drawingml/2006/picture">
+                <pic:pic>
+                  <pic:nvPicPr>
+                    <pic:cNvPr id="0" name="03_03_contact_contribuyente.png"/>
+                    <pic:cNvPicPr/>
+                  </pic:nvPicPr>
+                  <pic:blipFill>
+                    <a:blip r:embed="rId13"/>
+                    <a:stretch>
+                      <a:fillRect/>
+                    </a:stretch>
+                  </pic:blipFill>
+                  <pic:spPr>
+                    <a:xfrm>
+                      <a:off x="0" y="0"/>
+                      <a:ext cx="5029200" cy="3143250"/>
+                    </a:xfrm>
+                    <a:prstGeom prst="rect"/>
+                  </pic:spPr>
+                </pic:pic>
+              </a:graphicData>
+            </a:graphic>
+          </wp:inline>
+        </w:drawing>
+      </w:r>
+    </w:p>
+    <w:p>
+      <w:pPr>
+        <w:jc w:val="center"/>
+      </w:pPr>
+      <w:r>
+        <w:rPr>
+          <w:i/>
+          <w:color w:val="707070"/>
+          <w:sz w:val="18"/>
+        </w:rPr>
+        <w:t>Contacto tipo Contribuyente Fiscal con RNC de 9 dígitos y tipo calculado automáticamente</w:t>
+      </w:r>
+    </w:p>
+    <w:p>
+      <w:pPr>
+        <w:jc w:val="center"/>
+      </w:pPr>
+      <w:r>
+        <w:drawing>
+          <wp:inline xmlns:a="http://schemas.openxmlformats.org/drawingml/2006/main" xmlns:pic="http://schemas.openxmlformats.org/drawingml/2006/picture">
+            <wp:extent cx="5029200" cy="3143250"/>
+            <wp:docPr id="5" name="Picture 5"/>
+            <wp:cNvGraphicFramePr>
+              <a:graphicFrameLocks noChangeAspect="1"/>
+            </wp:cNvGraphicFramePr>
+            <a:graphic>
+              <a:graphicData uri="http://schemas.openxmlformats.org/drawingml/2006/picture">
+                <pic:pic>
+                  <pic:nvPicPr>
+                    <pic:cNvPr id="0" name="03_03_contact_persona_fisica.png"/>
+                    <pic:cNvPicPr/>
+                  </pic:nvPicPr>
+                  <pic:blipFill>
+                    <a:blip r:embed="rId12"/>
+                    <a:stretch>
+                      <a:fillRect/>
+                    </a:stretch>
+                  </pic:blipFill>
+                  <pic:spPr>
+                    <a:xfrm>
+                      <a:off x="0" y="0"/>
+                      <a:ext cx="5029200" cy="3143250"/>
+                    </a:xfrm>
+                    <a:prstGeom prst="rect"/>
+                  </pic:spPr>
+                </pic:pic>
+              </a:graphicData>
+            </a:graphic>
+          </wp:inline>
+        </w:drawing>
+      </w:r>
+    </w:p>
+    <w:p>
+      <w:pPr>
+        <w:jc w:val="center"/>
+      </w:pPr>
+      <w:r>
+        <w:rPr>
+          <w:i/>
+          <w:color w:val="707070"/>
+          <w:sz w:val="18"/>
+        </w:rPr>
+        <w:t>Contacto tipo Persona Física con cédula de 11 dígitos</w:t>
+      </w:r>
+    </w:p>
+    <w:p>
+      <w:pPr>
         <w:pStyle w:val="Heading2"/>
         <w:jc w:val="left"/>
       </w:pPr>
@@ -2508,6 +2820,162 @@
     </w:p>
     <w:p>
       <w:pPr>
+        <w:jc w:val="center"/>
+      </w:pPr>
+      <w:r>
+        <w:drawing>
+          <wp:inline xmlns:a="http://schemas.openxmlformats.org/drawingml/2006/main" xmlns:pic="http://schemas.openxmlformats.org/drawingml/2006/picture">
+            <wp:extent cx="5029200" cy="3143250"/>
+            <wp:docPr id="9" name="Picture 9"/>
+            <wp:cNvGraphicFramePr>
+              <a:graphicFrameLocks noChangeAspect="1"/>
+            </wp:cNvGraphicFramePr>
+            <a:graphic>
+              <a:graphicData uri="http://schemas.openxmlformats.org/drawingml/2006/picture">
+                <pic:pic>
+                  <pic:nvPicPr>
+                    <pic:cNvPr id="0" name="03_04_ncf_batch_form.png"/>
+                    <pic:cNvPicPr/>
+                  </pic:nvPicPr>
+                  <pic:blipFill>
+                    <a:blip r:embed="rId14"/>
+                    <a:stretch>
+                      <a:fillRect/>
+                    </a:stretch>
+                  </pic:blipFill>
+                  <pic:spPr>
+                    <a:xfrm>
+                      <a:off x="0" y="0"/>
+                      <a:ext cx="5029200" cy="3143250"/>
+                    </a:xfrm>
+                    <a:prstGeom prst="rect"/>
+                  </pic:spPr>
+                </pic:pic>
+              </a:graphicData>
+            </a:graphic>
+          </wp:inline>
+        </w:drawing>
+      </w:r>
+    </w:p>
+    <w:p>
+      <w:pPr>
+        <w:jc w:val="center"/>
+      </w:pPr>
+      <w:r>
+        <w:rPr>
+          <w:i/>
+          <w:color w:val="707070"/>
+          <w:sz w:val="18"/>
+        </w:rPr>
+        <w:t>Diario de Ventas con la opción 'Usar documentos' activada</w:t>
+      </w:r>
+    </w:p>
+    <w:p>
+      <w:pPr>
+        <w:jc w:val="center"/>
+      </w:pPr>
+      <w:r>
+        <w:drawing>
+          <wp:inline xmlns:a="http://schemas.openxmlformats.org/drawingml/2006/main" xmlns:pic="http://schemas.openxmlformats.org/drawingml/2006/picture">
+            <wp:extent cx="5029200" cy="3143250"/>
+            <wp:docPr id="8" name="Picture 8"/>
+            <wp:cNvGraphicFramePr>
+              <a:graphicFrameLocks noChangeAspect="1"/>
+            </wp:cNvGraphicFramePr>
+            <a:graphic>
+              <a:graphicData uri="http://schemas.openxmlformats.org/drawingml/2006/picture">
+                <pic:pic>
+                  <pic:nvPicPr>
+                    <pic:cNvPr id="0" name="03_04_ncf_batch_form.png"/>
+                    <pic:cNvPicPr/>
+                  </pic:nvPicPr>
+                  <pic:blipFill>
+                    <a:blip r:embed="rId14"/>
+                    <a:stretch>
+                      <a:fillRect/>
+                    </a:stretch>
+                  </pic:blipFill>
+                  <pic:spPr>
+                    <a:xfrm>
+                      <a:off x="0" y="0"/>
+                      <a:ext cx="5029200" cy="3143250"/>
+                    </a:xfrm>
+                    <a:prstGeom prst="rect"/>
+                  </pic:spPr>
+                </pic:pic>
+              </a:graphicData>
+            </a:graphic>
+          </wp:inline>
+        </w:drawing>
+      </w:r>
+    </w:p>
+    <w:p>
+      <w:pPr>
+        <w:jc w:val="center"/>
+      </w:pPr>
+      <w:r>
+        <w:rPr>
+          <w:i/>
+          <w:color w:val="707070"/>
+          <w:sz w:val="18"/>
+        </w:rPr>
+        <w:t>Pestaña 'Tipos de Documento' mostrando los tipos de comprobante disponibles</w:t>
+      </w:r>
+    </w:p>
+    <w:p>
+      <w:pPr>
+        <w:jc w:val="center"/>
+      </w:pPr>
+      <w:r>
+        <w:drawing>
+          <wp:inline xmlns:a="http://schemas.openxmlformats.org/drawingml/2006/main" xmlns:pic="http://schemas.openxmlformats.org/drawingml/2006/picture">
+            <wp:extent cx="5029200" cy="3143250"/>
+            <wp:docPr id="7" name="Picture 7"/>
+            <wp:cNvGraphicFramePr>
+              <a:graphicFrameLocks noChangeAspect="1"/>
+            </wp:cNvGraphicFramePr>
+            <a:graphic>
+              <a:graphicData uri="http://schemas.openxmlformats.org/drawingml/2006/picture">
+                <pic:pic>
+                  <pic:nvPicPr>
+                    <pic:cNvPr id="0" name="03_04_ncf_batch_form.png"/>
+                    <pic:cNvPicPr/>
+                  </pic:nvPicPr>
+                  <pic:blipFill>
+                    <a:blip r:embed="rId14"/>
+                    <a:stretch>
+                      <a:fillRect/>
+                    </a:stretch>
+                  </pic:blipFill>
+                  <pic:spPr>
+                    <a:xfrm>
+                      <a:off x="0" y="0"/>
+                      <a:ext cx="5029200" cy="3143250"/>
+                    </a:xfrm>
+                    <a:prstGeom prst="rect"/>
+                  </pic:spPr>
+                </pic:pic>
+              </a:graphicData>
+            </a:graphic>
+          </wp:inline>
+        </w:drawing>
+      </w:r>
+    </w:p>
+    <w:p>
+      <w:pPr>
+        <w:jc w:val="center"/>
+      </w:pPr>
+      <w:r>
+        <w:rPr>
+          <w:i/>
+          <w:color w:val="707070"/>
+          <w:sz w:val="18"/>
+        </w:rPr>
+        <w:t>Formulario de un Lote NCF con rango de secuencias y fechas de vigencia</w:t>
+      </w:r>
+    </w:p>
+    <w:p>
+      <w:pPr>
         <w:pStyle w:val="Heading1"/>
         <w:jc w:val="left"/>
       </w:pPr>
@@ -2878,6 +3346,162 @@
     <w:p/>
     <w:p>
       <w:pPr>
+        <w:jc w:val="center"/>
+      </w:pPr>
+      <w:r>
+        <w:drawing>
+          <wp:inline xmlns:a="http://schemas.openxmlformats.org/drawingml/2006/main" xmlns:pic="http://schemas.openxmlformats.org/drawingml/2006/picture">
+            <wp:extent cx="5029200" cy="3143250"/>
+            <wp:docPr id="12" name="Picture 12"/>
+            <wp:cNvGraphicFramePr>
+              <a:graphicFrameLocks noChangeAspect="1"/>
+            </wp:cNvGraphicFramePr>
+            <a:graphic>
+              <a:graphicData uri="http://schemas.openxmlformats.org/drawingml/2006/picture">
+                <pic:pic>
+                  <pic:nvPicPr>
+                    <pic:cNvPr id="0" name="04_02_invoice_draft_with_line.png"/>
+                    <pic:cNvPicPr/>
+                  </pic:nvPicPr>
+                  <pic:blipFill>
+                    <a:blip r:embed="rId16"/>
+                    <a:stretch>
+                      <a:fillRect/>
+                    </a:stretch>
+                  </pic:blipFill>
+                  <pic:spPr>
+                    <a:xfrm>
+                      <a:off x="0" y="0"/>
+                      <a:ext cx="5029200" cy="3143250"/>
+                    </a:xfrm>
+                    <a:prstGeom prst="rect"/>
+                  </pic:spPr>
+                </pic:pic>
+              </a:graphicData>
+            </a:graphic>
+          </wp:inline>
+        </w:drawing>
+      </w:r>
+    </w:p>
+    <w:p>
+      <w:pPr>
+        <w:jc w:val="center"/>
+      </w:pPr>
+      <w:r>
+        <w:rPr>
+          <w:i/>
+          <w:color w:val="707070"/>
+          <w:sz w:val="18"/>
+        </w:rPr>
+        <w:t>Nueva factura de venta con cliente seleccionado y tipo de documento asignado automáticamente</w:t>
+      </w:r>
+    </w:p>
+    <w:p>
+      <w:pPr>
+        <w:jc w:val="center"/>
+      </w:pPr>
+      <w:r>
+        <w:drawing>
+          <wp:inline xmlns:a="http://schemas.openxmlformats.org/drawingml/2006/main" xmlns:pic="http://schemas.openxmlformats.org/drawingml/2006/picture">
+            <wp:extent cx="5029200" cy="3143250"/>
+            <wp:docPr id="11" name="Picture 11"/>
+            <wp:cNvGraphicFramePr>
+              <a:graphicFrameLocks noChangeAspect="1"/>
+            </wp:cNvGraphicFramePr>
+            <a:graphic>
+              <a:graphicData uri="http://schemas.openxmlformats.org/drawingml/2006/picture">
+                <pic:pic>
+                  <pic:nvPicPr>
+                    <pic:cNvPr id="0" name="04_02_invoice_draft_with_line.png"/>
+                    <pic:cNvPicPr/>
+                  </pic:nvPicPr>
+                  <pic:blipFill>
+                    <a:blip r:embed="rId16"/>
+                    <a:stretch>
+                      <a:fillRect/>
+                    </a:stretch>
+                  </pic:blipFill>
+                  <pic:spPr>
+                    <a:xfrm>
+                      <a:off x="0" y="0"/>
+                      <a:ext cx="5029200" cy="3143250"/>
+                    </a:xfrm>
+                    <a:prstGeom prst="rect"/>
+                  </pic:spPr>
+                </pic:pic>
+              </a:graphicData>
+            </a:graphic>
+          </wp:inline>
+        </w:drawing>
+      </w:r>
+    </w:p>
+    <w:p>
+      <w:pPr>
+        <w:jc w:val="center"/>
+      </w:pPr>
+      <w:r>
+        <w:rPr>
+          <w:i/>
+          <w:color w:val="707070"/>
+          <w:sz w:val="18"/>
+        </w:rPr>
+        <w:t>Factura en estado borrador con línea de producto e ITBIS calculado</w:t>
+      </w:r>
+    </w:p>
+    <w:p>
+      <w:pPr>
+        <w:jc w:val="center"/>
+      </w:pPr>
+      <w:r>
+        <w:drawing>
+          <wp:inline xmlns:a="http://schemas.openxmlformats.org/drawingml/2006/main" xmlns:pic="http://schemas.openxmlformats.org/drawingml/2006/picture">
+            <wp:extent cx="5029200" cy="3143250"/>
+            <wp:docPr id="10" name="Picture 10"/>
+            <wp:cNvGraphicFramePr>
+              <a:graphicFrameLocks noChangeAspect="1"/>
+            </wp:cNvGraphicFramePr>
+            <a:graphic>
+              <a:graphicData uri="http://schemas.openxmlformats.org/drawingml/2006/picture">
+                <pic:pic>
+                  <pic:nvPicPr>
+                    <pic:cNvPr id="0" name="04_03_invoice_confirmed_with_ncf.png"/>
+                    <pic:cNvPicPr/>
+                  </pic:nvPicPr>
+                  <pic:blipFill>
+                    <a:blip r:embed="rId15"/>
+                    <a:stretch>
+                      <a:fillRect/>
+                    </a:stretch>
+                  </pic:blipFill>
+                  <pic:spPr>
+                    <a:xfrm>
+                      <a:off x="0" y="0"/>
+                      <a:ext cx="5029200" cy="3143250"/>
+                    </a:xfrm>
+                    <a:prstGeom prst="rect"/>
+                  </pic:spPr>
+                </pic:pic>
+              </a:graphicData>
+            </a:graphic>
+          </wp:inline>
+        </w:drawing>
+      </w:r>
+    </w:p>
+    <w:p>
+      <w:pPr>
+        <w:jc w:val="center"/>
+      </w:pPr>
+      <w:r>
+        <w:rPr>
+          <w:i/>
+          <w:color w:val="707070"/>
+          <w:sz w:val="18"/>
+        </w:rPr>
+        <w:t>Factura confirmada con el Número de Comprobante Fiscal (NCF) asignado automáticamente</w:t>
+      </w:r>
+    </w:p>
+    <w:p>
+      <w:pPr>
         <w:pStyle w:val="Heading1"/>
         <w:jc w:val="left"/>
       </w:pPr>
@@ -3015,6 +3639,58 @@
     </w:p>
     <w:p>
       <w:pPr>
+        <w:jc w:val="center"/>
+      </w:pPr>
+      <w:r>
+        <w:drawing>
+          <wp:inline xmlns:a="http://schemas.openxmlformats.org/drawingml/2006/main" xmlns:pic="http://schemas.openxmlformats.org/drawingml/2006/picture">
+            <wp:extent cx="5029200" cy="3143250"/>
+            <wp:docPr id="13" name="Picture 13"/>
+            <wp:cNvGraphicFramePr>
+              <a:graphicFrameLocks noChangeAspect="1"/>
+            </wp:cNvGraphicFramePr>
+            <a:graphic>
+              <a:graphicData uri="http://schemas.openxmlformats.org/drawingml/2006/picture">
+                <pic:pic>
+                  <pic:nvPicPr>
+                    <pic:cNvPr id="0" name="05_A_vendor_bill_contribuyente_ncf_field.png"/>
+                    <pic:cNvPicPr/>
+                  </pic:nvPicPr>
+                  <pic:blipFill>
+                    <a:blip r:embed="rId17"/>
+                    <a:stretch>
+                      <a:fillRect/>
+                    </a:stretch>
+                  </pic:blipFill>
+                  <pic:spPr>
+                    <a:xfrm>
+                      <a:off x="0" y="0"/>
+                      <a:ext cx="5029200" cy="3143250"/>
+                    </a:xfrm>
+                    <a:prstGeom prst="rect"/>
+                  </pic:spPr>
+                </pic:pic>
+              </a:graphicData>
+            </a:graphic>
+          </wp:inline>
+        </w:drawing>
+      </w:r>
+    </w:p>
+    <w:p>
+      <w:pPr>
+        <w:jc w:val="center"/>
+      </w:pPr>
+      <w:r>
+        <w:rPr>
+          <w:i/>
+          <w:color w:val="707070"/>
+          <w:sz w:val="18"/>
+        </w:rPr>
+        <w:t>Factura de compra de proveedor con RNC — campo NCF habilitado para ingreso manual</w:t>
+      </w:r>
+    </w:p>
+    <w:p>
+      <w:pPr>
         <w:pStyle w:val="Heading2"/>
         <w:jc w:val="left"/>
       </w:pPr>
@@ -3092,6 +3768,58 @@
       </w:pPr>
       <w:r>
         <w:t>Hacer clic en "Confirmar". El sistema asignará el NCF automáticamente.</w:t>
+      </w:r>
+    </w:p>
+    <w:p>
+      <w:pPr>
+        <w:jc w:val="center"/>
+      </w:pPr>
+      <w:r>
+        <w:drawing>
+          <wp:inline xmlns:a="http://schemas.openxmlformats.org/drawingml/2006/main" xmlns:pic="http://schemas.openxmlformats.org/drawingml/2006/picture">
+            <wp:extent cx="5029200" cy="3143250"/>
+            <wp:docPr id="14" name="Picture 14"/>
+            <wp:cNvGraphicFramePr>
+              <a:graphicFrameLocks noChangeAspect="1"/>
+            </wp:cNvGraphicFramePr>
+            <a:graphic>
+              <a:graphicData uri="http://schemas.openxmlformats.org/drawingml/2006/picture">
+                <pic:pic>
+                  <pic:nvPicPr>
+                    <pic:cNvPr id="0" name="05_A_vendor_bill_contribuyente_ncf_field.png"/>
+                    <pic:cNvPicPr/>
+                  </pic:nvPicPr>
+                  <pic:blipFill>
+                    <a:blip r:embed="rId17"/>
+                    <a:stretch>
+                      <a:fillRect/>
+                    </a:stretch>
+                  </pic:blipFill>
+                  <pic:spPr>
+                    <a:xfrm>
+                      <a:off x="0" y="0"/>
+                      <a:ext cx="5029200" cy="3143250"/>
+                    </a:xfrm>
+                    <a:prstGeom prst="rect"/>
+                  </pic:spPr>
+                </pic:pic>
+              </a:graphicData>
+            </a:graphic>
+          </wp:inline>
+        </w:drawing>
+      </w:r>
+    </w:p>
+    <w:p>
+      <w:pPr>
+        <w:jc w:val="center"/>
+      </w:pPr>
+      <w:r>
+        <w:rPr>
+          <w:i/>
+          <w:color w:val="707070"/>
+          <w:sz w:val="18"/>
+        </w:rPr>
+        <w:t>Factura de compra de proveedor informal — tipo B11 seleccionado automáticamente, NCF bloqueado</w:t>
       </w:r>
     </w:p>
     <w:p>
@@ -4177,6 +4905,110 @@
     <w:p/>
     <w:p>
       <w:pPr>
+        <w:jc w:val="center"/>
+      </w:pPr>
+      <w:r>
+        <w:drawing>
+          <wp:inline xmlns:a="http://schemas.openxmlformats.org/drawingml/2006/main" xmlns:pic="http://schemas.openxmlformats.org/drawingml/2006/picture">
+            <wp:extent cx="5029200" cy="3143250"/>
+            <wp:docPr id="16" name="Picture 16"/>
+            <wp:cNvGraphicFramePr>
+              <a:graphicFrameLocks noChangeAspect="1"/>
+            </wp:cNvGraphicFramePr>
+            <a:graphic>
+              <a:graphicData uri="http://schemas.openxmlformats.org/drawingml/2006/picture">
+                <pic:pic>
+                  <pic:nvPicPr>
+                    <pic:cNvPr id="0" name="06_01_invoice_for_credit_note.png"/>
+                    <pic:cNvPicPr/>
+                  </pic:nvPicPr>
+                  <pic:blipFill>
+                    <a:blip r:embed="rId19"/>
+                    <a:stretch>
+                      <a:fillRect/>
+                    </a:stretch>
+                  </pic:blipFill>
+                  <pic:spPr>
+                    <a:xfrm>
+                      <a:off x="0" y="0"/>
+                      <a:ext cx="5029200" cy="3143250"/>
+                    </a:xfrm>
+                    <a:prstGeom prst="rect"/>
+                  </pic:spPr>
+                </pic:pic>
+              </a:graphicData>
+            </a:graphic>
+          </wp:inline>
+        </w:drawing>
+      </w:r>
+    </w:p>
+    <w:p>
+      <w:pPr>
+        <w:jc w:val="center"/>
+      </w:pPr>
+      <w:r>
+        <w:rPr>
+          <w:i/>
+          <w:color w:val="707070"/>
+          <w:sz w:val="18"/>
+        </w:rPr>
+        <w:t>Factura publicada desde la cual se emitirá la nota de crédito</w:t>
+      </w:r>
+    </w:p>
+    <w:p>
+      <w:pPr>
+        <w:jc w:val="center"/>
+      </w:pPr>
+      <w:r>
+        <w:drawing>
+          <wp:inline xmlns:a="http://schemas.openxmlformats.org/drawingml/2006/main" xmlns:pic="http://schemas.openxmlformats.org/drawingml/2006/picture">
+            <wp:extent cx="5029200" cy="3143250"/>
+            <wp:docPr id="15" name="Picture 15"/>
+            <wp:cNvGraphicFramePr>
+              <a:graphicFrameLocks noChangeAspect="1"/>
+            </wp:cNvGraphicFramePr>
+            <a:graphic>
+              <a:graphicData uri="http://schemas.openxmlformats.org/drawingml/2006/picture">
+                <pic:pic>
+                  <pic:nvPicPr>
+                    <pic:cNvPr id="0" name="06_02_credit_note_dialog.png"/>
+                    <pic:cNvPicPr/>
+                  </pic:nvPicPr>
+                  <pic:blipFill>
+                    <a:blip r:embed="rId18"/>
+                    <a:stretch>
+                      <a:fillRect/>
+                    </a:stretch>
+                  </pic:blipFill>
+                  <pic:spPr>
+                    <a:xfrm>
+                      <a:off x="0" y="0"/>
+                      <a:ext cx="5029200" cy="3143250"/>
+                    </a:xfrm>
+                    <a:prstGeom prst="rect"/>
+                  </pic:spPr>
+                </pic:pic>
+              </a:graphicData>
+            </a:graphic>
+          </wp:inline>
+        </w:drawing>
+      </w:r>
+    </w:p>
+    <w:p>
+      <w:pPr>
+        <w:jc w:val="center"/>
+      </w:pPr>
+      <w:r>
+        <w:rPr>
+          <w:i/>
+          <w:color w:val="707070"/>
+          <w:sz w:val="18"/>
+        </w:rPr>
+        <w:t>Diálogo de creación de nota de crédito con campos de motivo y método</w:t>
+      </w:r>
+    </w:p>
+    <w:p>
+      <w:pPr>
         <w:pStyle w:val="Heading1"/>
         <w:jc w:val="left"/>
       </w:pPr>
@@ -4951,6 +5783,58 @@
     </w:p>
     <w:p>
       <w:pPr>
+        <w:jc w:val="center"/>
+      </w:pPr>
+      <w:r>
+        <w:drawing>
+          <wp:inline xmlns:a="http://schemas.openxmlformats.org/drawingml/2006/main" xmlns:pic="http://schemas.openxmlformats.org/drawingml/2006/picture">
+            <wp:extent cx="5029200" cy="3143250"/>
+            <wp:docPr id="17" name="Picture 17"/>
+            <wp:cNvGraphicFramePr>
+              <a:graphicFrameLocks noChangeAspect="1"/>
+            </wp:cNvGraphicFramePr>
+            <a:graphic>
+              <a:graphicData uri="http://schemas.openxmlformats.org/drawingml/2006/picture">
+                <pic:pic>
+                  <pic:nvPicPr>
+                    <pic:cNvPr id="0" name="08_01_cancel_dialog.png"/>
+                    <pic:cNvPicPr/>
+                  </pic:nvPicPr>
+                  <pic:blipFill>
+                    <a:blip r:embed="rId20"/>
+                    <a:stretch>
+                      <a:fillRect/>
+                    </a:stretch>
+                  </pic:blipFill>
+                  <pic:spPr>
+                    <a:xfrm>
+                      <a:off x="0" y="0"/>
+                      <a:ext cx="5029200" cy="3143250"/>
+                    </a:xfrm>
+                    <a:prstGeom prst="rect"/>
+                  </pic:spPr>
+                </pic:pic>
+              </a:graphicData>
+            </a:graphic>
+          </wp:inline>
+        </w:drawing>
+      </w:r>
+    </w:p>
+    <w:p>
+      <w:pPr>
+        <w:jc w:val="center"/>
+      </w:pPr>
+      <w:r>
+        <w:rPr>
+          <w:i/>
+          <w:color w:val="707070"/>
+          <w:sz w:val="18"/>
+        </w:rPr>
+        <w:t>Diálogo de cancelación con selección del Tipo de Anulación DGII</w:t>
+      </w:r>
+    </w:p>
+    <w:p>
+      <w:pPr>
         <w:pStyle w:val="Heading1"/>
         <w:jc w:val="left"/>
       </w:pPr>
@@ -5225,6 +6109,110 @@
     <w:p/>
     <w:p>
       <w:pPr>
+        <w:jc w:val="center"/>
+      </w:pPr>
+      <w:r>
+        <w:drawing>
+          <wp:inline xmlns:a="http://schemas.openxmlformats.org/drawingml/2006/main" xmlns:pic="http://schemas.openxmlformats.org/drawingml/2006/picture">
+            <wp:extent cx="5029200" cy="3143250"/>
+            <wp:docPr id="19" name="Picture 19"/>
+            <wp:cNvGraphicFramePr>
+              <a:graphicFrameLocks noChangeAspect="1"/>
+            </wp:cNvGraphicFramePr>
+            <a:graphic>
+              <a:graphicData uri="http://schemas.openxmlformats.org/drawingml/2006/picture">
+                <pic:pic>
+                  <pic:nvPicPr>
+                    <pic:cNvPr id="0" name="03_03_contact_contribuyente.png"/>
+                    <pic:cNvPicPr/>
+                  </pic:nvPicPr>
+                  <pic:blipFill>
+                    <a:blip r:embed="rId13"/>
+                    <a:stretch>
+                      <a:fillRect/>
+                    </a:stretch>
+                  </pic:blipFill>
+                  <pic:spPr>
+                    <a:xfrm>
+                      <a:off x="0" y="0"/>
+                      <a:ext cx="5029200" cy="3143250"/>
+                    </a:xfrm>
+                    <a:prstGeom prst="rect"/>
+                  </pic:spPr>
+                </pic:pic>
+              </a:graphicData>
+            </a:graphic>
+          </wp:inline>
+        </w:drawing>
+      </w:r>
+    </w:p>
+    <w:p>
+      <w:pPr>
+        <w:jc w:val="center"/>
+      </w:pPr>
+      <w:r>
+        <w:rPr>
+          <w:i/>
+          <w:color w:val="707070"/>
+          <w:sz w:val="18"/>
+        </w:rPr>
+        <w:t>Detalle de un Lote NCF con secuencias usadas, disponibles y estado</w:t>
+      </w:r>
+    </w:p>
+    <w:p>
+      <w:pPr>
+        <w:jc w:val="center"/>
+      </w:pPr>
+      <w:r>
+        <w:drawing>
+          <wp:inline xmlns:a="http://schemas.openxmlformats.org/drawingml/2006/main" xmlns:pic="http://schemas.openxmlformats.org/drawingml/2006/picture">
+            <wp:extent cx="5029200" cy="3143250"/>
+            <wp:docPr id="18" name="Picture 18"/>
+            <wp:cNvGraphicFramePr>
+              <a:graphicFrameLocks noChangeAspect="1"/>
+            </wp:cNvGraphicFramePr>
+            <a:graphic>
+              <a:graphicData uri="http://schemas.openxmlformats.org/drawingml/2006/picture">
+                <pic:pic>
+                  <pic:nvPicPr>
+                    <pic:cNvPr id="0" name="09_02_ncf_batch_list_all.png"/>
+                    <pic:cNvPicPr/>
+                  </pic:nvPicPr>
+                  <pic:blipFill>
+                    <a:blip r:embed="rId21"/>
+                    <a:stretch>
+                      <a:fillRect/>
+                    </a:stretch>
+                  </pic:blipFill>
+                  <pic:spPr>
+                    <a:xfrm>
+                      <a:off x="0" y="0"/>
+                      <a:ext cx="5029200" cy="3143250"/>
+                    </a:xfrm>
+                    <a:prstGeom prst="rect"/>
+                  </pic:spPr>
+                </pic:pic>
+              </a:graphicData>
+            </a:graphic>
+          </wp:inline>
+        </w:drawing>
+      </w:r>
+    </w:p>
+    <w:p>
+      <w:pPr>
+        <w:jc w:val="center"/>
+      </w:pPr>
+      <w:r>
+        <w:rPr>
+          <w:i/>
+          <w:color w:val="707070"/>
+          <w:sz w:val="18"/>
+        </w:rPr>
+        <w:t>Lista de todos los lotes NCF con su estado actual</w:t>
+      </w:r>
+    </w:p>
+    <w:p>
+      <w:pPr>
         <w:pStyle w:val="Heading2"/>
         <w:jc w:val="left"/>
       </w:pPr>
@@ -5676,6 +6664,58 @@
       </w:pPr>
       <w:r>
         <w:t>NCF de origen en notas de crédito y débito.</w:t>
+      </w:r>
+    </w:p>
+    <w:p>
+      <w:pPr>
+        <w:jc w:val="center"/>
+      </w:pPr>
+      <w:r>
+        <w:drawing>
+          <wp:inline xmlns:a="http://schemas.openxmlformats.org/drawingml/2006/main" xmlns:pic="http://schemas.openxmlformats.org/drawingml/2006/picture">
+            <wp:extent cx="5029200" cy="3143250"/>
+            <wp:docPr id="20" name="Picture 20"/>
+            <wp:cNvGraphicFramePr>
+              <a:graphicFrameLocks noChangeAspect="1"/>
+            </wp:cNvGraphicFramePr>
+            <a:graphic>
+              <a:graphicData uri="http://schemas.openxmlformats.org/drawingml/2006/picture">
+                <pic:pic>
+                  <pic:nvPicPr>
+                    <pic:cNvPr id="0" name="11_01_send_print_dialog.png"/>
+                    <pic:cNvPicPr/>
+                  </pic:nvPicPr>
+                  <pic:blipFill>
+                    <a:blip r:embed="rId22"/>
+                    <a:stretch>
+                      <a:fillRect/>
+                    </a:stretch>
+                  </pic:blipFill>
+                  <pic:spPr>
+                    <a:xfrm>
+                      <a:off x="0" y="0"/>
+                      <a:ext cx="5029200" cy="3143250"/>
+                    </a:xfrm>
+                    <a:prstGeom prst="rect"/>
+                  </pic:spPr>
+                </pic:pic>
+              </a:graphicData>
+            </a:graphic>
+          </wp:inline>
+        </w:drawing>
+      </w:r>
+    </w:p>
+    <w:p>
+      <w:pPr>
+        <w:jc w:val="center"/>
+      </w:pPr>
+      <w:r>
+        <w:rPr>
+          <w:i/>
+          <w:color w:val="707070"/>
+          <w:sz w:val="18"/>
+        </w:rPr>
+        <w:t>Opciones de envío e impresión de la factura fiscal</w:t>
       </w:r>
     </w:p>
     <w:p>
@@ -5972,6 +7012,110 @@
           <w:sz w:val="19"/>
         </w:rPr>
         <w:t>Por defecto, solo los usuarios con el rol de Administrador tienen asignados todos estos permisos. Se recomienda asignarlos de manera individual y controlada según las responsabilidades de cada usuario.</w:t>
+      </w:r>
+    </w:p>
+    <w:p>
+      <w:pPr>
+        <w:jc w:val="center"/>
+      </w:pPr>
+      <w:r>
+        <w:drawing>
+          <wp:inline xmlns:a="http://schemas.openxmlformats.org/drawingml/2006/main" xmlns:pic="http://schemas.openxmlformats.org/drawingml/2006/picture">
+            <wp:extent cx="5029200" cy="3143250"/>
+            <wp:docPr id="22" name="Picture 22"/>
+            <wp:cNvGraphicFramePr>
+              <a:graphicFrameLocks noChangeAspect="1"/>
+            </wp:cNvGraphicFramePr>
+            <a:graphic>
+              <a:graphicData uri="http://schemas.openxmlformats.org/drawingml/2006/picture">
+                <pic:pic>
+                  <pic:nvPicPr>
+                    <pic:cNvPr id="0" name="12_01_users_list.png"/>
+                    <pic:cNvPicPr/>
+                  </pic:nvPicPr>
+                  <pic:blipFill>
+                    <a:blip r:embed="rId24"/>
+                    <a:stretch>
+                      <a:fillRect/>
+                    </a:stretch>
+                  </pic:blipFill>
+                  <pic:spPr>
+                    <a:xfrm>
+                      <a:off x="0" y="0"/>
+                      <a:ext cx="5029200" cy="3143250"/>
+                    </a:xfrm>
+                    <a:prstGeom prst="rect"/>
+                  </pic:spPr>
+                </pic:pic>
+              </a:graphicData>
+            </a:graphic>
+          </wp:inline>
+        </w:drawing>
+      </w:r>
+    </w:p>
+    <w:p>
+      <w:pPr>
+        <w:jc w:val="center"/>
+      </w:pPr>
+      <w:r>
+        <w:rPr>
+          <w:i/>
+          <w:color w:val="707070"/>
+          <w:sz w:val="18"/>
+        </w:rPr>
+        <w:t>Lista de usuarios del sistema</w:t>
+      </w:r>
+    </w:p>
+    <w:p>
+      <w:pPr>
+        <w:jc w:val="center"/>
+      </w:pPr>
+      <w:r>
+        <w:drawing>
+          <wp:inline xmlns:a="http://schemas.openxmlformats.org/drawingml/2006/main" xmlns:pic="http://schemas.openxmlformats.org/drawingml/2006/picture">
+            <wp:extent cx="5029200" cy="3143250"/>
+            <wp:docPr id="21" name="Picture 21"/>
+            <wp:cNvGraphicFramePr>
+              <a:graphicFrameLocks noChangeAspect="1"/>
+            </wp:cNvGraphicFramePr>
+            <a:graphic>
+              <a:graphicData uri="http://schemas.openxmlformats.org/drawingml/2006/picture">
+                <pic:pic>
+                  <pic:nvPicPr>
+                    <pic:cNvPr id="0" name="12_02_user_form_permissions.png"/>
+                    <pic:cNvPicPr/>
+                  </pic:nvPicPr>
+                  <pic:blipFill>
+                    <a:blip r:embed="rId23"/>
+                    <a:stretch>
+                      <a:fillRect/>
+                    </a:stretch>
+                  </pic:blipFill>
+                  <pic:spPr>
+                    <a:xfrm>
+                      <a:off x="0" y="0"/>
+                      <a:ext cx="5029200" cy="3143250"/>
+                    </a:xfrm>
+                    <a:prstGeom prst="rect"/>
+                  </pic:spPr>
+                </pic:pic>
+              </a:graphicData>
+            </a:graphic>
+          </wp:inline>
+        </w:drawing>
+      </w:r>
+    </w:p>
+    <w:p>
+      <w:pPr>
+        <w:jc w:val="center"/>
+      </w:pPr>
+      <w:r>
+        <w:rPr>
+          <w:i/>
+          <w:color w:val="707070"/>
+          <w:sz w:val="18"/>
+        </w:rPr>
+        <w:t>Formulario de usuario mostrando los permisos fiscales disponibles</w:t>
       </w:r>
     </w:p>
     <w:p>

--- a/doc/doc_usuario_l10n_do_accounting.docx
+++ b/doc/doc_usuario_l10n_do_accounting.docx
@@ -47,7 +47,27 @@
           <w:lang w:val="es-DO"/>
         </w:rPr>
         <w:br/>
-        <w:t>República Dominicana — Odoo 19.0</w:t>
+        <w:t xml:space="preserve">República Dominicana — </w:t>
+      </w:r>
+      <w:proofErr w:type="spellStart"/>
+      <w:r>
+        <w:rPr>
+          <w:b/>
+          <w:color w:val="1F3864"/>
+          <w:sz w:val="32"/>
+          <w:lang w:val="es-DO"/>
+        </w:rPr>
+        <w:t>Odoo</w:t>
+      </w:r>
+      <w:proofErr w:type="spellEnd"/>
+      <w:r>
+        <w:rPr>
+          <w:b/>
+          <w:color w:val="1F3864"/>
+          <w:sz w:val="32"/>
+          <w:lang w:val="es-DO"/>
+        </w:rPr>
+        <w:t xml:space="preserve"> 19.0</w:t>
       </w:r>
     </w:p>
     <w:p>
@@ -115,13 +135,23 @@
             <w:shd w:val="clear" w:color="auto" w:fill="1F3864"/>
           </w:tcPr>
           <w:p>
+            <w:proofErr w:type="spellStart"/>
             <w:r>
               <w:rPr>
                 <w:b/>
                 <w:color w:val="FFFFFF"/>
                 <w:sz w:val="20"/>
               </w:rPr>
-              <w:t>Módulo:</w:t>
+              <w:t>Módulo</w:t>
+            </w:r>
+            <w:proofErr w:type="spellEnd"/>
+            <w:r>
+              <w:rPr>
+                <w:b/>
+                <w:color w:val="FFFFFF"/>
+                <w:sz w:val="20"/>
+              </w:rPr>
+              <w:t>:</w:t>
             </w:r>
           </w:p>
         </w:tc>
@@ -153,13 +183,41 @@
             <w:shd w:val="clear" w:color="auto" w:fill="1F3864"/>
           </w:tcPr>
           <w:p>
+            <w:proofErr w:type="spellStart"/>
             <w:r>
               <w:rPr>
                 <w:b/>
                 <w:color w:val="FFFFFF"/>
                 <w:sz w:val="20"/>
               </w:rPr>
-              <w:t>Versión del módulo:</w:t>
+              <w:t>Versión</w:t>
+            </w:r>
+            <w:proofErr w:type="spellEnd"/>
+            <w:r>
+              <w:rPr>
+                <w:b/>
+                <w:color w:val="FFFFFF"/>
+                <w:sz w:val="20"/>
+              </w:rPr>
+              <w:t xml:space="preserve"> del </w:t>
+            </w:r>
+            <w:proofErr w:type="spellStart"/>
+            <w:r>
+              <w:rPr>
+                <w:b/>
+                <w:color w:val="FFFFFF"/>
+                <w:sz w:val="20"/>
+              </w:rPr>
+              <w:t>módulo</w:t>
+            </w:r>
+            <w:proofErr w:type="spellEnd"/>
+            <w:r>
+              <w:rPr>
+                <w:b/>
+                <w:color w:val="FFFFFF"/>
+                <w:sz w:val="20"/>
+              </w:rPr>
+              <w:t>:</w:t>
             </w:r>
           </w:p>
         </w:tc>
@@ -185,13 +243,41 @@
             <w:shd w:val="clear" w:color="auto" w:fill="1F3864"/>
           </w:tcPr>
           <w:p>
+            <w:proofErr w:type="spellStart"/>
             <w:r>
               <w:rPr>
                 <w:b/>
                 <w:color w:val="FFFFFF"/>
                 <w:sz w:val="20"/>
               </w:rPr>
-              <w:t>Versión del documento:</w:t>
+              <w:t>Versión</w:t>
+            </w:r>
+            <w:proofErr w:type="spellEnd"/>
+            <w:r>
+              <w:rPr>
+                <w:b/>
+                <w:color w:val="FFFFFF"/>
+                <w:sz w:val="20"/>
+              </w:rPr>
+              <w:t xml:space="preserve"> del </w:t>
+            </w:r>
+            <w:proofErr w:type="spellStart"/>
+            <w:r>
+              <w:rPr>
+                <w:b/>
+                <w:color w:val="FFFFFF"/>
+                <w:sz w:val="20"/>
+              </w:rPr>
+              <w:t>documento</w:t>
+            </w:r>
+            <w:proofErr w:type="spellEnd"/>
+            <w:r>
+              <w:rPr>
+                <w:b/>
+                <w:color w:val="FFFFFF"/>
+                <w:sz w:val="20"/>
+              </w:rPr>
+              <w:t>:</w:t>
             </w:r>
           </w:p>
         </w:tc>
@@ -217,13 +303,41 @@
             <w:shd w:val="clear" w:color="auto" w:fill="1F3864"/>
           </w:tcPr>
           <w:p>
+            <w:proofErr w:type="spellStart"/>
             <w:r>
               <w:rPr>
                 <w:b/>
                 <w:color w:val="FFFFFF"/>
                 <w:sz w:val="20"/>
               </w:rPr>
-              <w:t>Elaborado por:</w:t>
+              <w:t>Elaborado</w:t>
+            </w:r>
+            <w:proofErr w:type="spellEnd"/>
+            <w:r>
+              <w:rPr>
+                <w:b/>
+                <w:color w:val="FFFFFF"/>
+                <w:sz w:val="20"/>
+              </w:rPr>
+              <w:t xml:space="preserve"> </w:t>
+            </w:r>
+            <w:proofErr w:type="spellStart"/>
+            <w:r>
+              <w:rPr>
+                <w:b/>
+                <w:color w:val="FFFFFF"/>
+                <w:sz w:val="20"/>
+              </w:rPr>
+              <w:t>por</w:t>
+            </w:r>
+            <w:proofErr w:type="spellEnd"/>
+            <w:r>
+              <w:rPr>
+                <w:b/>
+                <w:color w:val="FFFFFF"/>
+                <w:sz w:val="20"/>
+              </w:rPr>
+              <w:t>:</w:t>
             </w:r>
           </w:p>
         </w:tc>
@@ -249,13 +363,41 @@
             <w:shd w:val="clear" w:color="auto" w:fill="1F3864"/>
           </w:tcPr>
           <w:p>
+            <w:proofErr w:type="spellStart"/>
             <w:r>
               <w:rPr>
                 <w:b/>
                 <w:color w:val="FFFFFF"/>
                 <w:sz w:val="20"/>
               </w:rPr>
-              <w:t>Fecha de elaboración:</w:t>
+              <w:t>Fecha</w:t>
+            </w:r>
+            <w:proofErr w:type="spellEnd"/>
+            <w:r>
+              <w:rPr>
+                <w:b/>
+                <w:color w:val="FFFFFF"/>
+                <w:sz w:val="20"/>
+              </w:rPr>
+              <w:t xml:space="preserve"> de </w:t>
+            </w:r>
+            <w:proofErr w:type="spellStart"/>
+            <w:r>
+              <w:rPr>
+                <w:b/>
+                <w:color w:val="FFFFFF"/>
+                <w:sz w:val="20"/>
+              </w:rPr>
+              <w:t>elaboración</w:t>
+            </w:r>
+            <w:proofErr w:type="spellEnd"/>
+            <w:r>
+              <w:rPr>
+                <w:b/>
+                <w:color w:val="FFFFFF"/>
+                <w:sz w:val="20"/>
+              </w:rPr>
+              <w:t>:</w:t>
             </w:r>
           </w:p>
         </w:tc>
@@ -299,7 +441,27 @@
           <w:sz w:val="16"/>
           <w:lang w:val="es-DO"/>
         </w:rPr>
-        <w:t>Documento N.° LFL-USR-001</w:t>
+        <w:t xml:space="preserve">Documento </w:t>
+      </w:r>
+      <w:proofErr w:type="spellStart"/>
+      <w:r>
+        <w:rPr>
+          <w:i/>
+          <w:color w:val="707070"/>
+          <w:sz w:val="16"/>
+          <w:lang w:val="es-DO"/>
+        </w:rPr>
+        <w:t>N.°</w:t>
+      </w:r>
+      <w:proofErr w:type="spellEnd"/>
+      <w:r>
+        <w:rPr>
+          <w:i/>
+          <w:color w:val="707070"/>
+          <w:sz w:val="16"/>
+          <w:lang w:val="es-DO"/>
+        </w:rPr>
+        <w:t xml:space="preserve"> LFL-USR-001</w:t>
       </w:r>
     </w:p>
     <w:p>
@@ -426,6 +588,7 @@
           <w:lang w:val="es-DO"/>
         </w:rPr>
       </w:pPr>
+      <w:proofErr w:type="gramStart"/>
       <w:r>
         <w:rPr>
           <w:b/>
@@ -440,7 +603,15 @@
           <w:sz w:val="20"/>
           <w:lang w:val="es-DO"/>
         </w:rPr>
-        <w:t>Configuración de la Compañía</w:t>
+        <w:t>Configuración</w:t>
+      </w:r>
+      <w:proofErr w:type="gramEnd"/>
+      <w:r>
+        <w:rPr>
+          <w:sz w:val="20"/>
+          <w:lang w:val="es-DO"/>
+        </w:rPr>
+        <w:t xml:space="preserve"> de la Compañía</w:t>
       </w:r>
     </w:p>
     <w:p>
@@ -450,6 +621,7 @@
           <w:lang w:val="es-DO"/>
         </w:rPr>
       </w:pPr>
+      <w:proofErr w:type="gramStart"/>
       <w:r>
         <w:rPr>
           <w:b/>
@@ -464,7 +636,15 @@
           <w:sz w:val="20"/>
           <w:lang w:val="es-DO"/>
         </w:rPr>
-        <w:t>Verificación del Plan Contable</w:t>
+        <w:t>Verificación</w:t>
+      </w:r>
+      <w:proofErr w:type="gramEnd"/>
+      <w:r>
+        <w:rPr>
+          <w:sz w:val="20"/>
+          <w:lang w:val="es-DO"/>
+        </w:rPr>
+        <w:t xml:space="preserve"> del Plan Contable</w:t>
       </w:r>
     </w:p>
     <w:p>
@@ -474,6 +654,7 @@
           <w:lang w:val="es-DO"/>
         </w:rPr>
       </w:pPr>
+      <w:proofErr w:type="gramStart"/>
       <w:r>
         <w:rPr>
           <w:b/>
@@ -488,7 +669,15 @@
           <w:sz w:val="20"/>
           <w:lang w:val="es-DO"/>
         </w:rPr>
-        <w:t>Configuración de Contactos</w:t>
+        <w:t>Configuración</w:t>
+      </w:r>
+      <w:proofErr w:type="gramEnd"/>
+      <w:r>
+        <w:rPr>
+          <w:sz w:val="20"/>
+          <w:lang w:val="es-DO"/>
+        </w:rPr>
+        <w:t xml:space="preserve"> de Contactos</w:t>
       </w:r>
     </w:p>
     <w:p>
@@ -498,6 +687,7 @@
           <w:lang w:val="es-DO"/>
         </w:rPr>
       </w:pPr>
+      <w:proofErr w:type="gramStart"/>
       <w:r>
         <w:rPr>
           <w:b/>
@@ -512,7 +702,31 @@
           <w:sz w:val="20"/>
           <w:lang w:val="es-DO"/>
         </w:rPr>
-        <w:t>Configuración de Lotes de Comprobantes (NCF Batches)</w:t>
+        <w:t>Configuración</w:t>
+      </w:r>
+      <w:proofErr w:type="gramEnd"/>
+      <w:r>
+        <w:rPr>
+          <w:sz w:val="20"/>
+          <w:lang w:val="es-DO"/>
+        </w:rPr>
+        <w:t xml:space="preserve"> de Lotes de Comprobantes (NCF </w:t>
+      </w:r>
+      <w:proofErr w:type="spellStart"/>
+      <w:r>
+        <w:rPr>
+          <w:sz w:val="20"/>
+          <w:lang w:val="es-DO"/>
+        </w:rPr>
+        <w:t>Batches</w:t>
+      </w:r>
+      <w:proofErr w:type="spellEnd"/>
+      <w:r>
+        <w:rPr>
+          <w:sz w:val="20"/>
+          <w:lang w:val="es-DO"/>
+        </w:rPr>
+        <w:t>)</w:t>
       </w:r>
     </w:p>
     <w:p>
@@ -817,22 +1031,58 @@
         <w:rPr>
           <w:lang w:val="es-DO"/>
         </w:rPr>
-        <w:t>El presente manual constituye la guía oficial de instalación y uso del módulo de Comprobantes Fiscales Dominicanos (l10n_do_accounting) para la plataforma Odoo 19.0. Dicho módulo ha sido desarrollado para dar cumplimiento a las disposiciones de la Dirección General de Impuestos Internos (DGII) de la República Dominicana, específicamente a la Norma 06-18 que regula la emisión y control de los Números de Comprobante Fiscal (NCF) y los Comprobantes Fiscales Electrónicos (e-CF).</w:t>
-      </w:r>
-    </w:p>
-    <w:p>
-      <w:pPr>
-        <w:rPr>
-          <w:lang w:val="es-DO"/>
-        </w:rPr>
-      </w:pPr>
-    </w:p>
-    <w:p>
+        <w:t xml:space="preserve">El presente manual constituye la guía oficial de instalación y uso del módulo de Comprobantes Fiscales Dominicanos (l10n_do_accounting) para la plataforma </w:t>
+      </w:r>
+      <w:proofErr w:type="spellStart"/>
+      <w:r>
+        <w:rPr>
+          <w:lang w:val="es-DO"/>
+        </w:rPr>
+        <w:t>Odoo</w:t>
+      </w:r>
+      <w:proofErr w:type="spellEnd"/>
+      <w:r>
+        <w:rPr>
+          <w:lang w:val="es-DO"/>
+        </w:rPr>
+        <w:t xml:space="preserve"> 19.0. Dicho módulo ha sido desarrollado para dar cumplimiento a las disposiciones de la Dirección General de Impuestos Internos (DGII) de la República Dominicana, específicamente a la Norma 06-18 que regula la emisión y control de los Números de Comprobante Fiscal (NCF) y los Comprobantes Fiscales Electrónicos (e-CF).</w:t>
+      </w:r>
+    </w:p>
+    <w:p>
+      <w:pPr>
+        <w:rPr>
+          <w:lang w:val="es-DO"/>
+        </w:rPr>
+      </w:pPr>
+    </w:p>
+    <w:p>
+      <w:proofErr w:type="spellStart"/>
       <w:r>
         <w:rPr>
           <w:b/>
         </w:rPr>
-        <w:t>Alcance del módulo:</w:t>
+        <w:t>Alcance</w:t>
+      </w:r>
+      <w:proofErr w:type="spellEnd"/>
+      <w:r>
+        <w:rPr>
+          <w:b/>
+        </w:rPr>
+        <w:t xml:space="preserve"> del </w:t>
+      </w:r>
+      <w:proofErr w:type="spellStart"/>
+      <w:r>
+        <w:rPr>
+          <w:b/>
+        </w:rPr>
+        <w:t>módulo</w:t>
+      </w:r>
+      <w:proofErr w:type="spellEnd"/>
+      <w:r>
+        <w:rPr>
+          <w:b/>
+        </w:rPr>
+        <w:t>:</w:t>
       </w:r>
     </w:p>
     <w:p>
@@ -973,7 +1223,21 @@
         <w:rPr>
           <w:lang w:val="es-DO"/>
         </w:rPr>
-        <w:t>Las rutas de navegación se presentan en el formato: Menú → Sub-menú → Opción.</w:t>
+        <w:t xml:space="preserve">Las rutas de navegación se presentan en el formato: Menú → </w:t>
+      </w:r>
+      <w:proofErr w:type="spellStart"/>
+      <w:r>
+        <w:rPr>
+          <w:lang w:val="es-DO"/>
+        </w:rPr>
+        <w:t>Sub-menú</w:t>
+      </w:r>
+      <w:proofErr w:type="spellEnd"/>
+      <w:r>
+        <w:rPr>
+          <w:lang w:val="es-DO"/>
+        </w:rPr>
+        <w:t xml:space="preserve"> → Opción.</w:t>
       </w:r>
     </w:p>
     <w:p>
@@ -1099,6 +1363,7 @@
             <w:pPr>
               <w:jc w:val="center"/>
             </w:pPr>
+            <w:proofErr w:type="spellStart"/>
             <w:r>
               <w:rPr>
                 <w:b/>
@@ -1107,6 +1372,7 @@
               </w:rPr>
               <w:t>Requisito</w:t>
             </w:r>
+            <w:proofErr w:type="spellEnd"/>
           </w:p>
         </w:tc>
         <w:tc>
@@ -1118,6 +1384,7 @@
             <w:pPr>
               <w:jc w:val="center"/>
             </w:pPr>
+            <w:proofErr w:type="spellStart"/>
             <w:r>
               <w:rPr>
                 <w:b/>
@@ -1126,6 +1393,7 @@
               </w:rPr>
               <w:t>Descripción</w:t>
             </w:r>
+            <w:proofErr w:type="spellEnd"/>
           </w:p>
         </w:tc>
       </w:tr>
@@ -1155,12 +1423,37 @@
                 <w:lang w:val="es-DO"/>
               </w:rPr>
             </w:pPr>
+            <w:proofErr w:type="spellStart"/>
             <w:r>
               <w:rPr>
                 <w:sz w:val="18"/>
                 <w:lang w:val="es-DO"/>
               </w:rPr>
-              <w:t>Odoo 19.0 Community o Enterprise instalado y en funcionamiento.</w:t>
+              <w:t>Odoo</w:t>
+            </w:r>
+            <w:proofErr w:type="spellEnd"/>
+            <w:r>
+              <w:rPr>
+                <w:sz w:val="18"/>
+                <w:lang w:val="es-DO"/>
+              </w:rPr>
+              <w:t xml:space="preserve"> 19.0 </w:t>
+            </w:r>
+            <w:proofErr w:type="spellStart"/>
+            <w:r>
+              <w:rPr>
+                <w:sz w:val="18"/>
+                <w:lang w:val="es-DO"/>
+              </w:rPr>
+              <w:t>Community</w:t>
+            </w:r>
+            <w:proofErr w:type="spellEnd"/>
+            <w:r>
+              <w:rPr>
+                <w:sz w:val="18"/>
+                <w:lang w:val="es-DO"/>
+              </w:rPr>
+              <w:t xml:space="preserve"> o Enterprise instalado y en funcionamiento.</w:t>
             </w:r>
           </w:p>
         </w:tc>
@@ -1172,12 +1465,28 @@
             <w:shd w:val="clear" w:color="auto" w:fill="FFFFFF"/>
           </w:tcPr>
           <w:p>
-            <w:r>
-              <w:rPr>
-                <w:sz w:val="18"/>
-              </w:rPr>
-              <w:t>Módulo Contabilidad</w:t>
-            </w:r>
+            <w:proofErr w:type="spellStart"/>
+            <w:r>
+              <w:rPr>
+                <w:sz w:val="18"/>
+              </w:rPr>
+              <w:t>Módulo</w:t>
+            </w:r>
+            <w:proofErr w:type="spellEnd"/>
+            <w:r>
+              <w:rPr>
+                <w:sz w:val="18"/>
+              </w:rPr>
+              <w:t xml:space="preserve"> </w:t>
+            </w:r>
+            <w:proofErr w:type="spellStart"/>
+            <w:r>
+              <w:rPr>
+                <w:sz w:val="18"/>
+              </w:rPr>
+              <w:t>Contabilidad</w:t>
+            </w:r>
+            <w:proofErr w:type="spellEnd"/>
           </w:p>
         </w:tc>
         <w:tc>
@@ -1196,7 +1505,23 @@
                 <w:sz w:val="18"/>
                 <w:lang w:val="es-DO"/>
               </w:rPr>
-              <w:t>El módulo de Contabilidad (Accounting) debe estar instalado y activo.</w:t>
+              <w:t>El módulo de Contabilidad (</w:t>
+            </w:r>
+            <w:proofErr w:type="spellStart"/>
+            <w:r>
+              <w:rPr>
+                <w:sz w:val="18"/>
+                <w:lang w:val="es-DO"/>
+              </w:rPr>
+              <w:t>Accounting</w:t>
+            </w:r>
+            <w:proofErr w:type="spellEnd"/>
+            <w:r>
+              <w:rPr>
+                <w:sz w:val="18"/>
+                <w:lang w:val="es-DO"/>
+              </w:rPr>
+              <w:t>) debe estar instalado y activo.</w:t>
             </w:r>
           </w:p>
         </w:tc>
@@ -1212,8 +1537,16 @@
               <w:rPr>
                 <w:sz w:val="18"/>
               </w:rPr>
-              <w:t>País de la compañía</w:t>
-            </w:r>
+              <w:t xml:space="preserve">País de la </w:t>
+            </w:r>
+            <w:proofErr w:type="spellStart"/>
+            <w:r>
+              <w:rPr>
+                <w:sz w:val="18"/>
+              </w:rPr>
+              <w:t>compañía</w:t>
+            </w:r>
+            <w:proofErr w:type="spellEnd"/>
           </w:p>
         </w:tc>
         <w:tc>
@@ -1248,8 +1581,16 @@
               <w:rPr>
                 <w:sz w:val="18"/>
               </w:rPr>
-              <w:t>RNC de la compañía</w:t>
-            </w:r>
+              <w:t xml:space="preserve">RNC de la </w:t>
+            </w:r>
+            <w:proofErr w:type="spellStart"/>
+            <w:r>
+              <w:rPr>
+                <w:sz w:val="18"/>
+              </w:rPr>
+              <w:t>compañía</w:t>
+            </w:r>
+            <w:proofErr w:type="spellEnd"/>
           </w:p>
         </w:tc>
         <w:tc>
@@ -1293,8 +1634,16 @@
                 <w:sz w:val="18"/>
               </w:rPr>
               <w:lastRenderedPageBreak/>
-              <w:t>Rol de usuario</w:t>
-            </w:r>
+              <w:t xml:space="preserve">Rol de </w:t>
+            </w:r>
+            <w:proofErr w:type="spellStart"/>
+            <w:r>
+              <w:rPr>
+                <w:sz w:val="18"/>
+              </w:rPr>
+              <w:t>usuario</w:t>
+            </w:r>
+            <w:proofErr w:type="spellEnd"/>
           </w:p>
         </w:tc>
         <w:tc>
@@ -1331,8 +1680,21 @@
         <w:pStyle w:val="Heading2"/>
       </w:pPr>
       <w:r>
-        <w:t>2.2 Procedimiento de Instalación</w:t>
-      </w:r>
+        <w:t xml:space="preserve">2.2 </w:t>
+      </w:r>
+      <w:proofErr w:type="spellStart"/>
+      <w:r>
+        <w:t>Procedimiento</w:t>
+      </w:r>
+      <w:proofErr w:type="spellEnd"/>
+      <w:r>
+        <w:t xml:space="preserve"> de </w:t>
+      </w:r>
+      <w:proofErr w:type="spellStart"/>
+      <w:r>
+        <w:t>Instalación</w:t>
+      </w:r>
+      <w:proofErr w:type="spellEnd"/>
     </w:p>
     <w:p>
       <w:pPr>
@@ -1346,7 +1708,21 @@
         <w:rPr>
           <w:lang w:val="es-DO"/>
         </w:rPr>
-        <w:t>Iniciar sesión en Odoo con una cuenta de usuario con rol Administrador.</w:t>
+        <w:t xml:space="preserve">Iniciar sesión en </w:t>
+      </w:r>
+      <w:proofErr w:type="spellStart"/>
+      <w:r>
+        <w:rPr>
+          <w:lang w:val="es-DO"/>
+        </w:rPr>
+        <w:t>Odoo</w:t>
+      </w:r>
+      <w:proofErr w:type="spellEnd"/>
+      <w:r>
+        <w:rPr>
+          <w:lang w:val="es-DO"/>
+        </w:rPr>
+        <w:t xml:space="preserve"> con una cuenta de usuario con rol Administrador.</w:t>
       </w:r>
     </w:p>
     <w:p>
@@ -1397,7 +1773,21 @@
         <w:rPr>
           <w:lang w:val="es-DO"/>
         </w:rPr>
-        <w:t>En el resultado de la búsqueda, localizar el módulo "Fiscal Accounting (Rep. Dominicana)".</w:t>
+        <w:t xml:space="preserve">En el resultado de la búsqueda, localizar el módulo "Fiscal </w:t>
+      </w:r>
+      <w:proofErr w:type="spellStart"/>
+      <w:r>
+        <w:rPr>
+          <w:lang w:val="es-DO"/>
+        </w:rPr>
+        <w:t>Accounting</w:t>
+      </w:r>
+      <w:proofErr w:type="spellEnd"/>
+      <w:r>
+        <w:rPr>
+          <w:lang w:val="es-DO"/>
+        </w:rPr>
+        <w:t xml:space="preserve"> (Rep. Dominicana)".</w:t>
       </w:r>
     </w:p>
     <w:p>
@@ -1488,7 +1878,151 @@
           <w:color w:val="1F3864"/>
           <w:sz w:val="19"/>
         </w:rPr>
-        <w:t>No cerrar ni recargar el navegador durante el proceso.</w:t>
+        <w:t xml:space="preserve">No </w:t>
+      </w:r>
+      <w:proofErr w:type="spellStart"/>
+      <w:r>
+        <w:rPr>
+          <w:i/>
+          <w:color w:val="1F3864"/>
+          <w:sz w:val="19"/>
+        </w:rPr>
+        <w:t>cerrar</w:t>
+      </w:r>
+      <w:proofErr w:type="spellEnd"/>
+      <w:r>
+        <w:rPr>
+          <w:i/>
+          <w:color w:val="1F3864"/>
+          <w:sz w:val="19"/>
+        </w:rPr>
+        <w:t xml:space="preserve"> </w:t>
+      </w:r>
+      <w:proofErr w:type="spellStart"/>
+      <w:r>
+        <w:rPr>
+          <w:i/>
+          <w:color w:val="1F3864"/>
+          <w:sz w:val="19"/>
+        </w:rPr>
+        <w:t>ni</w:t>
+      </w:r>
+      <w:proofErr w:type="spellEnd"/>
+      <w:r>
+        <w:rPr>
+          <w:i/>
+          <w:color w:val="1F3864"/>
+          <w:sz w:val="19"/>
+        </w:rPr>
+        <w:t xml:space="preserve"> </w:t>
+      </w:r>
+      <w:proofErr w:type="spellStart"/>
+      <w:r>
+        <w:rPr>
+          <w:i/>
+          <w:color w:val="1F3864"/>
+          <w:sz w:val="19"/>
+        </w:rPr>
+        <w:t>recargar</w:t>
+      </w:r>
+      <w:proofErr w:type="spellEnd"/>
+      <w:r>
+        <w:rPr>
+          <w:i/>
+          <w:color w:val="1F3864"/>
+          <w:sz w:val="19"/>
+        </w:rPr>
+        <w:t xml:space="preserve"> </w:t>
+      </w:r>
+      <w:proofErr w:type="spellStart"/>
+      <w:r>
+        <w:rPr>
+          <w:i/>
+          <w:color w:val="1F3864"/>
+          <w:sz w:val="19"/>
+        </w:rPr>
+        <w:t>el</w:t>
+      </w:r>
+      <w:proofErr w:type="spellEnd"/>
+      <w:r>
+        <w:rPr>
+          <w:i/>
+          <w:color w:val="1F3864"/>
+          <w:sz w:val="19"/>
+        </w:rPr>
+        <w:t xml:space="preserve"> </w:t>
+      </w:r>
+      <w:proofErr w:type="spellStart"/>
+      <w:r>
+        <w:rPr>
+          <w:i/>
+          <w:color w:val="1F3864"/>
+          <w:sz w:val="19"/>
+        </w:rPr>
+        <w:t>navegador</w:t>
+      </w:r>
+      <w:proofErr w:type="spellEnd"/>
+      <w:r>
+        <w:rPr>
+          <w:i/>
+          <w:color w:val="1F3864"/>
+          <w:sz w:val="19"/>
+        </w:rPr>
+        <w:t xml:space="preserve"> </w:t>
+      </w:r>
+      <w:proofErr w:type="spellStart"/>
+      <w:r>
+        <w:rPr>
+          <w:i/>
+          <w:color w:val="1F3864"/>
+          <w:sz w:val="19"/>
+        </w:rPr>
+        <w:t>durante</w:t>
+      </w:r>
+      <w:proofErr w:type="spellEnd"/>
+      <w:r>
+        <w:rPr>
+          <w:i/>
+          <w:color w:val="1F3864"/>
+          <w:sz w:val="19"/>
+        </w:rPr>
+        <w:t xml:space="preserve"> </w:t>
+      </w:r>
+      <w:proofErr w:type="spellStart"/>
+      <w:r>
+        <w:rPr>
+          <w:i/>
+          <w:color w:val="1F3864"/>
+          <w:sz w:val="19"/>
+        </w:rPr>
+        <w:t>el</w:t>
+      </w:r>
+      <w:proofErr w:type="spellEnd"/>
+      <w:r>
+        <w:rPr>
+          <w:i/>
+          <w:color w:val="1F3864"/>
+          <w:sz w:val="19"/>
+        </w:rPr>
+        <w:t xml:space="preserve"> </w:t>
+      </w:r>
+      <w:proofErr w:type="spellStart"/>
+      <w:r>
+        <w:rPr>
+          <w:i/>
+          <w:color w:val="1F3864"/>
+          <w:sz w:val="19"/>
+        </w:rPr>
+        <w:t>proceso</w:t>
+      </w:r>
+      <w:proofErr w:type="spellEnd"/>
+      <w:r>
+        <w:rPr>
+          <w:i/>
+          <w:color w:val="1F3864"/>
+          <w:sz w:val="19"/>
+        </w:rPr>
+        <w:t>.</w:t>
       </w:r>
     </w:p>
     <w:p>
@@ -1496,6 +2030,9 @@
         <w:jc w:val="center"/>
       </w:pPr>
       <w:r>
+        <w:rPr>
+          <w:noProof/>
+        </w:rPr>
         <w:drawing>
           <wp:inline distT="0" distB="0" distL="0" distR="0" wp14:anchorId="7C21ACAB" wp14:editId="59C713B4">
             <wp:extent cx="5792470" cy="2926715"/>
@@ -1547,7 +2084,27 @@
           <w:sz w:val="18"/>
           <w:lang w:val="es-DO"/>
         </w:rPr>
-        <w:t>Búsqueda del módulo 'Fiscal Accounting (Rep. Dominicana)' en la tienda de aplicaciones</w:t>
+        <w:t xml:space="preserve">Búsqueda del módulo 'Fiscal </w:t>
+      </w:r>
+      <w:proofErr w:type="spellStart"/>
+      <w:r>
+        <w:rPr>
+          <w:i/>
+          <w:color w:val="707070"/>
+          <w:sz w:val="18"/>
+          <w:lang w:val="es-DO"/>
+        </w:rPr>
+        <w:t>Accounting</w:t>
+      </w:r>
+      <w:proofErr w:type="spellEnd"/>
+      <w:r>
+        <w:rPr>
+          <w:i/>
+          <w:color w:val="707070"/>
+          <w:sz w:val="18"/>
+          <w:lang w:val="es-DO"/>
+        </w:rPr>
+        <w:t xml:space="preserve"> (Rep. Dominicana)' en la tienda de aplicaciones</w:t>
       </w:r>
     </w:p>
     <w:p>
@@ -1555,6 +2112,9 @@
         <w:jc w:val="center"/>
       </w:pPr>
       <w:r>
+        <w:rPr>
+          <w:noProof/>
+        </w:rPr>
         <w:lastRenderedPageBreak/>
         <w:drawing>
           <wp:inline distT="0" distB="0" distL="0" distR="0" wp14:anchorId="611E0452" wp14:editId="56382D69">
@@ -1659,8 +2219,21 @@
         <w:pStyle w:val="Heading2"/>
       </w:pPr>
       <w:r>
-        <w:t>3.1 Configuración de la Compañía</w:t>
-      </w:r>
+        <w:t xml:space="preserve">3.1 </w:t>
+      </w:r>
+      <w:proofErr w:type="spellStart"/>
+      <w:r>
+        <w:t>Configuración</w:t>
+      </w:r>
+      <w:proofErr w:type="spellEnd"/>
+      <w:r>
+        <w:t xml:space="preserve"> de la </w:t>
+      </w:r>
+      <w:proofErr w:type="spellStart"/>
+      <w:r>
+        <w:t>Compañía</w:t>
+      </w:r>
+      <w:proofErr w:type="spellEnd"/>
     </w:p>
     <w:p>
       <w:pPr>
@@ -1743,7 +2316,31 @@
         <w:ind w:left="283"/>
       </w:pPr>
       <w:r>
-        <w:t>Hacer clic en "Guardar".</w:t>
+        <w:t xml:space="preserve">Hacer </w:t>
+      </w:r>
+      <w:proofErr w:type="spellStart"/>
+      <w:r>
+        <w:t>clic</w:t>
+      </w:r>
+      <w:proofErr w:type="spellEnd"/>
+      <w:r>
+        <w:t xml:space="preserve"> </w:t>
+      </w:r>
+      <w:proofErr w:type="spellStart"/>
+      <w:r>
+        <w:t>en</w:t>
+      </w:r>
+      <w:proofErr w:type="spellEnd"/>
+      <w:r>
+        <w:t xml:space="preserve"> "</w:t>
+      </w:r>
+      <w:proofErr w:type="spellStart"/>
+      <w:r>
+        <w:t>Guardar</w:t>
+      </w:r>
+      <w:proofErr w:type="spellEnd"/>
+      <w:r>
+        <w:t>".</w:t>
       </w:r>
     </w:p>
     <w:p/>
@@ -1782,7 +2379,31 @@
         <w:ind w:left="283"/>
       </w:pPr>
       <w:r>
-        <w:t>Hacer clic en "Guardar".</w:t>
+        <w:t xml:space="preserve">Hacer </w:t>
+      </w:r>
+      <w:proofErr w:type="spellStart"/>
+      <w:r>
+        <w:t>clic</w:t>
+      </w:r>
+      <w:proofErr w:type="spellEnd"/>
+      <w:r>
+        <w:t xml:space="preserve"> </w:t>
+      </w:r>
+      <w:proofErr w:type="spellStart"/>
+      <w:r>
+        <w:t>en</w:t>
+      </w:r>
+      <w:proofErr w:type="spellEnd"/>
+      <w:r>
+        <w:t xml:space="preserve"> "</w:t>
+      </w:r>
+      <w:proofErr w:type="spellStart"/>
+      <w:r>
+        <w:t>Guardar</w:t>
+      </w:r>
+      <w:proofErr w:type="spellEnd"/>
+      <w:r>
+        <w:t>".</w:t>
       </w:r>
     </w:p>
     <w:p>
@@ -1832,6 +2453,9 @@
         <w:jc w:val="center"/>
       </w:pPr>
       <w:r>
+        <w:rPr>
+          <w:noProof/>
+        </w:rPr>
         <w:drawing>
           <wp:inline distT="0" distB="0" distL="0" distR="0" wp14:anchorId="05FFC660" wp14:editId="367BE773">
             <wp:extent cx="5792470" cy="2921000"/>
@@ -1891,8 +2515,21 @@
         <w:pStyle w:val="Heading2"/>
       </w:pPr>
       <w:r>
-        <w:t>3.2 Verificación del Plan Contable</w:t>
-      </w:r>
+        <w:t xml:space="preserve">3.2 </w:t>
+      </w:r>
+      <w:proofErr w:type="spellStart"/>
+      <w:r>
+        <w:t>Verificación</w:t>
+      </w:r>
+      <w:proofErr w:type="spellEnd"/>
+      <w:r>
+        <w:t xml:space="preserve"> del Plan </w:t>
+      </w:r>
+      <w:proofErr w:type="spellStart"/>
+      <w:r>
+        <w:t>Contable</w:t>
+      </w:r>
+      <w:proofErr w:type="spellEnd"/>
     </w:p>
     <w:p>
       <w:pPr>
@@ -2028,11 +2665,19 @@
           <w:lang w:val="es-DO"/>
         </w:rPr>
       </w:pPr>
-      <w:r>
-        <w:rPr>
-          <w:lang w:val="es-DO"/>
-        </w:rPr>
-        <w:t>Odoo generará automáticamente las cuentas contables, los impuestos ITBIS e ISR, y los diarios de ventas y compras.</w:t>
+      <w:proofErr w:type="spellStart"/>
+      <w:r>
+        <w:rPr>
+          <w:lang w:val="es-DO"/>
+        </w:rPr>
+        <w:t>Odoo</w:t>
+      </w:r>
+      <w:proofErr w:type="spellEnd"/>
+      <w:r>
+        <w:rPr>
+          <w:lang w:val="es-DO"/>
+        </w:rPr>
+        <w:t xml:space="preserve"> generará automáticamente las cuentas contables, los impuestos ITBIS e ISR, y los diarios de ventas y compras.</w:t>
       </w:r>
     </w:p>
     <w:p>
@@ -2066,6 +2711,9 @@
         <w:jc w:val="center"/>
       </w:pPr>
       <w:r>
+        <w:rPr>
+          <w:noProof/>
+        </w:rPr>
         <w:lastRenderedPageBreak/>
         <w:drawing>
           <wp:inline distT="0" distB="0" distL="0" distR="0" wp14:anchorId="0C2B1415" wp14:editId="1481486E">
@@ -2244,7 +2892,31 @@
         <w:ind w:left="283"/>
       </w:pPr>
       <w:r>
-        <w:t>Hacer clic en "Guardar".</w:t>
+        <w:t xml:space="preserve">Hacer </w:t>
+      </w:r>
+      <w:proofErr w:type="spellStart"/>
+      <w:r>
+        <w:t>clic</w:t>
+      </w:r>
+      <w:proofErr w:type="spellEnd"/>
+      <w:r>
+        <w:t xml:space="preserve"> </w:t>
+      </w:r>
+      <w:proofErr w:type="spellStart"/>
+      <w:r>
+        <w:t>en</w:t>
+      </w:r>
+      <w:proofErr w:type="spellEnd"/>
+      <w:r>
+        <w:t xml:space="preserve"> "</w:t>
+      </w:r>
+      <w:proofErr w:type="spellStart"/>
+      <w:r>
+        <w:t>Guardar</w:t>
+      </w:r>
+      <w:proofErr w:type="spellEnd"/>
+      <w:r>
+        <w:t>".</w:t>
       </w:r>
     </w:p>
     <w:p/>
@@ -2290,8 +2962,18 @@
                 <w:color w:val="FFFFFF"/>
                 <w:sz w:val="18"/>
               </w:rPr>
-              <w:t>Tipo de contribuyente</w:t>
-            </w:r>
+              <w:t xml:space="preserve">Tipo de </w:t>
+            </w:r>
+            <w:proofErr w:type="spellStart"/>
+            <w:r>
+              <w:rPr>
+                <w:b/>
+                <w:color w:val="FFFFFF"/>
+                <w:sz w:val="18"/>
+              </w:rPr>
+              <w:t>contribuyente</w:t>
+            </w:r>
+            <w:proofErr w:type="spellEnd"/>
           </w:p>
         </w:tc>
         <w:tc>
@@ -2303,6 +2985,7 @@
             <w:pPr>
               <w:jc w:val="center"/>
             </w:pPr>
+            <w:proofErr w:type="spellStart"/>
             <w:r>
               <w:rPr>
                 <w:b/>
@@ -2311,6 +2994,7 @@
               </w:rPr>
               <w:t>Identificación</w:t>
             </w:r>
+            <w:proofErr w:type="spellEnd"/>
           </w:p>
         </w:tc>
         <w:tc>
@@ -2322,14 +3006,34 @@
             <w:pPr>
               <w:jc w:val="center"/>
             </w:pPr>
+            <w:proofErr w:type="spellStart"/>
             <w:r>
               <w:rPr>
                 <w:b/>
                 <w:color w:val="FFFFFF"/>
                 <w:sz w:val="18"/>
               </w:rPr>
-              <w:t>Comprobante de venta</w:t>
-            </w:r>
+              <w:t>Comprobante</w:t>
+            </w:r>
+            <w:proofErr w:type="spellEnd"/>
+            <w:r>
+              <w:rPr>
+                <w:b/>
+                <w:color w:val="FFFFFF"/>
+                <w:sz w:val="18"/>
+              </w:rPr>
+              <w:t xml:space="preserve"> de </w:t>
+            </w:r>
+            <w:proofErr w:type="spellStart"/>
+            <w:r>
+              <w:rPr>
+                <w:b/>
+                <w:color w:val="FFFFFF"/>
+                <w:sz w:val="18"/>
+              </w:rPr>
+              <w:t>venta</w:t>
+            </w:r>
+            <w:proofErr w:type="spellEnd"/>
           </w:p>
         </w:tc>
         <w:tc>
@@ -2341,14 +3045,34 @@
             <w:pPr>
               <w:jc w:val="center"/>
             </w:pPr>
+            <w:proofErr w:type="spellStart"/>
             <w:r>
               <w:rPr>
                 <w:b/>
                 <w:color w:val="FFFFFF"/>
                 <w:sz w:val="18"/>
               </w:rPr>
-              <w:t>Comprobante de compra</w:t>
-            </w:r>
+              <w:t>Comprobante</w:t>
+            </w:r>
+            <w:proofErr w:type="spellEnd"/>
+            <w:r>
+              <w:rPr>
+                <w:b/>
+                <w:color w:val="FFFFFF"/>
+                <w:sz w:val="18"/>
+              </w:rPr>
+              <w:t xml:space="preserve"> de </w:t>
+            </w:r>
+            <w:proofErr w:type="spellStart"/>
+            <w:r>
+              <w:rPr>
+                <w:b/>
+                <w:color w:val="FFFFFF"/>
+                <w:sz w:val="18"/>
+              </w:rPr>
+              <w:t>compra</w:t>
+            </w:r>
+            <w:proofErr w:type="spellEnd"/>
           </w:p>
         </w:tc>
       </w:tr>
@@ -2359,11 +3083,19 @@
             <w:shd w:val="clear" w:color="auto" w:fill="EBF0F8"/>
           </w:tcPr>
           <w:p>
-            <w:r>
-              <w:rPr>
-                <w:sz w:val="18"/>
-              </w:rPr>
-              <w:t>Contribuyente fiscal</w:t>
+            <w:proofErr w:type="spellStart"/>
+            <w:r>
+              <w:rPr>
+                <w:sz w:val="18"/>
+              </w:rPr>
+              <w:t>Contribuyente</w:t>
+            </w:r>
+            <w:proofErr w:type="spellEnd"/>
+            <w:r>
+              <w:rPr>
+                <w:sz w:val="18"/>
+              </w:rPr>
+              <w:t xml:space="preserve"> fiscal</w:t>
             </w:r>
           </w:p>
         </w:tc>
@@ -2377,8 +3109,16 @@
               <w:rPr>
                 <w:sz w:val="18"/>
               </w:rPr>
-              <w:t>RNC de 9 dígitos</w:t>
-            </w:r>
+              <w:t xml:space="preserve">RNC de 9 </w:t>
+            </w:r>
+            <w:proofErr w:type="spellStart"/>
+            <w:r>
+              <w:rPr>
+                <w:sz w:val="18"/>
+              </w:rPr>
+              <w:t>dígitos</w:t>
+            </w:r>
+            <w:proofErr w:type="spellEnd"/>
           </w:p>
         </w:tc>
         <w:tc>
@@ -2421,8 +3161,16 @@
               <w:rPr>
                 <w:sz w:val="18"/>
               </w:rPr>
-              <w:t>No contribuyente</w:t>
-            </w:r>
+              <w:t xml:space="preserve">No </w:t>
+            </w:r>
+            <w:proofErr w:type="spellStart"/>
+            <w:r>
+              <w:rPr>
+                <w:sz w:val="18"/>
+              </w:rPr>
+              <w:t>contribuyente</w:t>
+            </w:r>
+            <w:proofErr w:type="spellEnd"/>
           </w:p>
         </w:tc>
         <w:tc>
@@ -2435,8 +3183,16 @@
               <w:rPr>
                 <w:sz w:val="18"/>
               </w:rPr>
-              <w:t>Cédula de 11 dígitos</w:t>
-            </w:r>
+              <w:t xml:space="preserve">Cédula de 11 </w:t>
+            </w:r>
+            <w:proofErr w:type="spellStart"/>
+            <w:r>
+              <w:rPr>
+                <w:sz w:val="18"/>
+              </w:rPr>
+              <w:t>dígitos</w:t>
+            </w:r>
+            <w:proofErr w:type="spellEnd"/>
           </w:p>
         </w:tc>
         <w:tc>
@@ -2445,11 +3201,19 @@
             <w:shd w:val="clear" w:color="auto" w:fill="FFFFFF"/>
           </w:tcPr>
           <w:p>
-            <w:r>
-              <w:rPr>
-                <w:sz w:val="18"/>
-              </w:rPr>
-              <w:t>Consumo (B02 / E32)</w:t>
+            <w:proofErr w:type="spellStart"/>
+            <w:r>
+              <w:rPr>
+                <w:sz w:val="18"/>
+              </w:rPr>
+              <w:t>Consumo</w:t>
+            </w:r>
+            <w:proofErr w:type="spellEnd"/>
+            <w:r>
+              <w:rPr>
+                <w:sz w:val="18"/>
+              </w:rPr>
+              <w:t xml:space="preserve"> (B02 / E32)</w:t>
             </w:r>
           </w:p>
         </w:tc>
@@ -2485,8 +3249,16 @@
               <w:rPr>
                 <w:sz w:val="18"/>
               </w:rPr>
-              <w:t>Sin fines de lucro</w:t>
-            </w:r>
+              <w:t xml:space="preserve">Sin fines de </w:t>
+            </w:r>
+            <w:proofErr w:type="spellStart"/>
+            <w:r>
+              <w:rPr>
+                <w:sz w:val="18"/>
+              </w:rPr>
+              <w:t>lucro</w:t>
+            </w:r>
+            <w:proofErr w:type="spellEnd"/>
           </w:p>
         </w:tc>
         <w:tc>
@@ -2499,7 +3271,21 @@
               <w:rPr>
                 <w:sz w:val="18"/>
               </w:rPr>
-              <w:t>RNC iniciando con 4</w:t>
+              <w:t xml:space="preserve">RNC </w:t>
+            </w:r>
+            <w:proofErr w:type="spellStart"/>
+            <w:r>
+              <w:rPr>
+                <w:sz w:val="18"/>
+              </w:rPr>
+              <w:t>iniciando</w:t>
+            </w:r>
+            <w:proofErr w:type="spellEnd"/>
+            <w:r>
+              <w:rPr>
+                <w:sz w:val="18"/>
+              </w:rPr>
+              <w:t xml:space="preserve"> con 4</w:t>
             </w:r>
           </w:p>
         </w:tc>
@@ -2523,11 +3309,19 @@
             <w:shd w:val="clear" w:color="auto" w:fill="EBF0F8"/>
           </w:tcPr>
           <w:p>
-            <w:r>
-              <w:rPr>
-                <w:sz w:val="18"/>
-              </w:rPr>
-              <w:t>Régimen Especial (B14 / E44)</w:t>
+            <w:proofErr w:type="spellStart"/>
+            <w:r>
+              <w:rPr>
+                <w:sz w:val="18"/>
+              </w:rPr>
+              <w:t>Régimen</w:t>
+            </w:r>
+            <w:proofErr w:type="spellEnd"/>
+            <w:r>
+              <w:rPr>
+                <w:sz w:val="18"/>
+              </w:rPr>
+              <w:t xml:space="preserve"> Especial (B14 / E44)</w:t>
             </w:r>
           </w:p>
         </w:tc>
@@ -2539,11 +3333,19 @@
             <w:shd w:val="clear" w:color="auto" w:fill="FFFFFF"/>
           </w:tcPr>
           <w:p>
-            <w:r>
-              <w:rPr>
-                <w:sz w:val="18"/>
-              </w:rPr>
-              <w:t>Régimen especial</w:t>
+            <w:proofErr w:type="spellStart"/>
+            <w:r>
+              <w:rPr>
+                <w:sz w:val="18"/>
+              </w:rPr>
+              <w:t>Régimen</w:t>
+            </w:r>
+            <w:proofErr w:type="spellEnd"/>
+            <w:r>
+              <w:rPr>
+                <w:sz w:val="18"/>
+              </w:rPr>
+              <w:t xml:space="preserve"> especial</w:t>
             </w:r>
           </w:p>
         </w:tc>
@@ -2567,11 +3369,19 @@
             <w:shd w:val="clear" w:color="auto" w:fill="FFFFFF"/>
           </w:tcPr>
           <w:p>
-            <w:r>
-              <w:rPr>
-                <w:sz w:val="18"/>
-              </w:rPr>
-              <w:t>Régimen Especial (B14 / E44)</w:t>
+            <w:proofErr w:type="spellStart"/>
+            <w:r>
+              <w:rPr>
+                <w:sz w:val="18"/>
+              </w:rPr>
+              <w:t>Régimen</w:t>
+            </w:r>
+            <w:proofErr w:type="spellEnd"/>
+            <w:r>
+              <w:rPr>
+                <w:sz w:val="18"/>
+              </w:rPr>
+              <w:t xml:space="preserve"> Especial (B14 / E44)</w:t>
             </w:r>
           </w:p>
         </w:tc>
@@ -2597,12 +3407,14 @@
             <w:shd w:val="clear" w:color="auto" w:fill="EBF0F8"/>
           </w:tcPr>
           <w:p>
+            <w:proofErr w:type="spellStart"/>
             <w:r>
               <w:rPr>
                 <w:sz w:val="18"/>
               </w:rPr>
               <w:t>Gubernamental</w:t>
             </w:r>
+            <w:proofErr w:type="spellEnd"/>
           </w:p>
         </w:tc>
         <w:tc>
@@ -2611,12 +3423,35 @@
             <w:shd w:val="clear" w:color="auto" w:fill="EBF0F8"/>
           </w:tcPr>
           <w:p>
-            <w:r>
-              <w:rPr>
-                <w:sz w:val="18"/>
-              </w:rPr>
-              <w:t xml:space="preserve">Ministerio / Entidad </w:t>
-            </w:r>
+            <w:proofErr w:type="spellStart"/>
+            <w:r>
+              <w:rPr>
+                <w:sz w:val="18"/>
+              </w:rPr>
+              <w:t>Ministerio</w:t>
+            </w:r>
+            <w:proofErr w:type="spellEnd"/>
+            <w:r>
+              <w:rPr>
+                <w:sz w:val="18"/>
+              </w:rPr>
+              <w:t xml:space="preserve"> / </w:t>
+            </w:r>
+            <w:proofErr w:type="spellStart"/>
+            <w:r>
+              <w:rPr>
+                <w:sz w:val="18"/>
+              </w:rPr>
+              <w:t>Entidad</w:t>
+            </w:r>
+            <w:proofErr w:type="spellEnd"/>
+            <w:r>
+              <w:rPr>
+                <w:sz w:val="18"/>
+              </w:rPr>
+              <w:t xml:space="preserve"> </w:t>
+            </w:r>
+            <w:proofErr w:type="spellStart"/>
             <w:r>
               <w:rPr>
                 <w:sz w:val="18"/>
@@ -2624,6 +3459,7 @@
               <w:lastRenderedPageBreak/>
               <w:t>estatal</w:t>
             </w:r>
+            <w:proofErr w:type="spellEnd"/>
           </w:p>
         </w:tc>
         <w:tc>
@@ -2632,12 +3468,20 @@
             <w:shd w:val="clear" w:color="auto" w:fill="EBF0F8"/>
           </w:tcPr>
           <w:p>
+            <w:proofErr w:type="spellStart"/>
             <w:r>
               <w:rPr>
                 <w:sz w:val="18"/>
               </w:rPr>
               <w:lastRenderedPageBreak/>
-              <w:t xml:space="preserve">Gubernamental (B15 / </w:t>
+              <w:t>Gubernamental</w:t>
+            </w:r>
+            <w:proofErr w:type="spellEnd"/>
+            <w:r>
+              <w:rPr>
+                <w:sz w:val="18"/>
+              </w:rPr>
+              <w:t xml:space="preserve"> (B15 / </w:t>
             </w:r>
             <w:r>
               <w:rPr>
@@ -2671,12 +3515,14 @@
             <w:shd w:val="clear" w:color="auto" w:fill="FFFFFF"/>
           </w:tcPr>
           <w:p>
+            <w:proofErr w:type="spellStart"/>
             <w:r>
               <w:rPr>
                 <w:sz w:val="18"/>
               </w:rPr>
               <w:t>Extranjero</w:t>
             </w:r>
+            <w:proofErr w:type="spellEnd"/>
           </w:p>
         </w:tc>
         <w:tc>
@@ -2689,7 +3535,21 @@
               <w:rPr>
                 <w:sz w:val="18"/>
               </w:rPr>
-              <w:t>País diferente a RD</w:t>
+              <w:t xml:space="preserve">País </w:t>
+            </w:r>
+            <w:proofErr w:type="spellStart"/>
+            <w:r>
+              <w:rPr>
+                <w:sz w:val="18"/>
+              </w:rPr>
+              <w:t>diferente</w:t>
+            </w:r>
+            <w:proofErr w:type="spellEnd"/>
+            <w:r>
+              <w:rPr>
+                <w:sz w:val="18"/>
+              </w:rPr>
+              <w:t xml:space="preserve"> a RD</w:t>
             </w:r>
           </w:p>
         </w:tc>
@@ -2699,11 +3559,19 @@
             <w:shd w:val="clear" w:color="auto" w:fill="FFFFFF"/>
           </w:tcPr>
           <w:p>
-            <w:r>
-              <w:rPr>
-                <w:sz w:val="18"/>
-              </w:rPr>
-              <w:t>Exportación (B16 / E46)</w:t>
+            <w:proofErr w:type="spellStart"/>
+            <w:r>
+              <w:rPr>
+                <w:sz w:val="18"/>
+              </w:rPr>
+              <w:t>Exportación</w:t>
+            </w:r>
+            <w:proofErr w:type="spellEnd"/>
+            <w:r>
+              <w:rPr>
+                <w:sz w:val="18"/>
+              </w:rPr>
+              <w:t xml:space="preserve"> (B16 / E46)</w:t>
             </w:r>
           </w:p>
         </w:tc>
@@ -2741,6 +3609,9 @@
         <w:jc w:val="center"/>
       </w:pPr>
       <w:r>
+        <w:rPr>
+          <w:noProof/>
+        </w:rPr>
         <w:drawing>
           <wp:inline distT="0" distB="0" distL="0" distR="0" wp14:anchorId="2D7E36E4" wp14:editId="4F7759D0">
             <wp:extent cx="5792470" cy="2906395"/>
@@ -2804,6 +3675,7 @@
       </w:pPr>
       <w:r>
         <w:rPr>
+          <w:noProof/>
           <w:lang w:val="es-DO"/>
         </w:rPr>
         <w:drawing>
@@ -2876,6 +3748,7 @@
       <w:r>
         <w:rPr>
           <w:i/>
+          <w:noProof/>
           <w:color w:val="707070"/>
           <w:sz w:val="18"/>
           <w:lang w:val="es-DO"/>
@@ -2951,6 +3824,7 @@
       <w:r>
         <w:rPr>
           <w:i/>
+          <w:noProof/>
           <w:color w:val="707070"/>
           <w:sz w:val="18"/>
           <w:lang w:val="es-DO"/>
@@ -3025,6 +3899,7 @@
       <w:r>
         <w:rPr>
           <w:i/>
+          <w:noProof/>
           <w:color w:val="707070"/>
           <w:sz w:val="18"/>
           <w:lang w:val="es-DO"/>
@@ -3126,7 +4001,21 @@
         <w:rPr>
           <w:lang w:val="es-DO"/>
         </w:rPr>
-        <w:t>3.4 Configuración de Lotes de Comprobantes Fiscales (NCF Batches)</w:t>
+        <w:t xml:space="preserve">3.4 Configuración de Lotes de Comprobantes Fiscales (NCF </w:t>
+      </w:r>
+      <w:proofErr w:type="spellStart"/>
+      <w:r>
+        <w:rPr>
+          <w:lang w:val="es-DO"/>
+        </w:rPr>
+        <w:t>Batches</w:t>
+      </w:r>
+      <w:proofErr w:type="spellEnd"/>
+      <w:r>
+        <w:rPr>
+          <w:lang w:val="es-DO"/>
+        </w:rPr>
+        <w:t>)</w:t>
       </w:r>
     </w:p>
     <w:p>
@@ -3302,6 +4191,7 @@
             <w:pPr>
               <w:jc w:val="center"/>
             </w:pPr>
+            <w:proofErr w:type="spellStart"/>
             <w:r>
               <w:rPr>
                 <w:b/>
@@ -3310,6 +4200,7 @@
               </w:rPr>
               <w:t>Descripción</w:t>
             </w:r>
+            <w:proofErr w:type="spellEnd"/>
           </w:p>
         </w:tc>
         <w:tc>
@@ -3321,13 +4212,41 @@
             <w:pPr>
               <w:jc w:val="center"/>
             </w:pPr>
+            <w:proofErr w:type="spellStart"/>
             <w:r>
               <w:rPr>
                 <w:b/>
                 <w:color w:val="FFFFFF"/>
                 <w:sz w:val="18"/>
               </w:rPr>
-              <w:t>Ejemplo (NCF tradicional)</w:t>
+              <w:t>Ejemplo</w:t>
+            </w:r>
+            <w:proofErr w:type="spellEnd"/>
+            <w:r>
+              <w:rPr>
+                <w:b/>
+                <w:color w:val="FFFFFF"/>
+                <w:sz w:val="18"/>
+              </w:rPr>
+              <w:t xml:space="preserve"> (NCF </w:t>
+            </w:r>
+            <w:proofErr w:type="spellStart"/>
+            <w:r>
+              <w:rPr>
+                <w:b/>
+                <w:color w:val="FFFFFF"/>
+                <w:sz w:val="18"/>
+              </w:rPr>
+              <w:t>tradicional</w:t>
+            </w:r>
+            <w:proofErr w:type="spellEnd"/>
+            <w:r>
+              <w:rPr>
+                <w:b/>
+                <w:color w:val="FFFFFF"/>
+                <w:sz w:val="18"/>
+              </w:rPr>
+              <w:t>)</w:t>
             </w:r>
           </w:p>
         </w:tc>
@@ -3340,13 +4259,23 @@
             <w:pPr>
               <w:jc w:val="center"/>
             </w:pPr>
+            <w:proofErr w:type="spellStart"/>
             <w:r>
               <w:rPr>
                 <w:b/>
                 <w:color w:val="FFFFFF"/>
                 <w:sz w:val="18"/>
               </w:rPr>
-              <w:t>Ejemplo (e-CF)</w:t>
+              <w:t>Ejemplo</w:t>
+            </w:r>
+            <w:proofErr w:type="spellEnd"/>
+            <w:r>
+              <w:rPr>
+                <w:b/>
+                <w:color w:val="FFFFFF"/>
+                <w:sz w:val="18"/>
+              </w:rPr>
+              <w:t xml:space="preserve"> (e-CF)</w:t>
             </w:r>
           </w:p>
         </w:tc>
@@ -3358,12 +4287,28 @@
             <w:shd w:val="clear" w:color="auto" w:fill="EBF0F8"/>
           </w:tcPr>
           <w:p>
-            <w:r>
-              <w:rPr>
-                <w:sz w:val="18"/>
-              </w:rPr>
-              <w:t>Secuencia Inicio</w:t>
-            </w:r>
+            <w:proofErr w:type="spellStart"/>
+            <w:r>
+              <w:rPr>
+                <w:sz w:val="18"/>
+              </w:rPr>
+              <w:t>Secuencia</w:t>
+            </w:r>
+            <w:proofErr w:type="spellEnd"/>
+            <w:r>
+              <w:rPr>
+                <w:sz w:val="18"/>
+              </w:rPr>
+              <w:t xml:space="preserve"> </w:t>
+            </w:r>
+            <w:proofErr w:type="spellStart"/>
+            <w:r>
+              <w:rPr>
+                <w:sz w:val="18"/>
+              </w:rPr>
+              <w:t>Inicio</w:t>
+            </w:r>
+            <w:proofErr w:type="spellEnd"/>
           </w:p>
         </w:tc>
         <w:tc>
@@ -3422,11 +4367,19 @@
             <w:shd w:val="clear" w:color="auto" w:fill="FFFFFF"/>
           </w:tcPr>
           <w:p>
-            <w:r>
-              <w:rPr>
-                <w:sz w:val="18"/>
-              </w:rPr>
-              <w:t>Secuencia Fin</w:t>
+            <w:proofErr w:type="spellStart"/>
+            <w:r>
+              <w:rPr>
+                <w:sz w:val="18"/>
+              </w:rPr>
+              <w:t>Secuencia</w:t>
+            </w:r>
+            <w:proofErr w:type="spellEnd"/>
+            <w:r>
+              <w:rPr>
+                <w:sz w:val="18"/>
+              </w:rPr>
+              <w:t xml:space="preserve"> Fin</w:t>
             </w:r>
           </w:p>
         </w:tc>
@@ -3440,8 +4393,30 @@
               <w:rPr>
                 <w:sz w:val="18"/>
               </w:rPr>
-              <w:t>Último comprobante del talonario</w:t>
-            </w:r>
+              <w:t xml:space="preserve">Último </w:t>
+            </w:r>
+            <w:proofErr w:type="spellStart"/>
+            <w:r>
+              <w:rPr>
+                <w:sz w:val="18"/>
+              </w:rPr>
+              <w:t>comprobante</w:t>
+            </w:r>
+            <w:proofErr w:type="spellEnd"/>
+            <w:r>
+              <w:rPr>
+                <w:sz w:val="18"/>
+              </w:rPr>
+              <w:t xml:space="preserve"> del </w:t>
+            </w:r>
+            <w:proofErr w:type="spellStart"/>
+            <w:r>
+              <w:rPr>
+                <w:sz w:val="18"/>
+              </w:rPr>
+              <w:t>talonario</w:t>
+            </w:r>
+            <w:proofErr w:type="spellEnd"/>
           </w:p>
         </w:tc>
         <w:tc>
@@ -3480,12 +4455,28 @@
             <w:shd w:val="clear" w:color="auto" w:fill="EBF0F8"/>
           </w:tcPr>
           <w:p>
-            <w:r>
-              <w:rPr>
-                <w:sz w:val="18"/>
-              </w:rPr>
-              <w:t>Válido desde</w:t>
-            </w:r>
+            <w:proofErr w:type="spellStart"/>
+            <w:r>
+              <w:rPr>
+                <w:sz w:val="18"/>
+              </w:rPr>
+              <w:t>Válido</w:t>
+            </w:r>
+            <w:proofErr w:type="spellEnd"/>
+            <w:r>
+              <w:rPr>
+                <w:sz w:val="18"/>
+              </w:rPr>
+              <w:t xml:space="preserve"> </w:t>
+            </w:r>
+            <w:proofErr w:type="spellStart"/>
+            <w:r>
+              <w:rPr>
+                <w:sz w:val="18"/>
+              </w:rPr>
+              <w:t>desde</w:t>
+            </w:r>
+            <w:proofErr w:type="spellEnd"/>
           </w:p>
         </w:tc>
         <w:tc>
@@ -3544,11 +4535,19 @@
             <w:shd w:val="clear" w:color="auto" w:fill="FFFFFF"/>
           </w:tcPr>
           <w:p>
-            <w:r>
-              <w:rPr>
-                <w:sz w:val="18"/>
-              </w:rPr>
-              <w:t>Válido hasta</w:t>
+            <w:proofErr w:type="spellStart"/>
+            <w:r>
+              <w:rPr>
+                <w:sz w:val="18"/>
+              </w:rPr>
+              <w:t>Válido</w:t>
+            </w:r>
+            <w:proofErr w:type="spellEnd"/>
+            <w:r>
+              <w:rPr>
+                <w:sz w:val="18"/>
+              </w:rPr>
+              <w:t xml:space="preserve"> hasta</w:t>
             </w:r>
           </w:p>
         </w:tc>
@@ -3682,8 +4681,18 @@
                 <w:color w:val="FFFFFF"/>
                 <w:sz w:val="18"/>
               </w:rPr>
-              <w:t>Tipo de documento</w:t>
-            </w:r>
+              <w:t xml:space="preserve">Tipo de </w:t>
+            </w:r>
+            <w:proofErr w:type="spellStart"/>
+            <w:r>
+              <w:rPr>
+                <w:b/>
+                <w:color w:val="FFFFFF"/>
+                <w:sz w:val="18"/>
+              </w:rPr>
+              <w:t>documento</w:t>
+            </w:r>
+            <w:proofErr w:type="spellEnd"/>
           </w:p>
         </w:tc>
         <w:tc>
@@ -3714,14 +4723,34 @@
             <w:pPr>
               <w:jc w:val="center"/>
             </w:pPr>
+            <w:proofErr w:type="spellStart"/>
             <w:r>
               <w:rPr>
                 <w:b/>
                 <w:color w:val="FFFFFF"/>
                 <w:sz w:val="18"/>
               </w:rPr>
-              <w:t>Cuándo se utiliza</w:t>
-            </w:r>
+              <w:t>Cuándo</w:t>
+            </w:r>
+            <w:proofErr w:type="spellEnd"/>
+            <w:r>
+              <w:rPr>
+                <w:b/>
+                <w:color w:val="FFFFFF"/>
+                <w:sz w:val="18"/>
+              </w:rPr>
+              <w:t xml:space="preserve"> se </w:t>
+            </w:r>
+            <w:proofErr w:type="spellStart"/>
+            <w:r>
+              <w:rPr>
+                <w:b/>
+                <w:color w:val="FFFFFF"/>
+                <w:sz w:val="18"/>
+              </w:rPr>
+              <w:t>utiliza</w:t>
+            </w:r>
+            <w:proofErr w:type="spellEnd"/>
           </w:p>
         </w:tc>
       </w:tr>
@@ -3732,12 +4761,28 @@
             <w:shd w:val="clear" w:color="auto" w:fill="EBF0F8"/>
           </w:tcPr>
           <w:p>
-            <w:r>
-              <w:rPr>
-                <w:sz w:val="18"/>
-              </w:rPr>
-              <w:t>Comprobante de Compra</w:t>
-            </w:r>
+            <w:proofErr w:type="spellStart"/>
+            <w:r>
+              <w:rPr>
+                <w:sz w:val="18"/>
+              </w:rPr>
+              <w:t>Comprobante</w:t>
+            </w:r>
+            <w:proofErr w:type="spellEnd"/>
+            <w:r>
+              <w:rPr>
+                <w:sz w:val="18"/>
+              </w:rPr>
+              <w:t xml:space="preserve"> de </w:t>
+            </w:r>
+            <w:proofErr w:type="spellStart"/>
+            <w:r>
+              <w:rPr>
+                <w:sz w:val="18"/>
+              </w:rPr>
+              <w:t>Compra</w:t>
+            </w:r>
+            <w:proofErr w:type="spellEnd"/>
           </w:p>
         </w:tc>
         <w:tc>
@@ -3914,6 +4959,9 @@
         <w:jc w:val="center"/>
       </w:pPr>
       <w:r>
+        <w:rPr>
+          <w:noProof/>
+        </w:rPr>
         <w:drawing>
           <wp:inline distT="0" distB="0" distL="0" distR="0" wp14:anchorId="6DB721C3" wp14:editId="1DB1E488">
             <wp:extent cx="5792470" cy="2900680"/>
@@ -4000,6 +5048,7 @@
       </w:pPr>
       <w:r>
         <w:rPr>
+          <w:noProof/>
           <w:lang w:val="es-DO"/>
         </w:rPr>
         <w:lastRenderedPageBreak/>
@@ -4146,7 +5195,39 @@
         <w:t xml:space="preserve">Verificar el campo "Tipo de Documento". El sistema habrá seleccionado automáticamente el tipo correspondiente. </w:t>
       </w:r>
       <w:r>
-        <w:t>En caso necesario, modificarlo manualmente.</w:t>
+        <w:t xml:space="preserve">En </w:t>
+      </w:r>
+      <w:proofErr w:type="spellStart"/>
+      <w:r>
+        <w:t>caso</w:t>
+      </w:r>
+      <w:proofErr w:type="spellEnd"/>
+      <w:r>
+        <w:t xml:space="preserve"> </w:t>
+      </w:r>
+      <w:proofErr w:type="spellStart"/>
+      <w:r>
+        <w:t>necesario</w:t>
+      </w:r>
+      <w:proofErr w:type="spellEnd"/>
+      <w:r>
+        <w:t xml:space="preserve">, </w:t>
+      </w:r>
+      <w:proofErr w:type="spellStart"/>
+      <w:r>
+        <w:t>modificarlo</w:t>
+      </w:r>
+      <w:proofErr w:type="spellEnd"/>
+      <w:r>
+        <w:t xml:space="preserve"> </w:t>
+      </w:r>
+      <w:proofErr w:type="spellStart"/>
+      <w:r>
+        <w:t>manualmente</w:t>
+      </w:r>
+      <w:proofErr w:type="spellEnd"/>
+      <w:r>
+        <w:t>.</w:t>
       </w:r>
     </w:p>
     <w:p>
@@ -4325,6 +5406,7 @@
             <w:pPr>
               <w:jc w:val="center"/>
             </w:pPr>
+            <w:proofErr w:type="spellStart"/>
             <w:r>
               <w:rPr>
                 <w:b/>
@@ -4333,6 +5415,7 @@
               </w:rPr>
               <w:t>Descripción</w:t>
             </w:r>
+            <w:proofErr w:type="spellEnd"/>
           </w:p>
         </w:tc>
       </w:tr>
@@ -4357,12 +5440,28 @@
             <w:shd w:val="clear" w:color="auto" w:fill="EBF0F8"/>
           </w:tcPr>
           <w:p>
-            <w:r>
-              <w:rPr>
-                <w:sz w:val="18"/>
-              </w:rPr>
-              <w:t>Ingresos operacionales</w:t>
-            </w:r>
+            <w:proofErr w:type="spellStart"/>
+            <w:r>
+              <w:rPr>
+                <w:sz w:val="18"/>
+              </w:rPr>
+              <w:t>Ingresos</w:t>
+            </w:r>
+            <w:proofErr w:type="spellEnd"/>
+            <w:r>
+              <w:rPr>
+                <w:sz w:val="18"/>
+              </w:rPr>
+              <w:t xml:space="preserve"> </w:t>
+            </w:r>
+            <w:proofErr w:type="spellStart"/>
+            <w:r>
+              <w:rPr>
+                <w:sz w:val="18"/>
+              </w:rPr>
+              <w:t>operacionales</w:t>
+            </w:r>
+            <w:proofErr w:type="spellEnd"/>
           </w:p>
         </w:tc>
       </w:tr>
@@ -4387,12 +5486,28 @@
             <w:shd w:val="clear" w:color="auto" w:fill="FFFFFF"/>
           </w:tcPr>
           <w:p>
-            <w:r>
-              <w:rPr>
-                <w:sz w:val="18"/>
-              </w:rPr>
-              <w:t>Ingresos financieros</w:t>
-            </w:r>
+            <w:proofErr w:type="spellStart"/>
+            <w:r>
+              <w:rPr>
+                <w:sz w:val="18"/>
+              </w:rPr>
+              <w:t>Ingresos</w:t>
+            </w:r>
+            <w:proofErr w:type="spellEnd"/>
+            <w:r>
+              <w:rPr>
+                <w:sz w:val="18"/>
+              </w:rPr>
+              <w:t xml:space="preserve"> </w:t>
+            </w:r>
+            <w:proofErr w:type="spellStart"/>
+            <w:r>
+              <w:rPr>
+                <w:sz w:val="18"/>
+              </w:rPr>
+              <w:t>financieros</w:t>
+            </w:r>
+            <w:proofErr w:type="spellEnd"/>
           </w:p>
         </w:tc>
       </w:tr>
@@ -4417,12 +5532,28 @@
             <w:shd w:val="clear" w:color="auto" w:fill="EBF0F8"/>
           </w:tcPr>
           <w:p>
-            <w:r>
-              <w:rPr>
-                <w:sz w:val="18"/>
-              </w:rPr>
-              <w:t>Ingresos extraordinarios</w:t>
-            </w:r>
+            <w:proofErr w:type="spellStart"/>
+            <w:r>
+              <w:rPr>
+                <w:sz w:val="18"/>
+              </w:rPr>
+              <w:t>Ingresos</w:t>
+            </w:r>
+            <w:proofErr w:type="spellEnd"/>
+            <w:r>
+              <w:rPr>
+                <w:sz w:val="18"/>
+              </w:rPr>
+              <w:t xml:space="preserve"> </w:t>
+            </w:r>
+            <w:proofErr w:type="spellStart"/>
+            <w:r>
+              <w:rPr>
+                <w:sz w:val="18"/>
+              </w:rPr>
+              <w:t>extraordinarios</w:t>
+            </w:r>
+            <w:proofErr w:type="spellEnd"/>
           </w:p>
         </w:tc>
       </w:tr>
@@ -4447,12 +5578,42 @@
             <w:shd w:val="clear" w:color="auto" w:fill="FFFFFF"/>
           </w:tcPr>
           <w:p>
-            <w:r>
-              <w:rPr>
-                <w:sz w:val="18"/>
-              </w:rPr>
-              <w:t>Ingresos por arrendamiento</w:t>
-            </w:r>
+            <w:proofErr w:type="spellStart"/>
+            <w:r>
+              <w:rPr>
+                <w:sz w:val="18"/>
+              </w:rPr>
+              <w:t>Ingresos</w:t>
+            </w:r>
+            <w:proofErr w:type="spellEnd"/>
+            <w:r>
+              <w:rPr>
+                <w:sz w:val="18"/>
+              </w:rPr>
+              <w:t xml:space="preserve"> </w:t>
+            </w:r>
+            <w:proofErr w:type="spellStart"/>
+            <w:r>
+              <w:rPr>
+                <w:sz w:val="18"/>
+              </w:rPr>
+              <w:t>por</w:t>
+            </w:r>
+            <w:proofErr w:type="spellEnd"/>
+            <w:r>
+              <w:rPr>
+                <w:sz w:val="18"/>
+              </w:rPr>
+              <w:t xml:space="preserve"> </w:t>
+            </w:r>
+            <w:proofErr w:type="spellStart"/>
+            <w:r>
+              <w:rPr>
+                <w:sz w:val="18"/>
+              </w:rPr>
+              <w:t>arrendamiento</w:t>
+            </w:r>
+            <w:proofErr w:type="spellEnd"/>
           </w:p>
         </w:tc>
       </w:tr>
@@ -4513,12 +5674,28 @@
             <w:shd w:val="clear" w:color="auto" w:fill="FFFFFF"/>
           </w:tcPr>
           <w:p>
-            <w:r>
-              <w:rPr>
-                <w:sz w:val="18"/>
-              </w:rPr>
-              <w:t>Otros ingresos</w:t>
-            </w:r>
+            <w:proofErr w:type="spellStart"/>
+            <w:r>
+              <w:rPr>
+                <w:sz w:val="18"/>
+              </w:rPr>
+              <w:t>Otros</w:t>
+            </w:r>
+            <w:proofErr w:type="spellEnd"/>
+            <w:r>
+              <w:rPr>
+                <w:sz w:val="18"/>
+              </w:rPr>
+              <w:t xml:space="preserve"> </w:t>
+            </w:r>
+            <w:proofErr w:type="spellStart"/>
+            <w:r>
+              <w:rPr>
+                <w:sz w:val="18"/>
+              </w:rPr>
+              <w:t>ingresos</w:t>
+            </w:r>
+            <w:proofErr w:type="spellEnd"/>
           </w:p>
         </w:tc>
       </w:tr>
@@ -4529,6 +5706,9 @@
         <w:jc w:val="center"/>
       </w:pPr>
       <w:r>
+        <w:rPr>
+          <w:noProof/>
+        </w:rPr>
         <w:drawing>
           <wp:inline distT="0" distB="0" distL="0" distR="0" wp14:anchorId="02D13114" wp14:editId="027F78FB">
             <wp:extent cx="5792470" cy="2922270"/>
@@ -4599,6 +5779,9 @@
         <w:jc w:val="center"/>
       </w:pPr>
       <w:r>
+        <w:rPr>
+          <w:noProof/>
+        </w:rPr>
         <w:lastRenderedPageBreak/>
         <w:drawing>
           <wp:inline distT="0" distB="0" distL="0" distR="0" wp14:anchorId="0EB76BC8" wp14:editId="6B045B1D">
@@ -4660,6 +5843,9 @@
     <w:p>
       <w:pPr>
         <w:jc w:val="center"/>
+        <w:rPr>
+          <w:lang w:val="es-DO"/>
+        </w:rPr>
       </w:pPr>
     </w:p>
     <w:p>
@@ -4703,7 +5889,21 @@
         <w:rPr>
           <w:lang w:val="es-DO"/>
         </w:rPr>
-        <w:t>El procedimiento varía según el tipo de contribuyente del proveedor. A continuación se detallan los tres escenarios posibles.</w:t>
+        <w:t xml:space="preserve">El procedimiento varía según el tipo de contribuyente del proveedor. A </w:t>
+      </w:r>
+      <w:proofErr w:type="gramStart"/>
+      <w:r>
+        <w:rPr>
+          <w:lang w:val="es-DO"/>
+        </w:rPr>
+        <w:t>continuación</w:t>
+      </w:r>
+      <w:proofErr w:type="gramEnd"/>
+      <w:r>
+        <w:rPr>
+          <w:lang w:val="es-DO"/>
+        </w:rPr>
+        <w:t xml:space="preserve"> se detallan los tres escenarios posibles.</w:t>
       </w:r>
     </w:p>
     <w:p>
@@ -4728,7 +5928,47 @@
         <w:t xml:space="preserve">El proveedor emite su propio comprobante con NCF asignado por la DGII. </w:t>
       </w:r>
       <w:r>
-        <w:t>El usuario debe ingresar ese número manualmente.</w:t>
+        <w:t xml:space="preserve">El </w:t>
+      </w:r>
+      <w:proofErr w:type="spellStart"/>
+      <w:r>
+        <w:t>usuario</w:t>
+      </w:r>
+      <w:proofErr w:type="spellEnd"/>
+      <w:r>
+        <w:t xml:space="preserve"> </w:t>
+      </w:r>
+      <w:proofErr w:type="spellStart"/>
+      <w:r>
+        <w:t>debe</w:t>
+      </w:r>
+      <w:proofErr w:type="spellEnd"/>
+      <w:r>
+        <w:t xml:space="preserve"> </w:t>
+      </w:r>
+      <w:proofErr w:type="spellStart"/>
+      <w:r>
+        <w:t>ingresar</w:t>
+      </w:r>
+      <w:proofErr w:type="spellEnd"/>
+      <w:r>
+        <w:t xml:space="preserve"> ese </w:t>
+      </w:r>
+      <w:proofErr w:type="spellStart"/>
+      <w:r>
+        <w:t>número</w:t>
+      </w:r>
+      <w:proofErr w:type="spellEnd"/>
+      <w:r>
+        <w:t xml:space="preserve"> </w:t>
+      </w:r>
+      <w:proofErr w:type="spellStart"/>
+      <w:r>
+        <w:t>manualmente</w:t>
+      </w:r>
+      <w:proofErr w:type="spellEnd"/>
+      <w:r>
+        <w:t>.</w:t>
       </w:r>
     </w:p>
     <w:p>
@@ -4826,8 +6066,37 @@
         <w:pStyle w:val="ListNumber"/>
         <w:ind w:left="283"/>
       </w:pPr>
-      <w:r>
-        <w:t>Verificar los impuestos calculados.</w:t>
+      <w:proofErr w:type="spellStart"/>
+      <w:r>
+        <w:t>Verificar</w:t>
+      </w:r>
+      <w:proofErr w:type="spellEnd"/>
+      <w:r>
+        <w:t xml:space="preserve"> </w:t>
+      </w:r>
+      <w:proofErr w:type="spellStart"/>
+      <w:r>
+        <w:t>los</w:t>
+      </w:r>
+      <w:proofErr w:type="spellEnd"/>
+      <w:r>
+        <w:t xml:space="preserve"> </w:t>
+      </w:r>
+      <w:proofErr w:type="spellStart"/>
+      <w:r>
+        <w:t>impuestos</w:t>
+      </w:r>
+      <w:proofErr w:type="spellEnd"/>
+      <w:r>
+        <w:t xml:space="preserve"> </w:t>
+      </w:r>
+      <w:proofErr w:type="spellStart"/>
+      <w:r>
+        <w:t>calculados</w:t>
+      </w:r>
+      <w:proofErr w:type="spellEnd"/>
+      <w:r>
+        <w:t>.</w:t>
       </w:r>
     </w:p>
     <w:p>
@@ -4836,7 +6105,31 @@
         <w:ind w:left="283"/>
       </w:pPr>
       <w:r>
-        <w:t>Hacer clic en "Confirmar".</w:t>
+        <w:t xml:space="preserve">Hacer </w:t>
+      </w:r>
+      <w:proofErr w:type="spellStart"/>
+      <w:r>
+        <w:t>clic</w:t>
+      </w:r>
+      <w:proofErr w:type="spellEnd"/>
+      <w:r>
+        <w:t xml:space="preserve"> </w:t>
+      </w:r>
+      <w:proofErr w:type="spellStart"/>
+      <w:r>
+        <w:t>en</w:t>
+      </w:r>
+      <w:proofErr w:type="spellEnd"/>
+      <w:r>
+        <w:t xml:space="preserve"> "</w:t>
+      </w:r>
+      <w:proofErr w:type="spellStart"/>
+      <w:r>
+        <w:t>Confirmar</w:t>
+      </w:r>
+      <w:proofErr w:type="spellEnd"/>
+      <w:r>
+        <w:t>".</w:t>
       </w:r>
     </w:p>
     <w:p>
@@ -4870,6 +6163,9 @@
         <w:jc w:val="center"/>
       </w:pPr>
       <w:r>
+        <w:rPr>
+          <w:noProof/>
+        </w:rPr>
         <w:lastRenderedPageBreak/>
         <w:drawing>
           <wp:inline distT="0" distB="0" distL="0" distR="0" wp14:anchorId="5D6F0592" wp14:editId="0BE1659F">
@@ -4940,9 +6236,27 @@
       <w:pPr>
         <w:pStyle w:val="Heading2"/>
       </w:pPr>
-      <w:r>
-        <w:t>Escenario C — Proveedor Extranjero</w:t>
-      </w:r>
+      <w:proofErr w:type="spellStart"/>
+      <w:r>
+        <w:t>Escenario</w:t>
+      </w:r>
+      <w:proofErr w:type="spellEnd"/>
+      <w:r>
+        <w:t xml:space="preserve"> C — </w:t>
+      </w:r>
+      <w:proofErr w:type="spellStart"/>
+      <w:r>
+        <w:t>Proveedor</w:t>
+      </w:r>
+      <w:proofErr w:type="spellEnd"/>
+      <w:r>
+        <w:t xml:space="preserve"> </w:t>
+      </w:r>
+      <w:proofErr w:type="spellStart"/>
+      <w:r>
+        <w:t>Extranjero</w:t>
+      </w:r>
+      <w:proofErr w:type="spellEnd"/>
     </w:p>
     <w:p>
       <w:pPr>
@@ -5079,6 +6393,7 @@
             <w:pPr>
               <w:jc w:val="center"/>
             </w:pPr>
+            <w:proofErr w:type="spellStart"/>
             <w:r>
               <w:rPr>
                 <w:b/>
@@ -5087,6 +6402,7 @@
               </w:rPr>
               <w:t>Descripción</w:t>
             </w:r>
+            <w:proofErr w:type="spellEnd"/>
           </w:p>
         </w:tc>
       </w:tr>
@@ -5141,12 +6457,42 @@
             <w:shd w:val="clear" w:color="auto" w:fill="FFFFFF"/>
           </w:tcPr>
           <w:p>
-            <w:r>
-              <w:rPr>
-                <w:sz w:val="18"/>
-              </w:rPr>
-              <w:t>Trabajo, suministros y servicios</w:t>
-            </w:r>
+            <w:proofErr w:type="spellStart"/>
+            <w:r>
+              <w:rPr>
+                <w:sz w:val="18"/>
+              </w:rPr>
+              <w:t>Trabajo</w:t>
+            </w:r>
+            <w:proofErr w:type="spellEnd"/>
+            <w:r>
+              <w:rPr>
+                <w:sz w:val="18"/>
+              </w:rPr>
+              <w:t xml:space="preserve">, </w:t>
+            </w:r>
+            <w:proofErr w:type="spellStart"/>
+            <w:r>
+              <w:rPr>
+                <w:sz w:val="18"/>
+              </w:rPr>
+              <w:t>suministros</w:t>
+            </w:r>
+            <w:proofErr w:type="spellEnd"/>
+            <w:r>
+              <w:rPr>
+                <w:sz w:val="18"/>
+              </w:rPr>
+              <w:t xml:space="preserve"> y </w:t>
+            </w:r>
+            <w:proofErr w:type="spellStart"/>
+            <w:r>
+              <w:rPr>
+                <w:sz w:val="18"/>
+              </w:rPr>
+              <w:t>servicios</w:t>
+            </w:r>
+            <w:proofErr w:type="spellEnd"/>
           </w:p>
         </w:tc>
       </w:tr>
@@ -5171,12 +6517,14 @@
             <w:shd w:val="clear" w:color="auto" w:fill="EBF0F8"/>
           </w:tcPr>
           <w:p>
+            <w:proofErr w:type="spellStart"/>
             <w:r>
               <w:rPr>
                 <w:sz w:val="18"/>
               </w:rPr>
               <w:t>Arrendamiento</w:t>
             </w:r>
+            <w:proofErr w:type="spellEnd"/>
           </w:p>
         </w:tc>
       </w:tr>
@@ -5205,8 +6553,16 @@
               <w:rPr>
                 <w:sz w:val="18"/>
               </w:rPr>
-              <w:t>Activos fijos</w:t>
-            </w:r>
+              <w:t xml:space="preserve">Activos </w:t>
+            </w:r>
+            <w:proofErr w:type="spellStart"/>
+            <w:r>
+              <w:rPr>
+                <w:sz w:val="18"/>
+              </w:rPr>
+              <w:t>fijos</w:t>
+            </w:r>
+            <w:proofErr w:type="spellEnd"/>
           </w:p>
         </w:tc>
       </w:tr>
@@ -5231,12 +6587,14 @@
             <w:shd w:val="clear" w:color="auto" w:fill="EBF0F8"/>
           </w:tcPr>
           <w:p>
+            <w:proofErr w:type="spellStart"/>
             <w:r>
               <w:rPr>
                 <w:sz w:val="18"/>
               </w:rPr>
               <w:t>Representación</w:t>
             </w:r>
+            <w:proofErr w:type="spellEnd"/>
           </w:p>
         </w:tc>
       </w:tr>
@@ -5261,12 +6619,28 @@
             <w:shd w:val="clear" w:color="auto" w:fill="FFFFFF"/>
           </w:tcPr>
           <w:p>
-            <w:r>
-              <w:rPr>
-                <w:sz w:val="18"/>
-              </w:rPr>
-              <w:t>Deducciones admitidas</w:t>
-            </w:r>
+            <w:proofErr w:type="spellStart"/>
+            <w:r>
+              <w:rPr>
+                <w:sz w:val="18"/>
+              </w:rPr>
+              <w:t>Deducciones</w:t>
+            </w:r>
+            <w:proofErr w:type="spellEnd"/>
+            <w:r>
+              <w:rPr>
+                <w:sz w:val="18"/>
+              </w:rPr>
+              <w:t xml:space="preserve"> </w:t>
+            </w:r>
+            <w:proofErr w:type="spellStart"/>
+            <w:r>
+              <w:rPr>
+                <w:sz w:val="18"/>
+              </w:rPr>
+              <w:t>admitidas</w:t>
+            </w:r>
+            <w:proofErr w:type="spellEnd"/>
           </w:p>
         </w:tc>
       </w:tr>
@@ -5291,12 +6665,28 @@
             <w:shd w:val="clear" w:color="auto" w:fill="EBF0F8"/>
           </w:tcPr>
           <w:p>
-            <w:r>
-              <w:rPr>
-                <w:sz w:val="18"/>
-              </w:rPr>
-              <w:t>Gastos financieros</w:t>
-            </w:r>
+            <w:proofErr w:type="spellStart"/>
+            <w:r>
+              <w:rPr>
+                <w:sz w:val="18"/>
+              </w:rPr>
+              <w:t>Gastos</w:t>
+            </w:r>
+            <w:proofErr w:type="spellEnd"/>
+            <w:r>
+              <w:rPr>
+                <w:sz w:val="18"/>
+              </w:rPr>
+              <w:t xml:space="preserve"> </w:t>
+            </w:r>
+            <w:proofErr w:type="spellStart"/>
+            <w:r>
+              <w:rPr>
+                <w:sz w:val="18"/>
+              </w:rPr>
+              <w:t>financieros</w:t>
+            </w:r>
+            <w:proofErr w:type="spellEnd"/>
           </w:p>
         </w:tc>
       </w:tr>
@@ -5321,12 +6711,28 @@
             <w:shd w:val="clear" w:color="auto" w:fill="FFFFFF"/>
           </w:tcPr>
           <w:p>
-            <w:r>
-              <w:rPr>
-                <w:sz w:val="18"/>
-              </w:rPr>
-              <w:t>Gastos extraordinarios</w:t>
-            </w:r>
+            <w:proofErr w:type="spellStart"/>
+            <w:r>
+              <w:rPr>
+                <w:sz w:val="18"/>
+              </w:rPr>
+              <w:t>Gastos</w:t>
+            </w:r>
+            <w:proofErr w:type="spellEnd"/>
+            <w:r>
+              <w:rPr>
+                <w:sz w:val="18"/>
+              </w:rPr>
+              <w:t xml:space="preserve"> </w:t>
+            </w:r>
+            <w:proofErr w:type="spellStart"/>
+            <w:r>
+              <w:rPr>
+                <w:sz w:val="18"/>
+              </w:rPr>
+              <w:t>extraordinarios</w:t>
+            </w:r>
+            <w:proofErr w:type="spellEnd"/>
           </w:p>
         </w:tc>
       </w:tr>
@@ -5387,12 +6793,28 @@
             <w:shd w:val="clear" w:color="auto" w:fill="FFFFFF"/>
           </w:tcPr>
           <w:p>
-            <w:r>
-              <w:rPr>
-                <w:sz w:val="18"/>
-              </w:rPr>
-              <w:t>Adquisición de activos</w:t>
-            </w:r>
+            <w:proofErr w:type="spellStart"/>
+            <w:r>
+              <w:rPr>
+                <w:sz w:val="18"/>
+              </w:rPr>
+              <w:t>Adquisición</w:t>
+            </w:r>
+            <w:proofErr w:type="spellEnd"/>
+            <w:r>
+              <w:rPr>
+                <w:sz w:val="18"/>
+              </w:rPr>
+              <w:t xml:space="preserve"> de </w:t>
+            </w:r>
+            <w:proofErr w:type="spellStart"/>
+            <w:r>
+              <w:rPr>
+                <w:sz w:val="18"/>
+              </w:rPr>
+              <w:t>activos</w:t>
+            </w:r>
+            <w:proofErr w:type="spellEnd"/>
           </w:p>
         </w:tc>
       </w:tr>
@@ -5417,12 +6839,28 @@
             <w:shd w:val="clear" w:color="auto" w:fill="EBF0F8"/>
           </w:tcPr>
           <w:p>
-            <w:r>
-              <w:rPr>
-                <w:sz w:val="18"/>
-              </w:rPr>
-              <w:t>Gastos de seguros</w:t>
-            </w:r>
+            <w:proofErr w:type="spellStart"/>
+            <w:r>
+              <w:rPr>
+                <w:sz w:val="18"/>
+              </w:rPr>
+              <w:t>Gastos</w:t>
+            </w:r>
+            <w:proofErr w:type="spellEnd"/>
+            <w:r>
+              <w:rPr>
+                <w:sz w:val="18"/>
+              </w:rPr>
+              <w:t xml:space="preserve"> de </w:t>
+            </w:r>
+            <w:proofErr w:type="spellStart"/>
+            <w:r>
+              <w:rPr>
+                <w:sz w:val="18"/>
+              </w:rPr>
+              <w:t>seguros</w:t>
+            </w:r>
+            <w:proofErr w:type="spellEnd"/>
           </w:p>
         </w:tc>
       </w:tr>
@@ -5433,8 +6871,21 @@
         <w:pStyle w:val="Heading1"/>
       </w:pPr>
       <w:r>
-        <w:t>6. Notas de Crédito Fiscales</w:t>
-      </w:r>
+        <w:t xml:space="preserve">6. </w:t>
+      </w:r>
+      <w:proofErr w:type="spellStart"/>
+      <w:r>
+        <w:t>Notas</w:t>
+      </w:r>
+      <w:proofErr w:type="spellEnd"/>
+      <w:r>
+        <w:t xml:space="preserve"> de Crédito </w:t>
+      </w:r>
+      <w:proofErr w:type="spellStart"/>
+      <w:r>
+        <w:t>Fiscales</w:t>
+      </w:r>
+      <w:proofErr w:type="spellEnd"/>
     </w:p>
     <w:p>
       <w:pPr>
@@ -5550,14 +7001,34 @@
             <w:pPr>
               <w:jc w:val="center"/>
             </w:pPr>
+            <w:proofErr w:type="spellStart"/>
             <w:r>
               <w:rPr>
                 <w:b/>
                 <w:color w:val="FFFFFF"/>
                 <w:sz w:val="18"/>
               </w:rPr>
-              <w:t>Opciones disponibles</w:t>
-            </w:r>
+              <w:t>Opciones</w:t>
+            </w:r>
+            <w:proofErr w:type="spellEnd"/>
+            <w:r>
+              <w:rPr>
+                <w:b/>
+                <w:color w:val="FFFFFF"/>
+                <w:sz w:val="18"/>
+              </w:rPr>
+              <w:t xml:space="preserve"> </w:t>
+            </w:r>
+            <w:proofErr w:type="spellStart"/>
+            <w:r>
+              <w:rPr>
+                <w:b/>
+                <w:color w:val="FFFFFF"/>
+                <w:sz w:val="18"/>
+              </w:rPr>
+              <w:t>disponibles</w:t>
+            </w:r>
+            <w:proofErr w:type="spellEnd"/>
           </w:p>
         </w:tc>
         <w:tc>
@@ -5569,6 +7040,7 @@
             <w:pPr>
               <w:jc w:val="center"/>
             </w:pPr>
+            <w:proofErr w:type="spellStart"/>
             <w:r>
               <w:rPr>
                 <w:b/>
@@ -5577,6 +7049,7 @@
               </w:rPr>
               <w:t>Descripción</w:t>
             </w:r>
+            <w:proofErr w:type="spellEnd"/>
           </w:p>
         </w:tc>
       </w:tr>
@@ -5591,8 +7064,16 @@
               <w:rPr>
                 <w:sz w:val="18"/>
               </w:rPr>
-              <w:t>Tipo de reembolso</w:t>
-            </w:r>
+              <w:t xml:space="preserve">Tipo de </w:t>
+            </w:r>
+            <w:proofErr w:type="spellStart"/>
+            <w:r>
+              <w:rPr>
+                <w:sz w:val="18"/>
+              </w:rPr>
+              <w:t>reembolso</w:t>
+            </w:r>
+            <w:proofErr w:type="spellEnd"/>
           </w:p>
         </w:tc>
         <w:tc>
@@ -5659,11 +7140,19 @@
             <w:shd w:val="clear" w:color="auto" w:fill="FFFFFF"/>
           </w:tcPr>
           <w:p>
-            <w:r>
-              <w:rPr>
-                <w:sz w:val="18"/>
-              </w:rPr>
-              <w:t>Porcentaje / Monto</w:t>
+            <w:proofErr w:type="spellStart"/>
+            <w:r>
+              <w:rPr>
+                <w:sz w:val="18"/>
+              </w:rPr>
+              <w:t>Porcentaje</w:t>
+            </w:r>
+            <w:proofErr w:type="spellEnd"/>
+            <w:r>
+              <w:rPr>
+                <w:sz w:val="18"/>
+              </w:rPr>
+              <w:t xml:space="preserve"> / Monto</w:t>
             </w:r>
           </w:p>
         </w:tc>
@@ -5677,8 +7166,16 @@
               <w:rPr>
                 <w:sz w:val="18"/>
               </w:rPr>
-              <w:t>Valor numérico</w:t>
-            </w:r>
+              <w:t xml:space="preserve">Valor </w:t>
+            </w:r>
+            <w:proofErr w:type="spellStart"/>
+            <w:r>
+              <w:rPr>
+                <w:sz w:val="18"/>
+              </w:rPr>
+              <w:t>numérico</w:t>
+            </w:r>
+            <w:proofErr w:type="spellEnd"/>
           </w:p>
         </w:tc>
         <w:tc>
@@ -5713,8 +7210,16 @@
               <w:rPr>
                 <w:sz w:val="18"/>
               </w:rPr>
-              <w:t>Tipo de documento</w:t>
-            </w:r>
+              <w:t xml:space="preserve">Tipo de </w:t>
+            </w:r>
+            <w:proofErr w:type="spellStart"/>
+            <w:r>
+              <w:rPr>
+                <w:sz w:val="18"/>
+              </w:rPr>
+              <w:t>documento</w:t>
+            </w:r>
+            <w:proofErr w:type="spellEnd"/>
           </w:p>
         </w:tc>
         <w:tc>
@@ -5773,12 +7278,28 @@
             <w:shd w:val="clear" w:color="auto" w:fill="FFFFFF"/>
           </w:tcPr>
           <w:p>
-            <w:r>
-              <w:rPr>
-                <w:sz w:val="18"/>
-              </w:rPr>
-              <w:t>Número de documento</w:t>
-            </w:r>
+            <w:proofErr w:type="spellStart"/>
+            <w:r>
+              <w:rPr>
+                <w:sz w:val="18"/>
+              </w:rPr>
+              <w:t>Número</w:t>
+            </w:r>
+            <w:proofErr w:type="spellEnd"/>
+            <w:r>
+              <w:rPr>
+                <w:sz w:val="18"/>
+              </w:rPr>
+              <w:t xml:space="preserve"> de </w:t>
+            </w:r>
+            <w:proofErr w:type="spellStart"/>
+            <w:r>
+              <w:rPr>
+                <w:sz w:val="18"/>
+              </w:rPr>
+              <w:t>documento</w:t>
+            </w:r>
+            <w:proofErr w:type="spellEnd"/>
           </w:p>
         </w:tc>
         <w:tc>
@@ -5787,12 +7308,14 @@
             <w:shd w:val="clear" w:color="auto" w:fill="FFFFFF"/>
           </w:tcPr>
           <w:p>
+            <w:proofErr w:type="spellStart"/>
             <w:r>
               <w:rPr>
                 <w:sz w:val="18"/>
               </w:rPr>
               <w:t>Alfanumérico</w:t>
             </w:r>
+            <w:proofErr w:type="spellEnd"/>
           </w:p>
         </w:tc>
         <w:tc>
@@ -5827,7 +7350,21 @@
               <w:rPr>
                 <w:sz w:val="18"/>
               </w:rPr>
-              <w:t>Código modificación e-CF</w:t>
+              <w:t xml:space="preserve">Código </w:t>
+            </w:r>
+            <w:proofErr w:type="spellStart"/>
+            <w:r>
+              <w:rPr>
+                <w:sz w:val="18"/>
+              </w:rPr>
+              <w:t>modificación</w:t>
+            </w:r>
+            <w:proofErr w:type="spellEnd"/>
+            <w:r>
+              <w:rPr>
+                <w:sz w:val="18"/>
+              </w:rPr>
+              <w:t xml:space="preserve"> e-CF</w:t>
             </w:r>
           </w:p>
         </w:tc>
@@ -5873,12 +7410,14 @@
             <w:shd w:val="clear" w:color="auto" w:fill="FFFFFF"/>
           </w:tcPr>
           <w:p>
+            <w:proofErr w:type="spellStart"/>
             <w:r>
               <w:rPr>
                 <w:sz w:val="18"/>
               </w:rPr>
               <w:t>Motivo</w:t>
             </w:r>
+            <w:proofErr w:type="spellEnd"/>
           </w:p>
         </w:tc>
         <w:tc>
@@ -5887,11 +7426,19 @@
             <w:shd w:val="clear" w:color="auto" w:fill="FFFFFF"/>
           </w:tcPr>
           <w:p>
-            <w:r>
-              <w:rPr>
-                <w:sz w:val="18"/>
-              </w:rPr>
-              <w:t>Texto libre</w:t>
+            <w:proofErr w:type="spellStart"/>
+            <w:r>
+              <w:rPr>
+                <w:sz w:val="18"/>
+              </w:rPr>
+              <w:t>Texto</w:t>
+            </w:r>
+            <w:proofErr w:type="spellEnd"/>
+            <w:r>
+              <w:rPr>
+                <w:sz w:val="18"/>
+              </w:rPr>
+              <w:t xml:space="preserve"> libre</w:t>
             </w:r>
           </w:p>
         </w:tc>
@@ -5930,7 +7477,31 @@
         <w:ind w:left="283"/>
       </w:pPr>
       <w:r>
-        <w:t>Hacer clic en "Revertir".</w:t>
+        <w:t xml:space="preserve">Hacer </w:t>
+      </w:r>
+      <w:proofErr w:type="spellStart"/>
+      <w:r>
+        <w:t>clic</w:t>
+      </w:r>
+      <w:proofErr w:type="spellEnd"/>
+      <w:r>
+        <w:t xml:space="preserve"> </w:t>
+      </w:r>
+      <w:proofErr w:type="spellStart"/>
+      <w:r>
+        <w:t>en</w:t>
+      </w:r>
+      <w:proofErr w:type="spellEnd"/>
+      <w:r>
+        <w:t xml:space="preserve"> "</w:t>
+      </w:r>
+      <w:proofErr w:type="spellStart"/>
+      <w:r>
+        <w:t>Revertir</w:t>
+      </w:r>
+      <w:proofErr w:type="spellEnd"/>
+      <w:r>
+        <w:t>".</w:t>
       </w:r>
     </w:p>
     <w:p>
@@ -6023,6 +7594,7 @@
             <w:pPr>
               <w:jc w:val="center"/>
             </w:pPr>
+            <w:proofErr w:type="spellStart"/>
             <w:r>
               <w:rPr>
                 <w:b/>
@@ -6031,6 +7603,7 @@
               </w:rPr>
               <w:t>Descripción</w:t>
             </w:r>
+            <w:proofErr w:type="spellEnd"/>
           </w:p>
         </w:tc>
       </w:tr>
@@ -6055,12 +7628,28 @@
             <w:shd w:val="clear" w:color="auto" w:fill="EBF0F8"/>
           </w:tcPr>
           <w:p>
-            <w:r>
-              <w:rPr>
-                <w:sz w:val="18"/>
-              </w:rPr>
-              <w:t>Cancelación total del comprobante</w:t>
-            </w:r>
+            <w:proofErr w:type="spellStart"/>
+            <w:r>
+              <w:rPr>
+                <w:sz w:val="18"/>
+              </w:rPr>
+              <w:t>Cancelación</w:t>
+            </w:r>
+            <w:proofErr w:type="spellEnd"/>
+            <w:r>
+              <w:rPr>
+                <w:sz w:val="18"/>
+              </w:rPr>
+              <w:t xml:space="preserve"> total del </w:t>
+            </w:r>
+            <w:proofErr w:type="spellStart"/>
+            <w:r>
+              <w:rPr>
+                <w:sz w:val="18"/>
+              </w:rPr>
+              <w:t>comprobante</w:t>
+            </w:r>
+            <w:proofErr w:type="spellEnd"/>
           </w:p>
         </w:tc>
       </w:tr>
@@ -6121,12 +7710,28 @@
             <w:shd w:val="clear" w:color="auto" w:fill="EBF0F8"/>
           </w:tcPr>
           <w:p>
-            <w:r>
-              <w:rPr>
-                <w:sz w:val="18"/>
-              </w:rPr>
-              <w:t>Corrección de montos</w:t>
-            </w:r>
+            <w:proofErr w:type="spellStart"/>
+            <w:r>
+              <w:rPr>
+                <w:sz w:val="18"/>
+              </w:rPr>
+              <w:t>Corrección</w:t>
+            </w:r>
+            <w:proofErr w:type="spellEnd"/>
+            <w:r>
+              <w:rPr>
+                <w:sz w:val="18"/>
+              </w:rPr>
+              <w:t xml:space="preserve"> de </w:t>
+            </w:r>
+            <w:proofErr w:type="spellStart"/>
+            <w:r>
+              <w:rPr>
+                <w:sz w:val="18"/>
+              </w:rPr>
+              <w:t>montos</w:t>
+            </w:r>
+            <w:proofErr w:type="spellEnd"/>
           </w:p>
         </w:tc>
       </w:tr>
@@ -6215,6 +7820,9 @@
         <w:jc w:val="center"/>
       </w:pPr>
       <w:r>
+        <w:rPr>
+          <w:noProof/>
+        </w:rPr>
         <w:lastRenderedPageBreak/>
         <w:drawing>
           <wp:inline distT="0" distB="0" distL="0" distR="0" wp14:anchorId="1BCAE8F2" wp14:editId="4AEF3425">
@@ -6286,6 +7894,9 @@
         <w:jc w:val="center"/>
       </w:pPr>
       <w:r>
+        <w:rPr>
+          <w:noProof/>
+        </w:rPr>
         <w:drawing>
           <wp:inline distT="0" distB="0" distL="0" distR="0" wp14:anchorId="54290F22" wp14:editId="70DCDBC8">
             <wp:extent cx="5792470" cy="2910840"/>
@@ -6354,6 +7965,9 @@
     <w:p>
       <w:pPr>
         <w:jc w:val="center"/>
+        <w:rPr>
+          <w:lang w:val="es-DO"/>
+        </w:rPr>
       </w:pPr>
     </w:p>
     <w:p>
@@ -6361,6 +7975,9 @@
         <w:jc w:val="center"/>
       </w:pPr>
       <w:r>
+        <w:rPr>
+          <w:noProof/>
+        </w:rPr>
         <w:lastRenderedPageBreak/>
         <w:drawing>
           <wp:inline distT="0" distB="0" distL="0" distR="0" wp14:anchorId="66FA2BFD" wp14:editId="06FA5E46">
@@ -6566,6 +8183,7 @@
             <w:pPr>
               <w:jc w:val="center"/>
             </w:pPr>
+            <w:proofErr w:type="spellStart"/>
             <w:r>
               <w:rPr>
                 <w:b/>
@@ -6574,6 +8192,7 @@
               </w:rPr>
               <w:t>Opciones</w:t>
             </w:r>
+            <w:proofErr w:type="spellEnd"/>
           </w:p>
         </w:tc>
         <w:tc>
@@ -6585,6 +8204,7 @@
             <w:pPr>
               <w:jc w:val="center"/>
             </w:pPr>
+            <w:proofErr w:type="spellStart"/>
             <w:r>
               <w:rPr>
                 <w:b/>
@@ -6593,6 +8213,7 @@
               </w:rPr>
               <w:t>Descripción</w:t>
             </w:r>
+            <w:proofErr w:type="spellEnd"/>
           </w:p>
         </w:tc>
       </w:tr>
@@ -6607,8 +8228,16 @@
               <w:rPr>
                 <w:sz w:val="18"/>
               </w:rPr>
-              <w:t>Tipo de débito</w:t>
-            </w:r>
+              <w:t xml:space="preserve">Tipo de </w:t>
+            </w:r>
+            <w:proofErr w:type="spellStart"/>
+            <w:r>
+              <w:rPr>
+                <w:sz w:val="18"/>
+              </w:rPr>
+              <w:t>débito</w:t>
+            </w:r>
+            <w:proofErr w:type="spellEnd"/>
           </w:p>
         </w:tc>
         <w:tc>
@@ -6617,12 +8246,28 @@
             <w:shd w:val="clear" w:color="auto" w:fill="EBF0F8"/>
           </w:tcPr>
           <w:p>
-            <w:r>
-              <w:rPr>
-                <w:sz w:val="18"/>
-              </w:rPr>
-              <w:t>Porcentaje / Monto fijo</w:t>
-            </w:r>
+            <w:proofErr w:type="spellStart"/>
+            <w:r>
+              <w:rPr>
+                <w:sz w:val="18"/>
+              </w:rPr>
+              <w:t>Porcentaje</w:t>
+            </w:r>
+            <w:proofErr w:type="spellEnd"/>
+            <w:r>
+              <w:rPr>
+                <w:sz w:val="18"/>
+              </w:rPr>
+              <w:t xml:space="preserve"> / Monto </w:t>
+            </w:r>
+            <w:proofErr w:type="spellStart"/>
+            <w:r>
+              <w:rPr>
+                <w:sz w:val="18"/>
+              </w:rPr>
+              <w:t>fijo</w:t>
+            </w:r>
+            <w:proofErr w:type="spellEnd"/>
           </w:p>
         </w:tc>
         <w:tc>
@@ -6653,11 +8298,19 @@
             <w:shd w:val="clear" w:color="auto" w:fill="FFFFFF"/>
           </w:tcPr>
           <w:p>
-            <w:r>
-              <w:rPr>
-                <w:sz w:val="18"/>
-              </w:rPr>
-              <w:t>Porcentaje / Monto</w:t>
+            <w:proofErr w:type="spellStart"/>
+            <w:r>
+              <w:rPr>
+                <w:sz w:val="18"/>
+              </w:rPr>
+              <w:t>Porcentaje</w:t>
+            </w:r>
+            <w:proofErr w:type="spellEnd"/>
+            <w:r>
+              <w:rPr>
+                <w:sz w:val="18"/>
+              </w:rPr>
+              <w:t xml:space="preserve"> / Monto</w:t>
             </w:r>
           </w:p>
         </w:tc>
@@ -6671,8 +8324,16 @@
               <w:rPr>
                 <w:sz w:val="18"/>
               </w:rPr>
-              <w:t>Valor numérico</w:t>
-            </w:r>
+              <w:t xml:space="preserve">Valor </w:t>
+            </w:r>
+            <w:proofErr w:type="spellStart"/>
+            <w:r>
+              <w:rPr>
+                <w:sz w:val="18"/>
+              </w:rPr>
+              <w:t>numérico</w:t>
+            </w:r>
+            <w:proofErr w:type="spellEnd"/>
           </w:p>
         </w:tc>
         <w:tc>
@@ -6707,8 +8368,16 @@
               <w:rPr>
                 <w:sz w:val="18"/>
               </w:rPr>
-              <w:t>Tipo de documento</w:t>
-            </w:r>
+              <w:t xml:space="preserve">Tipo de </w:t>
+            </w:r>
+            <w:proofErr w:type="spellStart"/>
+            <w:r>
+              <w:rPr>
+                <w:sz w:val="18"/>
+              </w:rPr>
+              <w:t>documento</w:t>
+            </w:r>
+            <w:proofErr w:type="spellEnd"/>
           </w:p>
         </w:tc>
         <w:tc>
@@ -6757,7 +8426,21 @@
               <w:rPr>
                 <w:sz w:val="18"/>
               </w:rPr>
-              <w:t>Código modificación e-CF</w:t>
+              <w:t xml:space="preserve">Código </w:t>
+            </w:r>
+            <w:proofErr w:type="spellStart"/>
+            <w:r>
+              <w:rPr>
+                <w:sz w:val="18"/>
+              </w:rPr>
+              <w:t>modificación</w:t>
+            </w:r>
+            <w:proofErr w:type="spellEnd"/>
+            <w:r>
+              <w:rPr>
+                <w:sz w:val="18"/>
+              </w:rPr>
+              <w:t xml:space="preserve"> e-CF</w:t>
             </w:r>
           </w:p>
         </w:tc>
@@ -6781,11 +8464,47 @@
             <w:shd w:val="clear" w:color="auto" w:fill="FFFFFF"/>
           </w:tcPr>
           <w:p>
-            <w:r>
-              <w:rPr>
-                <w:sz w:val="18"/>
-              </w:rPr>
-              <w:t>Obligatorio para comprobantes electrónicos.</w:t>
+            <w:proofErr w:type="spellStart"/>
+            <w:r>
+              <w:rPr>
+                <w:sz w:val="18"/>
+              </w:rPr>
+              <w:t>Obligatorio</w:t>
+            </w:r>
+            <w:proofErr w:type="spellEnd"/>
+            <w:r>
+              <w:rPr>
+                <w:sz w:val="18"/>
+              </w:rPr>
+              <w:t xml:space="preserve"> para </w:t>
+            </w:r>
+            <w:proofErr w:type="spellStart"/>
+            <w:r>
+              <w:rPr>
+                <w:sz w:val="18"/>
+              </w:rPr>
+              <w:t>comprobantes</w:t>
+            </w:r>
+            <w:proofErr w:type="spellEnd"/>
+            <w:r>
+              <w:rPr>
+                <w:sz w:val="18"/>
+              </w:rPr>
+              <w:t xml:space="preserve"> </w:t>
+            </w:r>
+            <w:proofErr w:type="spellStart"/>
+            <w:r>
+              <w:rPr>
+                <w:sz w:val="18"/>
+              </w:rPr>
+              <w:t>electrónicos</w:t>
+            </w:r>
+            <w:proofErr w:type="spellEnd"/>
+            <w:r>
+              <w:rPr>
+                <w:sz w:val="18"/>
+              </w:rPr>
+              <w:t>.</w:t>
             </w:r>
           </w:p>
         </w:tc>
@@ -6849,6 +8568,7 @@
       </w:pPr>
       <w:r>
         <w:rPr>
+          <w:noProof/>
           <w:lang w:val="es-DO"/>
         </w:rPr>
         <w:lastRenderedPageBreak/>
@@ -6906,17 +8626,19 @@
           <w:sz w:val="18"/>
           <w:lang w:val="es-DO"/>
         </w:rPr>
-        <w:t>Factura a la cual se le ara una nota de débito</w:t>
-      </w:r>
-      <w:r>
+        <w:t>Factura a la cual se le ara una nota de débito.</w:t>
+      </w:r>
+    </w:p>
+    <w:p>
+      <w:pPr>
+        <w:jc w:val="center"/>
         <w:rPr>
           <w:i/>
           <w:color w:val="707070"/>
           <w:sz w:val="18"/>
           <w:lang w:val="es-DO"/>
         </w:rPr>
-        <w:t>.</w:t>
-      </w:r>
+      </w:pPr>
     </w:p>
     <w:p>
       <w:pPr>
@@ -6928,20 +8650,10 @@
           <w:lang w:val="es-DO"/>
         </w:rPr>
       </w:pPr>
-    </w:p>
-    <w:p>
-      <w:pPr>
-        <w:jc w:val="center"/>
+      <w:r>
         <w:rPr>
           <w:i/>
-          <w:color w:val="707070"/>
-          <w:sz w:val="18"/>
-          <w:lang w:val="es-DO"/>
-        </w:rPr>
-      </w:pPr>
-      <w:r>
-        <w:rPr>
-          <w:i/>
+          <w:noProof/>
           <w:color w:val="707070"/>
           <w:sz w:val="18"/>
           <w:lang w:val="es-DO"/>
@@ -7027,6 +8739,7 @@
       <w:r>
         <w:rPr>
           <w:i/>
+          <w:noProof/>
           <w:color w:val="707070"/>
           <w:sz w:val="18"/>
           <w:lang w:val="es-DO"/>
@@ -7281,8 +8994,17 @@
                 <w:sz w:val="18"/>
                 <w:lang w:val="es-DO"/>
               </w:rPr>
-              <w:t>Deterioro de factura pre-impresa</w:t>
-            </w:r>
+              <w:t xml:space="preserve">Deterioro de factura </w:t>
+            </w:r>
+            <w:proofErr w:type="spellStart"/>
+            <w:r>
+              <w:rPr>
+                <w:sz w:val="18"/>
+                <w:lang w:val="es-DO"/>
+              </w:rPr>
+              <w:t>pre-impresa</w:t>
+            </w:r>
+            <w:proofErr w:type="spellEnd"/>
           </w:p>
         </w:tc>
       </w:tr>
@@ -7317,7 +9039,23 @@
                 <w:sz w:val="18"/>
                 <w:lang w:val="es-DO"/>
               </w:rPr>
-              <w:t>Errores de impresión (factura pre-impresa)</w:t>
+              <w:t xml:space="preserve">Errores de impresión (factura </w:t>
+            </w:r>
+            <w:proofErr w:type="spellStart"/>
+            <w:r>
+              <w:rPr>
+                <w:sz w:val="18"/>
+                <w:lang w:val="es-DO"/>
+              </w:rPr>
+              <w:t>pre-impresa</w:t>
+            </w:r>
+            <w:proofErr w:type="spellEnd"/>
+            <w:r>
+              <w:rPr>
+                <w:sz w:val="18"/>
+                <w:lang w:val="es-DO"/>
+              </w:rPr>
+              <w:t>)</w:t>
             </w:r>
           </w:p>
         </w:tc>
@@ -7343,12 +9081,28 @@
             <w:shd w:val="clear" w:color="auto" w:fill="EBF0F8"/>
           </w:tcPr>
           <w:p>
-            <w:r>
-              <w:rPr>
-                <w:sz w:val="18"/>
-              </w:rPr>
-              <w:t>Impresión defectuosa</w:t>
-            </w:r>
+            <w:proofErr w:type="spellStart"/>
+            <w:r>
+              <w:rPr>
+                <w:sz w:val="18"/>
+              </w:rPr>
+              <w:t>Impresión</w:t>
+            </w:r>
+            <w:proofErr w:type="spellEnd"/>
+            <w:r>
+              <w:rPr>
+                <w:sz w:val="18"/>
+              </w:rPr>
+              <w:t xml:space="preserve"> </w:t>
+            </w:r>
+            <w:proofErr w:type="spellStart"/>
+            <w:r>
+              <w:rPr>
+                <w:sz w:val="18"/>
+              </w:rPr>
+              <w:t>defectuosa</w:t>
+            </w:r>
+            <w:proofErr w:type="spellEnd"/>
           </w:p>
         </w:tc>
       </w:tr>
@@ -7413,8 +9167,16 @@
               <w:rPr>
                 <w:sz w:val="18"/>
               </w:rPr>
-              <w:t>Cambio de producto</w:t>
-            </w:r>
+              <w:t xml:space="preserve">Cambio de </w:t>
+            </w:r>
+            <w:proofErr w:type="spellStart"/>
+            <w:r>
+              <w:rPr>
+                <w:sz w:val="18"/>
+              </w:rPr>
+              <w:t>producto</w:t>
+            </w:r>
+            <w:proofErr w:type="spellEnd"/>
           </w:p>
         </w:tc>
       </w:tr>
@@ -7439,12 +9201,28 @@
             <w:shd w:val="clear" w:color="auto" w:fill="FFFFFF"/>
           </w:tcPr>
           <w:p>
-            <w:r>
-              <w:rPr>
-                <w:sz w:val="18"/>
-              </w:rPr>
-              <w:t>Devolución de producto</w:t>
-            </w:r>
+            <w:proofErr w:type="spellStart"/>
+            <w:r>
+              <w:rPr>
+                <w:sz w:val="18"/>
+              </w:rPr>
+              <w:t>Devolución</w:t>
+            </w:r>
+            <w:proofErr w:type="spellEnd"/>
+            <w:r>
+              <w:rPr>
+                <w:sz w:val="18"/>
+              </w:rPr>
+              <w:t xml:space="preserve"> de </w:t>
+            </w:r>
+            <w:proofErr w:type="spellStart"/>
+            <w:r>
+              <w:rPr>
+                <w:sz w:val="18"/>
+              </w:rPr>
+              <w:t>producto</w:t>
+            </w:r>
+            <w:proofErr w:type="spellEnd"/>
           </w:p>
         </w:tc>
       </w:tr>
@@ -7469,12 +9247,28 @@
             <w:shd w:val="clear" w:color="auto" w:fill="EBF0F8"/>
           </w:tcPr>
           <w:p>
-            <w:r>
-              <w:rPr>
-                <w:sz w:val="18"/>
-              </w:rPr>
-              <w:t>Omisión de producto</w:t>
-            </w:r>
+            <w:proofErr w:type="spellStart"/>
+            <w:r>
+              <w:rPr>
+                <w:sz w:val="18"/>
+              </w:rPr>
+              <w:t>Omisión</w:t>
+            </w:r>
+            <w:proofErr w:type="spellEnd"/>
+            <w:r>
+              <w:rPr>
+                <w:sz w:val="18"/>
+              </w:rPr>
+              <w:t xml:space="preserve"> de </w:t>
+            </w:r>
+            <w:proofErr w:type="spellStart"/>
+            <w:r>
+              <w:rPr>
+                <w:sz w:val="18"/>
+              </w:rPr>
+              <w:t>producto</w:t>
+            </w:r>
+            <w:proofErr w:type="spellEnd"/>
           </w:p>
         </w:tc>
       </w:tr>
@@ -7499,11 +9293,47 @@
             <w:shd w:val="clear" w:color="auto" w:fill="FFFFFF"/>
           </w:tcPr>
           <w:p>
-            <w:r>
-              <w:rPr>
-                <w:sz w:val="18"/>
-              </w:rPr>
-              <w:t>Errores en secuencia NCF</w:t>
+            <w:proofErr w:type="spellStart"/>
+            <w:r>
+              <w:rPr>
+                <w:sz w:val="18"/>
+              </w:rPr>
+              <w:t>Errores</w:t>
+            </w:r>
+            <w:proofErr w:type="spellEnd"/>
+            <w:r>
+              <w:rPr>
+                <w:sz w:val="18"/>
+              </w:rPr>
+              <w:t xml:space="preserve"> </w:t>
+            </w:r>
+            <w:proofErr w:type="spellStart"/>
+            <w:r>
+              <w:rPr>
+                <w:sz w:val="18"/>
+              </w:rPr>
+              <w:t>en</w:t>
+            </w:r>
+            <w:proofErr w:type="spellEnd"/>
+            <w:r>
+              <w:rPr>
+                <w:sz w:val="18"/>
+              </w:rPr>
+              <w:t xml:space="preserve"> </w:t>
+            </w:r>
+            <w:proofErr w:type="spellStart"/>
+            <w:r>
+              <w:rPr>
+                <w:sz w:val="18"/>
+              </w:rPr>
+              <w:t>secuencia</w:t>
+            </w:r>
+            <w:proofErr w:type="spellEnd"/>
+            <w:r>
+              <w:rPr>
+                <w:sz w:val="18"/>
+              </w:rPr>
+              <w:t xml:space="preserve"> NCF</w:t>
             </w:r>
           </w:p>
         </w:tc>
@@ -7533,8 +9363,30 @@
               <w:rPr>
                 <w:sz w:val="18"/>
               </w:rPr>
-              <w:t>Por cese de operaciones</w:t>
-            </w:r>
+              <w:t xml:space="preserve">Por </w:t>
+            </w:r>
+            <w:proofErr w:type="spellStart"/>
+            <w:r>
+              <w:rPr>
+                <w:sz w:val="18"/>
+              </w:rPr>
+              <w:t>cese</w:t>
+            </w:r>
+            <w:proofErr w:type="spellEnd"/>
+            <w:r>
+              <w:rPr>
+                <w:sz w:val="18"/>
+              </w:rPr>
+              <w:t xml:space="preserve"> de </w:t>
+            </w:r>
+            <w:proofErr w:type="spellStart"/>
+            <w:r>
+              <w:rPr>
+                <w:sz w:val="18"/>
+              </w:rPr>
+              <w:t>operaciones</w:t>
+            </w:r>
+            <w:proofErr w:type="spellEnd"/>
           </w:p>
         </w:tc>
       </w:tr>
@@ -7588,7 +9440,31 @@
         <w:ind w:left="283"/>
       </w:pPr>
       <w:r>
-        <w:t>Hacer clic en "Confirmar".</w:t>
+        <w:t xml:space="preserve">Hacer </w:t>
+      </w:r>
+      <w:proofErr w:type="spellStart"/>
+      <w:r>
+        <w:t>clic</w:t>
+      </w:r>
+      <w:proofErr w:type="spellEnd"/>
+      <w:r>
+        <w:t xml:space="preserve"> </w:t>
+      </w:r>
+      <w:proofErr w:type="spellStart"/>
+      <w:r>
+        <w:t>en</w:t>
+      </w:r>
+      <w:proofErr w:type="spellEnd"/>
+      <w:r>
+        <w:t xml:space="preserve"> "</w:t>
+      </w:r>
+      <w:proofErr w:type="spellStart"/>
+      <w:r>
+        <w:t>Confirmar</w:t>
+      </w:r>
+      <w:proofErr w:type="spellEnd"/>
+      <w:r>
+        <w:t>".</w:t>
       </w:r>
     </w:p>
     <w:p>
@@ -7638,6 +9514,9 @@
         <w:jc w:val="center"/>
       </w:pPr>
       <w:r>
+        <w:rPr>
+          <w:noProof/>
+        </w:rPr>
         <w:drawing>
           <wp:inline distT="0" distB="0" distL="0" distR="0" wp14:anchorId="74255B6C" wp14:editId="40CCE569">
             <wp:extent cx="5792470" cy="2933700"/>
@@ -7719,6 +9598,7 @@
       <w:r>
         <w:rPr>
           <w:i/>
+          <w:noProof/>
           <w:color w:val="707070"/>
           <w:sz w:val="18"/>
           <w:lang w:val="es-DO"/>
@@ -7955,6 +9835,7 @@
             <w:pPr>
               <w:jc w:val="center"/>
             </w:pPr>
+            <w:proofErr w:type="spellStart"/>
             <w:r>
               <w:rPr>
                 <w:b/>
@@ -7963,6 +9844,7 @@
               </w:rPr>
               <w:t>Descripción</w:t>
             </w:r>
+            <w:proofErr w:type="spellEnd"/>
           </w:p>
         </w:tc>
       </w:tr>
@@ -7973,11 +9855,33 @@
             <w:shd w:val="clear" w:color="auto" w:fill="EBF0F8"/>
           </w:tcPr>
           <w:p>
-            <w:r>
-              <w:rPr>
-                <w:sz w:val="18"/>
-              </w:rPr>
-              <w:t>Secuencia inicio / fin</w:t>
+            <w:proofErr w:type="spellStart"/>
+            <w:r>
+              <w:rPr>
+                <w:sz w:val="18"/>
+              </w:rPr>
+              <w:t>Secuencia</w:t>
+            </w:r>
+            <w:proofErr w:type="spellEnd"/>
+            <w:r>
+              <w:rPr>
+                <w:sz w:val="18"/>
+              </w:rPr>
+              <w:t xml:space="preserve"> </w:t>
+            </w:r>
+            <w:proofErr w:type="spellStart"/>
+            <w:r>
+              <w:rPr>
+                <w:sz w:val="18"/>
+              </w:rPr>
+              <w:t>inicio</w:t>
+            </w:r>
+            <w:proofErr w:type="spellEnd"/>
+            <w:r>
+              <w:rPr>
+                <w:sz w:val="18"/>
+              </w:rPr>
+              <w:t xml:space="preserve"> / fin</w:t>
             </w:r>
           </w:p>
         </w:tc>
@@ -8009,12 +9913,28 @@
             <w:shd w:val="clear" w:color="auto" w:fill="FFFFFF"/>
           </w:tcPr>
           <w:p>
-            <w:r>
-              <w:rPr>
-                <w:sz w:val="18"/>
-              </w:rPr>
-              <w:t>Próximo número</w:t>
-            </w:r>
+            <w:proofErr w:type="spellStart"/>
+            <w:r>
+              <w:rPr>
+                <w:sz w:val="18"/>
+              </w:rPr>
+              <w:t>Próximo</w:t>
+            </w:r>
+            <w:proofErr w:type="spellEnd"/>
+            <w:r>
+              <w:rPr>
+                <w:sz w:val="18"/>
+              </w:rPr>
+              <w:t xml:space="preserve"> </w:t>
+            </w:r>
+            <w:proofErr w:type="spellStart"/>
+            <w:r>
+              <w:rPr>
+                <w:sz w:val="18"/>
+              </w:rPr>
+              <w:t>número</w:t>
+            </w:r>
+            <w:proofErr w:type="spellEnd"/>
           </w:p>
         </w:tc>
         <w:tc>
@@ -8045,12 +9965,14 @@
             <w:shd w:val="clear" w:color="auto" w:fill="EBF0F8"/>
           </w:tcPr>
           <w:p>
+            <w:proofErr w:type="spellStart"/>
             <w:r>
               <w:rPr>
                 <w:sz w:val="18"/>
               </w:rPr>
               <w:t>Disponibles</w:t>
             </w:r>
+            <w:proofErr w:type="spellEnd"/>
           </w:p>
         </w:tc>
         <w:tc>
@@ -8117,11 +10039,19 @@
             <w:shd w:val="clear" w:color="auto" w:fill="EBF0F8"/>
           </w:tcPr>
           <w:p>
-            <w:r>
-              <w:rPr>
-                <w:sz w:val="18"/>
-              </w:rPr>
-              <w:t>Válido hasta</w:t>
+            <w:proofErr w:type="spellStart"/>
+            <w:r>
+              <w:rPr>
+                <w:sz w:val="18"/>
+              </w:rPr>
+              <w:t>Válido</w:t>
+            </w:r>
+            <w:proofErr w:type="spellEnd"/>
+            <w:r>
+              <w:rPr>
+                <w:sz w:val="18"/>
+              </w:rPr>
+              <w:t xml:space="preserve"> hasta</w:t>
             </w:r>
           </w:p>
         </w:tc>
@@ -8159,6 +10089,9 @@
         <w:jc w:val="center"/>
       </w:pPr>
       <w:r>
+        <w:rPr>
+          <w:noProof/>
+        </w:rPr>
         <w:drawing>
           <wp:inline distT="0" distB="0" distL="0" distR="0" wp14:anchorId="42C4D939" wp14:editId="3DB28BED">
             <wp:extent cx="5792470" cy="2910840"/>
@@ -8240,6 +10173,7 @@
       <w:r>
         <w:rPr>
           <w:i/>
+          <w:noProof/>
           <w:color w:val="707070"/>
           <w:sz w:val="18"/>
           <w:lang w:val="es-DO"/>
@@ -8370,7 +10304,23 @@
         <w:ind w:left="283"/>
       </w:pPr>
       <w:r>
-        <w:t>Hacer clic en "Crear".</w:t>
+        <w:t xml:space="preserve">Hacer </w:t>
+      </w:r>
+      <w:proofErr w:type="spellStart"/>
+      <w:r>
+        <w:t>clic</w:t>
+      </w:r>
+      <w:proofErr w:type="spellEnd"/>
+      <w:r>
+        <w:t xml:space="preserve"> </w:t>
+      </w:r>
+      <w:proofErr w:type="spellStart"/>
+      <w:r>
+        <w:t>en</w:t>
+      </w:r>
+      <w:proofErr w:type="spellEnd"/>
+      <w:r>
+        <w:t xml:space="preserve"> "Crear".</w:t>
       </w:r>
     </w:p>
     <w:p>
@@ -8409,7 +10359,31 @@
         <w:ind w:left="283"/>
       </w:pPr>
       <w:r>
-        <w:t>Hacer clic en "Guardar".</w:t>
+        <w:t xml:space="preserve">Hacer </w:t>
+      </w:r>
+      <w:proofErr w:type="spellStart"/>
+      <w:r>
+        <w:t>clic</w:t>
+      </w:r>
+      <w:proofErr w:type="spellEnd"/>
+      <w:r>
+        <w:t xml:space="preserve"> </w:t>
+      </w:r>
+      <w:proofErr w:type="spellStart"/>
+      <w:r>
+        <w:t>en</w:t>
+      </w:r>
+      <w:proofErr w:type="spellEnd"/>
+      <w:r>
+        <w:t xml:space="preserve"> "</w:t>
+      </w:r>
+      <w:proofErr w:type="spellStart"/>
+      <w:r>
+        <w:t>Guardar</w:t>
+      </w:r>
+      <w:proofErr w:type="spellEnd"/>
+      <w:r>
+        <w:t>".</w:t>
       </w:r>
     </w:p>
     <w:p>
@@ -8516,7 +10490,31 @@
         <w:ind w:left="283"/>
       </w:pPr>
       <w:r>
-        <w:t>Hacer clic en "Guardar".</w:t>
+        <w:t xml:space="preserve">Hacer </w:t>
+      </w:r>
+      <w:proofErr w:type="spellStart"/>
+      <w:r>
+        <w:t>clic</w:t>
+      </w:r>
+      <w:proofErr w:type="spellEnd"/>
+      <w:r>
+        <w:t xml:space="preserve"> </w:t>
+      </w:r>
+      <w:proofErr w:type="spellStart"/>
+      <w:r>
+        <w:t>en</w:t>
+      </w:r>
+      <w:proofErr w:type="spellEnd"/>
+      <w:r>
+        <w:t xml:space="preserve"> "</w:t>
+      </w:r>
+      <w:proofErr w:type="spellStart"/>
+      <w:r>
+        <w:t>Guardar</w:t>
+      </w:r>
+      <w:proofErr w:type="spellEnd"/>
+      <w:r>
+        <w:t>".</w:t>
       </w:r>
     </w:p>
     <w:p>
@@ -8595,7 +10593,15 @@
         <w:pStyle w:val="Heading2"/>
       </w:pPr>
       <w:r>
-        <w:t>10.1 Activación del Modo e-CF</w:t>
+        <w:t xml:space="preserve">10.1 </w:t>
+      </w:r>
+      <w:proofErr w:type="spellStart"/>
+      <w:r>
+        <w:t>Activación</w:t>
+      </w:r>
+      <w:proofErr w:type="spellEnd"/>
+      <w:r>
+        <w:t xml:space="preserve"> del Modo e-CF</w:t>
       </w:r>
     </w:p>
     <w:p>
@@ -8634,7 +10640,31 @@
         <w:ind w:left="283"/>
       </w:pPr>
       <w:r>
-        <w:t>Hacer clic en "Guardar".</w:t>
+        <w:t xml:space="preserve">Hacer </w:t>
+      </w:r>
+      <w:proofErr w:type="spellStart"/>
+      <w:r>
+        <w:t>clic</w:t>
+      </w:r>
+      <w:proofErr w:type="spellEnd"/>
+      <w:r>
+        <w:t xml:space="preserve"> </w:t>
+      </w:r>
+      <w:proofErr w:type="spellStart"/>
+      <w:r>
+        <w:t>en</w:t>
+      </w:r>
+      <w:proofErr w:type="spellEnd"/>
+      <w:r>
+        <w:t xml:space="preserve"> "</w:t>
+      </w:r>
+      <w:proofErr w:type="spellStart"/>
+      <w:r>
+        <w:t>Guardar</w:t>
+      </w:r>
+      <w:proofErr w:type="spellEnd"/>
+      <w:r>
+        <w:t>".</w:t>
       </w:r>
     </w:p>
     <w:p>
@@ -8674,7 +10704,15 @@
         <w:t xml:space="preserve">El proceso de creación es idéntico al de las facturas NCF tradicionales (sección 4). </w:t>
       </w:r>
       <w:r>
-        <w:t>Las diferencias son:</w:t>
+        <w:t xml:space="preserve">Las </w:t>
+      </w:r>
+      <w:proofErr w:type="spellStart"/>
+      <w:r>
+        <w:t>diferencias</w:t>
+      </w:r>
+      <w:proofErr w:type="spellEnd"/>
+      <w:r>
+        <w:t xml:space="preserve"> son:</w:t>
       </w:r>
     </w:p>
     <w:p>
@@ -8808,10 +10846,488 @@
     </w:p>
     <w:p>
       <w:pPr>
+        <w:rPr>
+          <w:lang w:val="es-DO"/>
+        </w:rPr>
+      </w:pPr>
+    </w:p>
+    <w:p>
+      <w:pPr>
+        <w:jc w:val="center"/>
+        <w:rPr>
+          <w:i/>
+          <w:color w:val="707070"/>
+          <w:sz w:val="18"/>
+          <w:lang w:val="es-DO"/>
+        </w:rPr>
+      </w:pPr>
+      <w:r>
+        <w:rPr>
+          <w:i/>
+          <w:color w:val="707070"/>
+          <w:sz w:val="18"/>
+          <w:lang w:val="es-DO"/>
+        </w:rPr>
+        <w:lastRenderedPageBreak/>
+        <w:drawing>
+          <wp:inline distT="0" distB="0" distL="0" distR="0" wp14:anchorId="06E8551A" wp14:editId="0C5E45C6">
+            <wp:extent cx="5792470" cy="2905125"/>
+            <wp:effectExtent l="0" t="0" r="0" b="9525"/>
+            <wp:docPr id="401946363" name="Picture 1"/>
+            <wp:cNvGraphicFramePr>
+              <a:graphicFrameLocks xmlns:a="http://schemas.openxmlformats.org/drawingml/2006/main" noChangeAspect="1"/>
+            </wp:cNvGraphicFramePr>
+            <a:graphic xmlns:a="http://schemas.openxmlformats.org/drawingml/2006/main">
+              <a:graphicData uri="http://schemas.openxmlformats.org/drawingml/2006/picture">
+                <pic:pic xmlns:pic="http://schemas.openxmlformats.org/drawingml/2006/picture">
+                  <pic:nvPicPr>
+                    <pic:cNvPr id="401946363" name=""/>
+                    <pic:cNvPicPr/>
+                  </pic:nvPicPr>
+                  <pic:blipFill>
+                    <a:blip r:embed="rId30"/>
+                    <a:stretch>
+                      <a:fillRect/>
+                    </a:stretch>
+                  </pic:blipFill>
+                  <pic:spPr>
+                    <a:xfrm>
+                      <a:off x="0" y="0"/>
+                      <a:ext cx="5792470" cy="2905125"/>
+                    </a:xfrm>
+                    <a:prstGeom prst="rect">
+                      <a:avLst/>
+                    </a:prstGeom>
+                  </pic:spPr>
+                </pic:pic>
+              </a:graphicData>
+            </a:graphic>
+          </wp:inline>
+        </w:drawing>
+      </w:r>
+    </w:p>
+    <w:p>
+      <w:pPr>
+        <w:jc w:val="center"/>
+        <w:rPr>
+          <w:i/>
+          <w:color w:val="707070"/>
+          <w:sz w:val="18"/>
+          <w:lang w:val="es-DO"/>
+        </w:rPr>
+      </w:pPr>
+      <w:r>
+        <w:rPr>
+          <w:i/>
+          <w:color w:val="707070"/>
+          <w:sz w:val="18"/>
+          <w:lang w:val="es-DO"/>
+        </w:rPr>
+        <w:t>Activar campo de es emisor electrónico en la empresa.</w:t>
+      </w:r>
+    </w:p>
+    <w:p>
+      <w:pPr>
+        <w:jc w:val="center"/>
+        <w:rPr>
+          <w:i/>
+          <w:color w:val="707070"/>
+          <w:sz w:val="18"/>
+          <w:lang w:val="es-DO"/>
+        </w:rPr>
+      </w:pPr>
+    </w:p>
+    <w:p>
+      <w:pPr>
+        <w:jc w:val="center"/>
+        <w:rPr>
+          <w:i/>
+          <w:color w:val="707070"/>
+          <w:sz w:val="18"/>
+          <w:lang w:val="es-DO"/>
+        </w:rPr>
+      </w:pPr>
+    </w:p>
+    <w:p>
+      <w:pPr>
+        <w:jc w:val="center"/>
+        <w:rPr>
+          <w:i/>
+          <w:color w:val="707070"/>
+          <w:sz w:val="18"/>
+          <w:lang w:val="es-DO"/>
+        </w:rPr>
+      </w:pPr>
+      <w:r>
+        <w:rPr>
+          <w:i/>
+          <w:color w:val="707070"/>
+          <w:sz w:val="18"/>
+          <w:lang w:val="es-DO"/>
+        </w:rPr>
+        <w:drawing>
+          <wp:inline distT="0" distB="0" distL="0" distR="0" wp14:anchorId="7F22A9A7" wp14:editId="5FD62250">
+            <wp:extent cx="5792470" cy="2914650"/>
+            <wp:effectExtent l="0" t="0" r="0" b="0"/>
+            <wp:docPr id="1684565016" name="Picture 1"/>
+            <wp:cNvGraphicFramePr>
+              <a:graphicFrameLocks xmlns:a="http://schemas.openxmlformats.org/drawingml/2006/main" noChangeAspect="1"/>
+            </wp:cNvGraphicFramePr>
+            <a:graphic xmlns:a="http://schemas.openxmlformats.org/drawingml/2006/main">
+              <a:graphicData uri="http://schemas.openxmlformats.org/drawingml/2006/picture">
+                <pic:pic xmlns:pic="http://schemas.openxmlformats.org/drawingml/2006/picture">
+                  <pic:nvPicPr>
+                    <pic:cNvPr id="1684565016" name=""/>
+                    <pic:cNvPicPr/>
+                  </pic:nvPicPr>
+                  <pic:blipFill>
+                    <a:blip r:embed="rId31"/>
+                    <a:stretch>
+                      <a:fillRect/>
+                    </a:stretch>
+                  </pic:blipFill>
+                  <pic:spPr>
+                    <a:xfrm>
+                      <a:off x="0" y="0"/>
+                      <a:ext cx="5792470" cy="2914650"/>
+                    </a:xfrm>
+                    <a:prstGeom prst="rect">
+                      <a:avLst/>
+                    </a:prstGeom>
+                  </pic:spPr>
+                </pic:pic>
+              </a:graphicData>
+            </a:graphic>
+          </wp:inline>
+        </w:drawing>
+      </w:r>
+    </w:p>
+    <w:p>
+      <w:pPr>
+        <w:jc w:val="center"/>
+        <w:rPr>
+          <w:i/>
+          <w:color w:val="707070"/>
+          <w:sz w:val="18"/>
+          <w:lang w:val="es-DO"/>
+        </w:rPr>
+      </w:pPr>
+      <w:r>
+        <w:rPr>
+          <w:i/>
+          <w:color w:val="707070"/>
+          <w:sz w:val="18"/>
+          <w:lang w:val="es-DO"/>
+        </w:rPr>
+        <w:t>Configurar lote de e-</w:t>
+      </w:r>
+      <w:proofErr w:type="spellStart"/>
+      <w:r>
+        <w:rPr>
+          <w:i/>
+          <w:color w:val="707070"/>
+          <w:sz w:val="18"/>
+          <w:lang w:val="es-DO"/>
+        </w:rPr>
+        <w:t>ncf</w:t>
+      </w:r>
+      <w:proofErr w:type="spellEnd"/>
+      <w:r>
+        <w:rPr>
+          <w:i/>
+          <w:color w:val="707070"/>
+          <w:sz w:val="18"/>
+          <w:lang w:val="es-DO"/>
+        </w:rPr>
+        <w:t xml:space="preserve"> en diario.</w:t>
+      </w:r>
+    </w:p>
+    <w:p>
+      <w:pPr>
+        <w:jc w:val="center"/>
+        <w:rPr>
+          <w:i/>
+          <w:color w:val="707070"/>
+          <w:sz w:val="18"/>
+          <w:lang w:val="es-DO"/>
+        </w:rPr>
+      </w:pPr>
+    </w:p>
+    <w:p>
+      <w:pPr>
+        <w:jc w:val="center"/>
+        <w:rPr>
+          <w:i/>
+          <w:color w:val="707070"/>
+          <w:sz w:val="18"/>
+          <w:lang w:val="es-DO"/>
+        </w:rPr>
+      </w:pPr>
+      <w:r>
+        <w:rPr>
+          <w:i/>
+          <w:color w:val="707070"/>
+          <w:sz w:val="18"/>
+          <w:lang w:val="es-DO"/>
+        </w:rPr>
+        <w:lastRenderedPageBreak/>
+        <w:drawing>
+          <wp:inline distT="0" distB="0" distL="0" distR="0" wp14:anchorId="29B63A88" wp14:editId="227AF7BE">
+            <wp:extent cx="5792470" cy="2900680"/>
+            <wp:effectExtent l="0" t="0" r="0" b="0"/>
+            <wp:docPr id="1672704624" name="Picture 1"/>
+            <wp:cNvGraphicFramePr>
+              <a:graphicFrameLocks xmlns:a="http://schemas.openxmlformats.org/drawingml/2006/main" noChangeAspect="1"/>
+            </wp:cNvGraphicFramePr>
+            <a:graphic xmlns:a="http://schemas.openxmlformats.org/drawingml/2006/main">
+              <a:graphicData uri="http://schemas.openxmlformats.org/drawingml/2006/picture">
+                <pic:pic xmlns:pic="http://schemas.openxmlformats.org/drawingml/2006/picture">
+                  <pic:nvPicPr>
+                    <pic:cNvPr id="1672704624" name=""/>
+                    <pic:cNvPicPr/>
+                  </pic:nvPicPr>
+                  <pic:blipFill>
+                    <a:blip r:embed="rId32"/>
+                    <a:stretch>
+                      <a:fillRect/>
+                    </a:stretch>
+                  </pic:blipFill>
+                  <pic:spPr>
+                    <a:xfrm>
+                      <a:off x="0" y="0"/>
+                      <a:ext cx="5792470" cy="2900680"/>
+                    </a:xfrm>
+                    <a:prstGeom prst="rect">
+                      <a:avLst/>
+                    </a:prstGeom>
+                  </pic:spPr>
+                </pic:pic>
+              </a:graphicData>
+            </a:graphic>
+          </wp:inline>
+        </w:drawing>
+      </w:r>
+    </w:p>
+    <w:p>
+      <w:pPr>
+        <w:jc w:val="center"/>
+        <w:rPr>
+          <w:i/>
+          <w:color w:val="707070"/>
+          <w:sz w:val="18"/>
+          <w:lang w:val="es-DO"/>
+        </w:rPr>
+      </w:pPr>
+      <w:r>
+        <w:rPr>
+          <w:i/>
+          <w:color w:val="707070"/>
+          <w:sz w:val="18"/>
+          <w:lang w:val="es-DO"/>
+        </w:rPr>
+        <w:t>Agregar secuencias al lote.</w:t>
+      </w:r>
+    </w:p>
+    <w:p>
+      <w:pPr>
+        <w:jc w:val="center"/>
+        <w:rPr>
+          <w:i/>
+          <w:color w:val="707070"/>
+          <w:sz w:val="18"/>
+          <w:lang w:val="es-DO"/>
+        </w:rPr>
+      </w:pPr>
+    </w:p>
+    <w:p>
+      <w:pPr>
+        <w:jc w:val="center"/>
+        <w:rPr>
+          <w:i/>
+          <w:color w:val="707070"/>
+          <w:sz w:val="18"/>
+          <w:lang w:val="es-DO"/>
+        </w:rPr>
+      </w:pPr>
+    </w:p>
+    <w:p>
+      <w:pPr>
+        <w:jc w:val="center"/>
+        <w:rPr>
+          <w:i/>
+          <w:color w:val="707070"/>
+          <w:sz w:val="18"/>
+          <w:lang w:val="es-DO"/>
+        </w:rPr>
+      </w:pPr>
+      <w:r>
+        <w:rPr>
+          <w:i/>
+          <w:color w:val="707070"/>
+          <w:sz w:val="18"/>
+          <w:lang w:val="es-DO"/>
+        </w:rPr>
+        <w:drawing>
+          <wp:inline distT="0" distB="0" distL="0" distR="0" wp14:anchorId="43C4FA95" wp14:editId="4837A485">
+            <wp:extent cx="5792470" cy="2901950"/>
+            <wp:effectExtent l="0" t="0" r="0" b="0"/>
+            <wp:docPr id="1161937945" name="Picture 1"/>
+            <wp:cNvGraphicFramePr>
+              <a:graphicFrameLocks xmlns:a="http://schemas.openxmlformats.org/drawingml/2006/main" noChangeAspect="1"/>
+            </wp:cNvGraphicFramePr>
+            <a:graphic xmlns:a="http://schemas.openxmlformats.org/drawingml/2006/main">
+              <a:graphicData uri="http://schemas.openxmlformats.org/drawingml/2006/picture">
+                <pic:pic xmlns:pic="http://schemas.openxmlformats.org/drawingml/2006/picture">
+                  <pic:nvPicPr>
+                    <pic:cNvPr id="1161937945" name=""/>
+                    <pic:cNvPicPr/>
+                  </pic:nvPicPr>
+                  <pic:blipFill>
+                    <a:blip r:embed="rId33"/>
+                    <a:stretch>
+                      <a:fillRect/>
+                    </a:stretch>
+                  </pic:blipFill>
+                  <pic:spPr>
+                    <a:xfrm>
+                      <a:off x="0" y="0"/>
+                      <a:ext cx="5792470" cy="2901950"/>
+                    </a:xfrm>
+                    <a:prstGeom prst="rect">
+                      <a:avLst/>
+                    </a:prstGeom>
+                  </pic:spPr>
+                </pic:pic>
+              </a:graphicData>
+            </a:graphic>
+          </wp:inline>
+        </w:drawing>
+      </w:r>
+    </w:p>
+    <w:p>
+      <w:pPr>
+        <w:jc w:val="center"/>
+        <w:rPr>
+          <w:i/>
+          <w:color w:val="707070"/>
+          <w:sz w:val="18"/>
+          <w:lang w:val="es-DO"/>
+        </w:rPr>
+      </w:pPr>
+      <w:r>
+        <w:rPr>
+          <w:i/>
+          <w:color w:val="707070"/>
+          <w:sz w:val="18"/>
+          <w:lang w:val="es-DO"/>
+        </w:rPr>
+        <w:t>Factura electrónica de ventas.</w:t>
+      </w:r>
+    </w:p>
+    <w:p>
+      <w:pPr>
+        <w:jc w:val="center"/>
+        <w:rPr>
+          <w:i/>
+          <w:color w:val="707070"/>
+          <w:sz w:val="18"/>
+          <w:lang w:val="es-DO"/>
+        </w:rPr>
+      </w:pPr>
+    </w:p>
+    <w:p>
+      <w:pPr>
+        <w:jc w:val="center"/>
+        <w:rPr>
+          <w:i/>
+          <w:color w:val="707070"/>
+          <w:sz w:val="18"/>
+          <w:lang w:val="es-DO"/>
+        </w:rPr>
+      </w:pPr>
+      <w:r>
+        <w:rPr>
+          <w:i/>
+          <w:color w:val="707070"/>
+          <w:sz w:val="18"/>
+          <w:lang w:val="es-DO"/>
+        </w:rPr>
+        <w:lastRenderedPageBreak/>
+        <w:drawing>
+          <wp:inline distT="0" distB="0" distL="0" distR="0" wp14:anchorId="47A76737" wp14:editId="5EC5F4D1">
+            <wp:extent cx="5792470" cy="2899410"/>
+            <wp:effectExtent l="0" t="0" r="0" b="0"/>
+            <wp:docPr id="1893339216" name="Picture 1"/>
+            <wp:cNvGraphicFramePr>
+              <a:graphicFrameLocks xmlns:a="http://schemas.openxmlformats.org/drawingml/2006/main" noChangeAspect="1"/>
+            </wp:cNvGraphicFramePr>
+            <a:graphic xmlns:a="http://schemas.openxmlformats.org/drawingml/2006/main">
+              <a:graphicData uri="http://schemas.openxmlformats.org/drawingml/2006/picture">
+                <pic:pic xmlns:pic="http://schemas.openxmlformats.org/drawingml/2006/picture">
+                  <pic:nvPicPr>
+                    <pic:cNvPr id="1893339216" name=""/>
+                    <pic:cNvPicPr/>
+                  </pic:nvPicPr>
+                  <pic:blipFill>
+                    <a:blip r:embed="rId34"/>
+                    <a:stretch>
+                      <a:fillRect/>
+                    </a:stretch>
+                  </pic:blipFill>
+                  <pic:spPr>
+                    <a:xfrm>
+                      <a:off x="0" y="0"/>
+                      <a:ext cx="5792470" cy="2899410"/>
+                    </a:xfrm>
+                    <a:prstGeom prst="rect">
+                      <a:avLst/>
+                    </a:prstGeom>
+                  </pic:spPr>
+                </pic:pic>
+              </a:graphicData>
+            </a:graphic>
+          </wp:inline>
+        </w:drawing>
+      </w:r>
+    </w:p>
+    <w:p>
+      <w:pPr>
+        <w:jc w:val="center"/>
+        <w:rPr>
+          <w:i/>
+          <w:color w:val="707070"/>
+          <w:sz w:val="18"/>
+          <w:lang w:val="es-DO"/>
+        </w:rPr>
+      </w:pPr>
+      <w:r>
+        <w:rPr>
+          <w:i/>
+          <w:color w:val="707070"/>
+          <w:sz w:val="18"/>
+          <w:lang w:val="es-DO"/>
+        </w:rPr>
+        <w:t>Factura electrónica de compras.</w:t>
+      </w:r>
+    </w:p>
+    <w:p>
+      <w:pPr>
+        <w:rPr>
+          <w:lang w:val="es-DO"/>
+        </w:rPr>
+      </w:pPr>
+    </w:p>
+    <w:p>
+      <w:pPr>
         <w:pStyle w:val="Heading1"/>
-      </w:pPr>
-      <w:r>
-        <w:lastRenderedPageBreak/>
+        <w:rPr>
+          <w:lang w:val="es-DO"/>
+        </w:rPr>
+      </w:pPr>
+      <w:r>
+        <w:rPr>
+          <w:lang w:val="es-DO"/>
+        </w:rPr>
         <w:t>11. Impresión de Facturas Fiscales</w:t>
       </w:r>
     </w:p>
@@ -8820,9 +11336,18 @@
         <w:pBdr>
           <w:bottom w:val="single" w:sz="6" w:space="1" w:color="1F3864"/>
         </w:pBdr>
-      </w:pPr>
-    </w:p>
-    <w:p/>
+        <w:rPr>
+          <w:lang w:val="es-DO"/>
+        </w:rPr>
+      </w:pPr>
+    </w:p>
+    <w:p>
+      <w:pPr>
+        <w:rPr>
+          <w:lang w:val="es-DO"/>
+        </w:rPr>
+      </w:pPr>
+    </w:p>
     <w:p>
       <w:pPr>
         <w:pStyle w:val="ListNumber"/>
@@ -8954,8 +11479,21 @@
         <w:pStyle w:val="ListBullet"/>
         <w:ind w:left="283"/>
       </w:pPr>
-      <w:r>
-        <w:t>Desglose del ITBIS (18%, 16%, exento).</w:t>
+      <w:proofErr w:type="spellStart"/>
+      <w:r>
+        <w:t>Desglose</w:t>
+      </w:r>
+      <w:proofErr w:type="spellEnd"/>
+      <w:r>
+        <w:t xml:space="preserve"> del ITBIS (18%, 16%, </w:t>
+      </w:r>
+      <w:proofErr w:type="spellStart"/>
+      <w:r>
+        <w:t>exento</w:t>
+      </w:r>
+      <w:proofErr w:type="spellEnd"/>
+      <w:r>
+        <w:t>).</w:t>
       </w:r>
     </w:p>
     <w:p>
@@ -9001,6 +11539,193 @@
           <w:lang w:val="es-DO"/>
         </w:rPr>
         <w:t>NCF de origen en notas de crédito y débito.</w:t>
+      </w:r>
+    </w:p>
+    <w:p>
+      <w:pPr>
+        <w:pStyle w:val="ListBullet"/>
+        <w:numPr>
+          <w:ilvl w:val="0"/>
+          <w:numId w:val="0"/>
+        </w:numPr>
+        <w:ind w:left="360" w:hanging="360"/>
+        <w:rPr>
+          <w:lang w:val="es-DO"/>
+        </w:rPr>
+      </w:pPr>
+    </w:p>
+    <w:p>
+      <w:pPr>
+        <w:pStyle w:val="ListBullet"/>
+        <w:numPr>
+          <w:ilvl w:val="0"/>
+          <w:numId w:val="0"/>
+        </w:numPr>
+        <w:ind w:left="360" w:hanging="360"/>
+        <w:rPr>
+          <w:lang w:val="es-DO"/>
+        </w:rPr>
+      </w:pPr>
+    </w:p>
+    <w:p>
+      <w:pPr>
+        <w:jc w:val="center"/>
+        <w:rPr>
+          <w:i/>
+          <w:color w:val="707070"/>
+          <w:sz w:val="18"/>
+          <w:lang w:val="es-DO"/>
+        </w:rPr>
+      </w:pPr>
+      <w:r>
+        <w:rPr>
+          <w:i/>
+          <w:color w:val="707070"/>
+          <w:sz w:val="18"/>
+          <w:lang w:val="es-DO"/>
+        </w:rPr>
+        <w:lastRenderedPageBreak/>
+        <w:drawing>
+          <wp:inline distT="0" distB="0" distL="0" distR="0" wp14:anchorId="5CEF886F" wp14:editId="64776EC5">
+            <wp:extent cx="5792470" cy="2910840"/>
+            <wp:effectExtent l="0" t="0" r="0" b="3810"/>
+            <wp:docPr id="1460977300" name="Picture 1"/>
+            <wp:cNvGraphicFramePr>
+              <a:graphicFrameLocks xmlns:a="http://schemas.openxmlformats.org/drawingml/2006/main" noChangeAspect="1"/>
+            </wp:cNvGraphicFramePr>
+            <a:graphic xmlns:a="http://schemas.openxmlformats.org/drawingml/2006/main">
+              <a:graphicData uri="http://schemas.openxmlformats.org/drawingml/2006/picture">
+                <pic:pic xmlns:pic="http://schemas.openxmlformats.org/drawingml/2006/picture">
+                  <pic:nvPicPr>
+                    <pic:cNvPr id="1460977300" name=""/>
+                    <pic:cNvPicPr/>
+                  </pic:nvPicPr>
+                  <pic:blipFill>
+                    <a:blip r:embed="rId35"/>
+                    <a:stretch>
+                      <a:fillRect/>
+                    </a:stretch>
+                  </pic:blipFill>
+                  <pic:spPr>
+                    <a:xfrm>
+                      <a:off x="0" y="0"/>
+                      <a:ext cx="5792470" cy="2910840"/>
+                    </a:xfrm>
+                    <a:prstGeom prst="rect">
+                      <a:avLst/>
+                    </a:prstGeom>
+                  </pic:spPr>
+                </pic:pic>
+              </a:graphicData>
+            </a:graphic>
+          </wp:inline>
+        </w:drawing>
+      </w:r>
+    </w:p>
+    <w:p>
+      <w:pPr>
+        <w:jc w:val="center"/>
+        <w:rPr>
+          <w:i/>
+          <w:color w:val="707070"/>
+          <w:sz w:val="18"/>
+          <w:lang w:val="es-DO"/>
+        </w:rPr>
+      </w:pPr>
+      <w:r>
+        <w:rPr>
+          <w:i/>
+          <w:color w:val="707070"/>
+          <w:sz w:val="18"/>
+          <w:lang w:val="es-DO"/>
+        </w:rPr>
+        <w:t>Impresión de la factura (nota: el diseño depende de la configuración de la empresa, en caso de un diseño más customizado se debe aplicar un desarrollo)</w:t>
+      </w:r>
+    </w:p>
+    <w:p>
+      <w:pPr>
+        <w:jc w:val="center"/>
+        <w:rPr>
+          <w:i/>
+          <w:color w:val="707070"/>
+          <w:sz w:val="18"/>
+          <w:lang w:val="es-DO"/>
+        </w:rPr>
+      </w:pPr>
+    </w:p>
+    <w:p>
+      <w:pPr>
+        <w:jc w:val="center"/>
+        <w:rPr>
+          <w:i/>
+          <w:color w:val="707070"/>
+          <w:sz w:val="18"/>
+          <w:lang w:val="es-DO"/>
+        </w:rPr>
+      </w:pPr>
+      <w:r>
+        <w:rPr>
+          <w:i/>
+          <w:color w:val="707070"/>
+          <w:sz w:val="18"/>
+          <w:lang w:val="es-DO"/>
+        </w:rPr>
+        <w:lastRenderedPageBreak/>
+        <w:drawing>
+          <wp:inline distT="0" distB="0" distL="0" distR="0" wp14:anchorId="2C640D91" wp14:editId="7B204FD4">
+            <wp:extent cx="5792470" cy="7952740"/>
+            <wp:effectExtent l="0" t="0" r="0" b="0"/>
+            <wp:docPr id="70595024" name="Picture 1"/>
+            <wp:cNvGraphicFramePr>
+              <a:graphicFrameLocks xmlns:a="http://schemas.openxmlformats.org/drawingml/2006/main" noChangeAspect="1"/>
+            </wp:cNvGraphicFramePr>
+            <a:graphic xmlns:a="http://schemas.openxmlformats.org/drawingml/2006/main">
+              <a:graphicData uri="http://schemas.openxmlformats.org/drawingml/2006/picture">
+                <pic:pic xmlns:pic="http://schemas.openxmlformats.org/drawingml/2006/picture">
+                  <pic:nvPicPr>
+                    <pic:cNvPr id="70595024" name=""/>
+                    <pic:cNvPicPr/>
+                  </pic:nvPicPr>
+                  <pic:blipFill>
+                    <a:blip r:embed="rId36"/>
+                    <a:stretch>
+                      <a:fillRect/>
+                    </a:stretch>
+                  </pic:blipFill>
+                  <pic:spPr>
+                    <a:xfrm>
+                      <a:off x="0" y="0"/>
+                      <a:ext cx="5792470" cy="7952740"/>
+                    </a:xfrm>
+                    <a:prstGeom prst="rect">
+                      <a:avLst/>
+                    </a:prstGeom>
+                  </pic:spPr>
+                </pic:pic>
+              </a:graphicData>
+            </a:graphic>
+          </wp:inline>
+        </w:drawing>
+      </w:r>
+    </w:p>
+    <w:p>
+      <w:pPr>
+        <w:jc w:val="center"/>
+        <w:rPr>
+          <w:i/>
+          <w:color w:val="707070"/>
+          <w:sz w:val="18"/>
+          <w:lang w:val="es-DO"/>
+        </w:rPr>
+      </w:pPr>
+      <w:r>
+        <w:rPr>
+          <w:i/>
+          <w:color w:val="707070"/>
+          <w:sz w:val="18"/>
+          <w:lang w:val="es-DO"/>
+        </w:rPr>
+        <w:t>PDF de la factura.</w:t>
       </w:r>
     </w:p>
     <w:p>
@@ -9101,6 +11826,7 @@
             <w:pPr>
               <w:jc w:val="center"/>
             </w:pPr>
+            <w:proofErr w:type="spellStart"/>
             <w:r>
               <w:rPr>
                 <w:b/>
@@ -9109,6 +11835,7 @@
               </w:rPr>
               <w:t>Permiso</w:t>
             </w:r>
+            <w:proofErr w:type="spellEnd"/>
           </w:p>
         </w:tc>
         <w:tc>
@@ -9120,14 +11847,52 @@
             <w:pPr>
               <w:jc w:val="center"/>
             </w:pPr>
+            <w:proofErr w:type="spellStart"/>
             <w:r>
               <w:rPr>
                 <w:b/>
                 <w:color w:val="FFFFFF"/>
                 <w:sz w:val="18"/>
               </w:rPr>
-              <w:t>Operaciones que habilita</w:t>
-            </w:r>
+              <w:t>Operaciones</w:t>
+            </w:r>
+            <w:proofErr w:type="spellEnd"/>
+            <w:r>
+              <w:rPr>
+                <w:b/>
+                <w:color w:val="FFFFFF"/>
+                <w:sz w:val="18"/>
+              </w:rPr>
+              <w:t xml:space="preserve"> </w:t>
+            </w:r>
+            <w:proofErr w:type="spellStart"/>
+            <w:r>
+              <w:rPr>
+                <w:b/>
+                <w:color w:val="FFFFFF"/>
+                <w:sz w:val="18"/>
+              </w:rPr>
+              <w:t>que</w:t>
+            </w:r>
+            <w:proofErr w:type="spellEnd"/>
+            <w:r>
+              <w:rPr>
+                <w:b/>
+                <w:color w:val="FFFFFF"/>
+                <w:sz w:val="18"/>
+              </w:rPr>
+              <w:t xml:space="preserve"> </w:t>
+            </w:r>
+            <w:proofErr w:type="spellStart"/>
+            <w:r>
+              <w:rPr>
+                <w:b/>
+                <w:color w:val="FFFFFF"/>
+                <w:sz w:val="18"/>
+              </w:rPr>
+              <w:t>habilita</w:t>
+            </w:r>
+            <w:proofErr w:type="spellEnd"/>
           </w:p>
         </w:tc>
         <w:tc>
@@ -9139,14 +11904,34 @@
             <w:pPr>
               <w:jc w:val="center"/>
             </w:pPr>
+            <w:proofErr w:type="spellStart"/>
             <w:r>
               <w:rPr>
                 <w:b/>
                 <w:color w:val="FFFFFF"/>
                 <w:sz w:val="18"/>
               </w:rPr>
-              <w:t>Perfil recomendado</w:t>
-            </w:r>
+              <w:t>Perfil</w:t>
+            </w:r>
+            <w:proofErr w:type="spellEnd"/>
+            <w:r>
+              <w:rPr>
+                <w:b/>
+                <w:color w:val="FFFFFF"/>
+                <w:sz w:val="18"/>
+              </w:rPr>
+              <w:t xml:space="preserve"> </w:t>
+            </w:r>
+            <w:proofErr w:type="spellStart"/>
+            <w:r>
+              <w:rPr>
+                <w:b/>
+                <w:color w:val="FFFFFF"/>
+                <w:sz w:val="18"/>
+              </w:rPr>
+              <w:t>recomendado</w:t>
+            </w:r>
+            <w:proofErr w:type="spellEnd"/>
           </w:p>
         </w:tc>
       </w:tr>
@@ -9201,8 +11986,16 @@
               <w:rPr>
                 <w:sz w:val="18"/>
               </w:rPr>
-              <w:t>Supervisor de Facturación</w:t>
-            </w:r>
+              <w:t xml:space="preserve">Supervisor de </w:t>
+            </w:r>
+            <w:proofErr w:type="spellStart"/>
+            <w:r>
+              <w:rPr>
+                <w:sz w:val="18"/>
+              </w:rPr>
+              <w:t>Facturación</w:t>
+            </w:r>
+            <w:proofErr w:type="spellEnd"/>
           </w:p>
         </w:tc>
       </w:tr>
@@ -9213,12 +12006,42 @@
             <w:shd w:val="clear" w:color="auto" w:fill="FFFFFF"/>
           </w:tcPr>
           <w:p>
-            <w:r>
-              <w:rPr>
-                <w:sz w:val="18"/>
-              </w:rPr>
-              <w:t>Puede cancelar Facturas Fiscales</w:t>
-            </w:r>
+            <w:proofErr w:type="spellStart"/>
+            <w:r>
+              <w:rPr>
+                <w:sz w:val="18"/>
+              </w:rPr>
+              <w:t>Puede</w:t>
+            </w:r>
+            <w:proofErr w:type="spellEnd"/>
+            <w:r>
+              <w:rPr>
+                <w:sz w:val="18"/>
+              </w:rPr>
+              <w:t xml:space="preserve"> </w:t>
+            </w:r>
+            <w:proofErr w:type="spellStart"/>
+            <w:r>
+              <w:rPr>
+                <w:sz w:val="18"/>
+              </w:rPr>
+              <w:t>cancelar</w:t>
+            </w:r>
+            <w:proofErr w:type="spellEnd"/>
+            <w:r>
+              <w:rPr>
+                <w:sz w:val="18"/>
+              </w:rPr>
+              <w:t xml:space="preserve"> Facturas </w:t>
+            </w:r>
+            <w:proofErr w:type="spellStart"/>
+            <w:r>
+              <w:rPr>
+                <w:sz w:val="18"/>
+              </w:rPr>
+              <w:t>Fiscales</w:t>
+            </w:r>
+            <w:proofErr w:type="spellEnd"/>
           </w:p>
         </w:tc>
         <w:tc>
@@ -9251,7 +12074,21 @@
               <w:rPr>
                 <w:sz w:val="18"/>
               </w:rPr>
-              <w:t>Supervisor de Facturación / Contador</w:t>
+              <w:t xml:space="preserve">Supervisor de </w:t>
+            </w:r>
+            <w:proofErr w:type="spellStart"/>
+            <w:r>
+              <w:rPr>
+                <w:sz w:val="18"/>
+              </w:rPr>
+              <w:t>Facturación</w:t>
+            </w:r>
+            <w:proofErr w:type="spellEnd"/>
+            <w:r>
+              <w:rPr>
+                <w:sz w:val="18"/>
+              </w:rPr>
+              <w:t xml:space="preserve"> / Contador</w:t>
             </w:r>
           </w:p>
         </w:tc>
@@ -9307,8 +12144,30 @@
               <w:rPr>
                 <w:sz w:val="18"/>
               </w:rPr>
-              <w:t>Contador Senior / Gerente Contable</w:t>
-            </w:r>
+              <w:t xml:space="preserve">Contador Senior / </w:t>
+            </w:r>
+            <w:proofErr w:type="spellStart"/>
+            <w:r>
+              <w:rPr>
+                <w:sz w:val="18"/>
+              </w:rPr>
+              <w:t>Gerente</w:t>
+            </w:r>
+            <w:proofErr w:type="spellEnd"/>
+            <w:r>
+              <w:rPr>
+                <w:sz w:val="18"/>
+              </w:rPr>
+              <w:t xml:space="preserve"> </w:t>
+            </w:r>
+            <w:proofErr w:type="spellStart"/>
+            <w:r>
+              <w:rPr>
+                <w:sz w:val="18"/>
+              </w:rPr>
+              <w:t>Contable</w:t>
+            </w:r>
+            <w:proofErr w:type="spellEnd"/>
           </w:p>
         </w:tc>
       </w:tr>
@@ -9363,8 +12222,16 @@
               <w:rPr>
                 <w:sz w:val="18"/>
               </w:rPr>
-              <w:t>Supervisor de Facturación</w:t>
-            </w:r>
+              <w:t xml:space="preserve">Supervisor de </w:t>
+            </w:r>
+            <w:proofErr w:type="spellStart"/>
+            <w:r>
+              <w:rPr>
+                <w:sz w:val="18"/>
+              </w:rPr>
+              <w:t>Facturación</w:t>
+            </w:r>
+            <w:proofErr w:type="spellEnd"/>
           </w:p>
         </w:tc>
       </w:tr>
@@ -9384,7 +12251,6 @@
           <w:sz w:val="19"/>
           <w:lang w:val="es-DO"/>
         </w:rPr>
-        <w:lastRenderedPageBreak/>
         <w:t xml:space="preserve">NOTA: </w:t>
       </w:r>
       <w:r>
@@ -9402,6 +12268,9 @@
         <w:jc w:val="center"/>
       </w:pPr>
       <w:r>
+        <w:rPr>
+          <w:noProof/>
+        </w:rPr>
         <w:drawing>
           <wp:inline distT="0" distB="0" distL="0" distR="0" wp14:anchorId="3DEB54C6" wp14:editId="2F168291">
             <wp:extent cx="5792470" cy="2921000"/>
@@ -9418,7 +12287,7 @@
                     <pic:cNvPicPr/>
                   </pic:nvPicPr>
                   <pic:blipFill>
-                    <a:blip r:embed="rId30"/>
+                    <a:blip r:embed="rId37"/>
                     <a:stretch>
                       <a:fillRect/>
                     </a:stretch>
@@ -9472,6 +12341,9 @@
         <w:jc w:val="center"/>
       </w:pPr>
       <w:r>
+        <w:rPr>
+          <w:noProof/>
+        </w:rPr>
         <w:drawing>
           <wp:inline distT="0" distB="0" distL="0" distR="0" wp14:anchorId="3B70A4B3" wp14:editId="3A2F2F74">
             <wp:extent cx="5792470" cy="2919095"/>
@@ -9488,7 +12360,7 @@
                     <pic:cNvPicPr/>
                   </pic:nvPicPr>
                   <pic:blipFill>
-                    <a:blip r:embed="rId31"/>
+                    <a:blip r:embed="rId38"/>
                     <a:stretch>
                       <a:fillRect/>
                     </a:stretch>
@@ -9553,11 +12425,11 @@
       <w:r>
         <w:rPr>
           <w:i/>
+          <w:noProof/>
           <w:color w:val="707070"/>
           <w:sz w:val="18"/>
           <w:lang w:val="es-DO"/>
         </w:rPr>
-        <w:lastRenderedPageBreak/>
         <w:drawing>
           <wp:inline distT="0" distB="0" distL="0" distR="0" wp14:anchorId="4B49B5C6" wp14:editId="6D89AE06">
             <wp:extent cx="5792470" cy="2917825"/>
@@ -9574,7 +12446,7 @@
                     <pic:cNvPicPr/>
                   </pic:nvPicPr>
                   <pic:blipFill>
-                    <a:blip r:embed="rId32"/>
+                    <a:blip r:embed="rId39"/>
                     <a:stretch>
                       <a:fillRect/>
                     </a:stretch>
@@ -9639,10 +12511,12 @@
       <w:r>
         <w:rPr>
           <w:i/>
+          <w:noProof/>
           <w:color w:val="707070"/>
           <w:sz w:val="18"/>
           <w:lang w:val="es-DO"/>
         </w:rPr>
+        <w:lastRenderedPageBreak/>
         <w:drawing>
           <wp:inline distT="0" distB="0" distL="0" distR="0" wp14:anchorId="3811D3A9" wp14:editId="00D8626F">
             <wp:extent cx="5792470" cy="2913380"/>
@@ -9659,7 +12533,7 @@
                     <pic:cNvPicPr/>
                   </pic:nvPicPr>
                   <pic:blipFill>
-                    <a:blip r:embed="rId33"/>
+                    <a:blip r:embed="rId40"/>
                     <a:stretch>
                       <a:fillRect/>
                     </a:stretch>
@@ -9752,7 +12626,6 @@
           <w:sz w:val="21"/>
           <w:lang w:val="es-DO"/>
         </w:rPr>
-        <w:lastRenderedPageBreak/>
         <w:t>1. ¿Por qué al confirmar una factura aparece un error relacionado con el lote NCF?</w:t>
       </w:r>
     </w:p>
@@ -9806,7 +12679,23 @@
           <w:sz w:val="20"/>
           <w:lang w:val="es-DO"/>
         </w:rPr>
-        <w:t>El número de comprobante se asigna automáticamente únicamente al momento de confirmar la factura. En estado borrador el campo se mantiene vacío y de solo lectura de forma intencional para evitar la pre-asignación de números que podría generar brechas en la secuencia fiscal.</w:t>
+        <w:t xml:space="preserve">El número de comprobante se asigna automáticamente únicamente al momento de confirmar la factura. En estado borrador el campo se mantiene vacío y de solo lectura de forma intencional para evitar la </w:t>
+      </w:r>
+      <w:proofErr w:type="spellStart"/>
+      <w:r>
+        <w:rPr>
+          <w:sz w:val="20"/>
+          <w:lang w:val="es-DO"/>
+        </w:rPr>
+        <w:t>pre-asignación</w:t>
+      </w:r>
+      <w:proofErr w:type="spellEnd"/>
+      <w:r>
+        <w:rPr>
+          <w:sz w:val="20"/>
+          <w:lang w:val="es-DO"/>
+        </w:rPr>
+        <w:t xml:space="preserve"> de números que podría generar brechas en la secuencia fiscal.</w:t>
       </w:r>
     </w:p>
     <w:p>
@@ -9996,7 +12885,6 @@
           <w:sz w:val="20"/>
           <w:lang w:val="es-DO"/>
         </w:rPr>
-        <w:lastRenderedPageBreak/>
         <w:t>El sistema generará un error de validación indicando que ese número de comprobante ya fue registrado para ese proveedor. Verificar si la factura ya fue ingresada previamente antes de intentar registrarla nuevamente.</w:t>
       </w:r>
     </w:p>
@@ -10111,6 +12999,7 @@
           <w:sz w:val="20"/>
           <w:lang w:val="es-DO"/>
         </w:rPr>
+        <w:lastRenderedPageBreak/>
         <w:t>Indica que la empresa tiene comprobantes e-CF publicados pero el modo "Es emisor e-CF" está actualmente desactivado. Las facturas creadas en este estado deben ser regularizadas ante la DGII siguiendo el procedimiento oficial de contingencia.</w:t>
       </w:r>
     </w:p>
@@ -10175,7 +13064,87 @@
           <w:sz w:val="18"/>
           <w:lang w:val="es-DO"/>
         </w:rPr>
-        <w:t>Versión 1.0  —  Abril 2026  —  Documento N.° LFL-USR-001</w:t>
+        <w:t xml:space="preserve">Versión </w:t>
+      </w:r>
+      <w:proofErr w:type="gramStart"/>
+      <w:r>
+        <w:rPr>
+          <w:i/>
+          <w:color w:val="707070"/>
+          <w:sz w:val="18"/>
+          <w:lang w:val="es-DO"/>
+        </w:rPr>
+        <w:t>1.0  —</w:t>
+      </w:r>
+      <w:proofErr w:type="gramEnd"/>
+      <w:r>
+        <w:rPr>
+          <w:i/>
+          <w:color w:val="707070"/>
+          <w:sz w:val="18"/>
+          <w:lang w:val="es-DO"/>
+        </w:rPr>
+        <w:t xml:space="preserve">  </w:t>
+      </w:r>
+      <w:proofErr w:type="gramStart"/>
+      <w:r>
+        <w:rPr>
+          <w:i/>
+          <w:color w:val="707070"/>
+          <w:sz w:val="18"/>
+          <w:lang w:val="es-DO"/>
+        </w:rPr>
+        <w:t>Abril</w:t>
+      </w:r>
+      <w:proofErr w:type="gramEnd"/>
+      <w:r>
+        <w:rPr>
+          <w:i/>
+          <w:color w:val="707070"/>
+          <w:sz w:val="18"/>
+          <w:lang w:val="es-DO"/>
+        </w:rPr>
+        <w:t xml:space="preserve"> </w:t>
+      </w:r>
+      <w:proofErr w:type="gramStart"/>
+      <w:r>
+        <w:rPr>
+          <w:i/>
+          <w:color w:val="707070"/>
+          <w:sz w:val="18"/>
+          <w:lang w:val="es-DO"/>
+        </w:rPr>
+        <w:t>2026  —</w:t>
+      </w:r>
+      <w:proofErr w:type="gramEnd"/>
+      <w:r>
+        <w:rPr>
+          <w:i/>
+          <w:color w:val="707070"/>
+          <w:sz w:val="18"/>
+          <w:lang w:val="es-DO"/>
+        </w:rPr>
+        <w:t xml:space="preserve">  Documento </w:t>
+      </w:r>
+      <w:proofErr w:type="spellStart"/>
+      <w:r>
+        <w:rPr>
+          <w:i/>
+          <w:color w:val="707070"/>
+          <w:sz w:val="18"/>
+          <w:lang w:val="es-DO"/>
+        </w:rPr>
+        <w:t>N.°</w:t>
+      </w:r>
+      <w:proofErr w:type="spellEnd"/>
+      <w:r>
+        <w:rPr>
+          <w:i/>
+          <w:color w:val="707070"/>
+          <w:sz w:val="18"/>
+          <w:lang w:val="es-DO"/>
+        </w:rPr>
+        <w:t xml:space="preserve"> LFL-USR-001</w:t>
       </w:r>
     </w:p>
     <w:p>
@@ -10796,7 +13765,7 @@
   <w:style w:type="paragraph" w:default="1" w:styleId="Normal">
     <w:name w:val="Normal"/>
     <w:qFormat/>
-    <w:rsid w:val="00B56163"/>
+    <w:rsid w:val="00DF6837"/>
   </w:style>
   <w:style w:type="paragraph" w:styleId="Heading1">
     <w:name w:val="heading 1"/>
@@ -11010,6 +13979,7 @@
   <w:style w:type="character" w:default="1" w:styleId="DefaultParagraphFont">
     <w:name w:val="Default Paragraph Font"/>
     <w:uiPriority w:val="1"/>
+    <w:semiHidden/>
     <w:unhideWhenUsed/>
   </w:style>
   <w:style w:type="table" w:default="1" w:styleId="TableNormal">
